--- a/cv/OKOnditi_CV_2026.docx
+++ b/cv/OKOnditi_CV_2026.docx
@@ -56,7 +56,7 @@
       <w:pPr>
         <w:pStyle w:val="CVLinks"/>
       </w:pPr>
-      <w:hyperlink r:id="rId18">
+      <w:hyperlink r:id="rId20">
         <w:r>
           <w:rPr>
             <w:rStyle w:val="Hyperlink"/>
@@ -70,7 +70,7 @@
         </w:rPr>
         <w:t xml:space="preserve">   ·   </w:t>
       </w:r>
-      <w:hyperlink r:id="rId19">
+      <w:hyperlink r:id="rId21">
         <w:r>
           <w:rPr>
             <w:rStyle w:val="Hyperlink"/>
@@ -84,7 +84,7 @@
         </w:rPr>
         <w:t xml:space="preserve">   ·   </w:t>
       </w:r>
-      <w:hyperlink r:id="rId20">
+      <w:hyperlink r:id="rId22">
         <w:r>
           <w:rPr>
             <w:rStyle w:val="Hyperlink"/>
@@ -106,286 +106,533 @@
         <w:pStyle w:val="CVProfile"/>
       </w:pPr>
       <w:r>
-        <w:t xml:space="preserve">Mammal ecologist and evolutionary biologist integrating ecological and genomic data</w:t>
-      </w:r>
-      <w:r>
-        <w:t xml:space="preserve"> </w:t>
-      </w:r>
-      <w:r>
-        <w:t xml:space="preserve">to investigate evolutionary and biodiversity patterns. My research is centred on</w:t>
-      </w:r>
-      <w:r>
-        <w:t xml:space="preserve"> </w:t>
-      </w:r>
-      <w:r>
-        <w:t xml:space="preserve">African mammals — systematics, phylogeography, and conservation biology — alongside</w:t>
-      </w:r>
-      <w:r>
-        <w:t xml:space="preserve"> </w:t>
-      </w:r>
-      <w:r>
-        <w:t xml:space="preserve">an extensive, long-running collaboration on the mammals of Southeast Asia. I combine</w:t>
-      </w:r>
-      <w:r>
-        <w:t xml:space="preserve"> </w:t>
-      </w:r>
-      <w:r>
-        <w:t xml:space="preserve">field-collected specimen data with phylogenomic and macroecological analysis to</w:t>
-      </w:r>
-      <w:r>
-        <w:t xml:space="preserve"> </w:t>
-      </w:r>
-      <w:r>
-        <w:t xml:space="preserve">resolve species limits, reconstruct diversification histories, and quantify how</w:t>
-      </w:r>
-      <w:r>
-        <w:t xml:space="preserve"> </w:t>
-      </w:r>
-      <w:r>
-        <w:t xml:space="preserve">climatic and anthropogenic pressures shape mammal diversity across elevational and</w:t>
-      </w:r>
-      <w:r>
-        <w:t xml:space="preserve"> </w:t>
-      </w:r>
-      <w:r>
-        <w:t xml:space="preserve">ecoregional gradients.</w:t>
+        <w:t xml:space="preserve">Research focuses on the systematics, phylogeography and conservation biology of</w:t>
+      </w:r>
+      <w:r>
+        <w:t xml:space="preserve"> </w:t>
+      </w:r>
+      <w:r>
+        <w:t xml:space="preserve">African mammals, with collaborative studies of mammals in China and Southeast Asia. Methods</w:t>
+      </w:r>
+      <w:r>
+        <w:t xml:space="preserve"> </w:t>
+      </w:r>
+      <w:r>
+        <w:t xml:space="preserve">combine field-collected specimens with phylogenomic and morphometric analysis of species</w:t>
+      </w:r>
+      <w:r>
+        <w:t xml:space="preserve"> </w:t>
+      </w:r>
+      <w:r>
+        <w:t xml:space="preserve">limits and diversification history, and macroecological analysis of how mammal</w:t>
+      </w:r>
+      <w:r>
+        <w:t xml:space="preserve"> </w:t>
+      </w:r>
+      <w:r>
+        <w:t xml:space="preserve">diversity varies with elevation, ecoregion, climate and human pressure. Fieldwork is</w:t>
+      </w:r>
+      <w:r>
+        <w:t xml:space="preserve"> </w:t>
+      </w:r>
+      <w:r>
+        <w:t xml:space="preserve">concentrated in Kenya, in joint surveys of the National Museums of Kenya and the</w:t>
+      </w:r>
+      <w:r>
+        <w:t xml:space="preserve"> </w:t>
+      </w:r>
+      <w:r>
+        <w:t xml:space="preserve">Kunming Institute of Zoology (2015–2019).</w:t>
+      </w:r>
+    </w:p>
+    <w:tbl>
+      <w:tblPr>
+        <w:tblW w:w="9744" w:type="dxa"/>
+        <w:tblBorders>
+          <w:top w:val="single" w:sz="4" w:space="0" w:color="D2C49C"/>
+          <w:bottom w:val="single" w:sz="4" w:space="0" w:color="D2C49C"/>
+        </w:tblBorders>
+        <w:shd w:val="clear" w:color="auto" w:fill="F8F4E8"/>
+        <w:tblLayout w:type="fixed"/>
+        <w:tblCellMar>
+          <w:left w:w="40" w:type="dxa"/>
+          <w:right w:w="40" w:type="dxa"/>
+        </w:tblCellMar>
+      </w:tblPr>
+      <w:tblGrid>
+        <w:gridCol w:w="1624"/>
+        <w:gridCol w:w="1624"/>
+        <w:gridCol w:w="1624"/>
+        <w:gridCol w:w="1624"/>
+        <w:gridCol w:w="1624"/>
+        <w:gridCol w:w="1624"/>
+      </w:tblGrid>
+      <w:tr>
+        <w:trPr>
+          <w:cantSplit/>
+        </w:trPr>
+        <w:tc>
+          <w:tcPr>
+            <w:tcW w:w="1624" w:type="dxa"/>
+            <w:tcBorders/>
+            <w:vAlign w:val="center"/>
+          </w:tcPr>
+          <w:p>
+            <w:pPr>
+              <w:keepNext/>
+              <w:spacing w:before="60" w:after="0"/>
+              <w:jc w:val="center"/>
+            </w:pPr>
+            <w:r>
+              <w:rPr>
+                <w:rFonts w:ascii="Cambria" w:hAnsi="Cambria" w:cs="Cambria"/>
+                <w:b/>
+                <w:color w:val="8A6520"/>
+                <w:sz w:val="34"/>
+              </w:rPr>
+              <w:t xml:space="preserve">39</w:t>
+            </w:r>
+          </w:p>
+          <w:p>
+            <w:pPr>
+              <w:keepNext/>
+              <w:spacing w:before="0" w:after="60"/>
+              <w:jc w:val="center"/>
+            </w:pPr>
+            <w:r>
+              <w:rPr>
+                <w:rFonts w:ascii="Calibri" w:hAnsi="Calibri" w:cs="Calibri"/>
+                <w:caps/>
+                <w:color w:val="4F493E"/>
+                <w:spacing w:val="6"/>
+                <w:sz w:val="15"/>
+              </w:rPr>
+              <w:t xml:space="preserve">Peer-reviewed articles</w:t>
+            </w:r>
+          </w:p>
+        </w:tc>
+        <w:tc>
+          <w:tcPr>
+            <w:tcW w:w="1624" w:type="dxa"/>
+            <w:tcBorders>
+              <w:left w:val="single" w:sz="4" w:space="0" w:color="D2C49C"/>
+            </w:tcBorders>
+            <w:vAlign w:val="center"/>
+          </w:tcPr>
+          <w:p>
+            <w:pPr>
+              <w:keepNext/>
+              <w:spacing w:before="60" w:after="0"/>
+              <w:jc w:val="center"/>
+            </w:pPr>
+            <w:r>
+              <w:rPr>
+                <w:rFonts w:ascii="Cambria" w:hAnsi="Cambria" w:cs="Cambria"/>
+                <w:b/>
+                <w:color w:val="8A6520"/>
+                <w:sz w:val="34"/>
+              </w:rPr>
+              <w:t xml:space="preserve">8</w:t>
+            </w:r>
+          </w:p>
+          <w:p>
+            <w:pPr>
+              <w:keepNext/>
+              <w:spacing w:before="0" w:after="60"/>
+              <w:jc w:val="center"/>
+            </w:pPr>
+            <w:r>
+              <w:rPr>
+                <w:rFonts w:ascii="Calibri" w:hAnsi="Calibri" w:cs="Calibri"/>
+                <w:caps/>
+                <w:color w:val="4F493E"/>
+                <w:spacing w:val="6"/>
+                <w:sz w:val="15"/>
+              </w:rPr>
+              <w:t xml:space="preserve">First-author articles</w:t>
+            </w:r>
+          </w:p>
+        </w:tc>
+        <w:tc>
+          <w:tcPr>
+            <w:tcW w:w="1624" w:type="dxa"/>
+            <w:tcBorders>
+              <w:left w:val="single" w:sz="4" w:space="0" w:color="D2C49C"/>
+            </w:tcBorders>
+            <w:vAlign w:val="center"/>
+          </w:tcPr>
+          <w:p>
+            <w:pPr>
+              <w:keepNext/>
+              <w:spacing w:before="60" w:after="0"/>
+              <w:jc w:val="center"/>
+            </w:pPr>
+            <w:r>
+              <w:rPr>
+                <w:rFonts w:ascii="Cambria" w:hAnsi="Cambria" w:cs="Cambria"/>
+                <w:b/>
+                <w:color w:val="8A6520"/>
+                <w:sz w:val="34"/>
+              </w:rPr>
+              <w:t xml:space="preserve">403</w:t>
+            </w:r>
+          </w:p>
+          <w:p>
+            <w:pPr>
+              <w:keepNext/>
+              <w:spacing w:before="0" w:after="60"/>
+              <w:jc w:val="center"/>
+            </w:pPr>
+            <w:r>
+              <w:rPr>
+                <w:rFonts w:ascii="Calibri" w:hAnsi="Calibri" w:cs="Calibri"/>
+                <w:caps/>
+                <w:color w:val="4F493E"/>
+                <w:spacing w:val="6"/>
+                <w:sz w:val="15"/>
+              </w:rPr>
+              <w:t xml:space="preserve">Citations</w:t>
+            </w:r>
+          </w:p>
+        </w:tc>
+        <w:tc>
+          <w:tcPr>
+            <w:tcW w:w="1624" w:type="dxa"/>
+            <w:tcBorders>
+              <w:left w:val="single" w:sz="4" w:space="0" w:color="D2C49C"/>
+            </w:tcBorders>
+            <w:vAlign w:val="center"/>
+          </w:tcPr>
+          <w:p>
+            <w:pPr>
+              <w:keepNext/>
+              <w:spacing w:before="60" w:after="0"/>
+              <w:jc w:val="center"/>
+            </w:pPr>
+            <w:r>
+              <w:rPr>
+                <w:rFonts w:ascii="Cambria" w:hAnsi="Cambria" w:cs="Cambria"/>
+                <w:b/>
+                <w:color w:val="8A6520"/>
+                <w:sz w:val="34"/>
+              </w:rPr>
+              <w:t xml:space="preserve">12</w:t>
+            </w:r>
+          </w:p>
+          <w:p>
+            <w:pPr>
+              <w:keepNext/>
+              <w:spacing w:before="0" w:after="60"/>
+              <w:jc w:val="center"/>
+            </w:pPr>
+            <w:r>
+              <w:rPr>
+                <w:rFonts w:ascii="Calibri" w:hAnsi="Calibri" w:cs="Calibri"/>
+                <w:caps/>
+                <w:color w:val="4F493E"/>
+                <w:spacing w:val="6"/>
+                <w:sz w:val="15"/>
+              </w:rPr>
+              <w:t xml:space="preserve">h-index</w:t>
+            </w:r>
+          </w:p>
+        </w:tc>
+        <w:tc>
+          <w:tcPr>
+            <w:tcW w:w="1624" w:type="dxa"/>
+            <w:tcBorders>
+              <w:left w:val="single" w:sz="4" w:space="0" w:color="D2C49C"/>
+            </w:tcBorders>
+            <w:vAlign w:val="center"/>
+          </w:tcPr>
+          <w:p>
+            <w:pPr>
+              <w:keepNext/>
+              <w:spacing w:before="60" w:after="0"/>
+              <w:jc w:val="center"/>
+            </w:pPr>
+            <w:r>
+              <w:rPr>
+                <w:rFonts w:ascii="Cambria" w:hAnsi="Cambria" w:cs="Cambria"/>
+                <w:b/>
+                <w:color w:val="8A6520"/>
+                <w:sz w:val="34"/>
+              </w:rPr>
+              <w:t xml:space="preserve">13</w:t>
+            </w:r>
+          </w:p>
+          <w:p>
+            <w:pPr>
+              <w:keepNext/>
+              <w:spacing w:before="0" w:after="60"/>
+              <w:jc w:val="center"/>
+            </w:pPr>
+            <w:r>
+              <w:rPr>
+                <w:rFonts w:ascii="Calibri" w:hAnsi="Calibri" w:cs="Calibri"/>
+                <w:caps/>
+                <w:color w:val="4F493E"/>
+                <w:spacing w:val="6"/>
+                <w:sz w:val="15"/>
+              </w:rPr>
+              <w:t xml:space="preserve">i10-index</w:t>
+            </w:r>
+          </w:p>
+        </w:tc>
+        <w:tc>
+          <w:tcPr>
+            <w:tcW w:w="1624" w:type="dxa"/>
+            <w:tcBorders>
+              <w:left w:val="single" w:sz="4" w:space="0" w:color="D2C49C"/>
+            </w:tcBorders>
+            <w:vAlign w:val="center"/>
+          </w:tcPr>
+          <w:p>
+            <w:pPr>
+              <w:keepNext/>
+              <w:spacing w:before="60" w:after="0"/>
+              <w:jc w:val="center"/>
+            </w:pPr>
+            <w:r>
+              <w:rPr>
+                <w:rFonts w:ascii="Cambria" w:hAnsi="Cambria" w:cs="Cambria"/>
+                <w:b/>
+                <w:color w:val="8A6520"/>
+                <w:sz w:val="34"/>
+              </w:rPr>
+              <w:t xml:space="preserve">76</w:t>
+            </w:r>
+          </w:p>
+          <w:p>
+            <w:pPr>
+              <w:keepNext/>
+              <w:spacing w:before="0" w:after="60"/>
+              <w:jc w:val="center"/>
+            </w:pPr>
+            <w:r>
+              <w:rPr>
+                <w:rFonts w:ascii="Calibri" w:hAnsi="Calibri" w:cs="Calibri"/>
+                <w:caps/>
+                <w:color w:val="4F493E"/>
+                <w:spacing w:val="6"/>
+                <w:sz w:val="15"/>
+              </w:rPr>
+              <w:t xml:space="preserve">Peer-review records</w:t>
+            </w:r>
+          </w:p>
+        </w:tc>
+      </w:tr>
+    </w:tbl>
+    <w:p>
+      <w:pPr>
+        <w:pStyle w:val="CVNote"/>
+      </w:pPr>
+      <w:r>
+        <w:t xml:space="preserve">Citation figures: Google Scholar, 4 October 2026. Review records: ORCID, 4 October 2026. Articles: publication list below (1 in press).</w:t>
       </w:r>
     </w:p>
     <w:p>
       <w:pPr>
-        <w:pStyle w:val="CVMetrics"/>
-      </w:pPr>
-      <w:r>
-        <w:rPr>
-          <w:rStyle w:val="CVBig"/>
-        </w:rPr>
-        <w:t xml:space="preserve">38 </w:t>
-      </w:r>
-      <w:r>
-        <w:t xml:space="preserve">Peer-reviewed articles</w:t>
-      </w:r>
-      <w:r>
-        <w:rPr>
-          <w:rStyle w:val="CVSep"/>
-        </w:rPr>
-        <w:t xml:space="preserve">   ·   </w:t>
-      </w:r>
-      <w:r>
-        <w:rPr>
-          <w:rStyle w:val="CVBig"/>
-        </w:rPr>
-        <w:t xml:space="preserve">8 </w:t>
-      </w:r>
-      <w:r>
-        <w:t xml:space="preserve">First-author</w:t>
-      </w:r>
-      <w:r>
-        <w:rPr>
-          <w:rStyle w:val="CVSep"/>
-        </w:rPr>
-        <w:t xml:space="preserve">   ·   </w:t>
-      </w:r>
-      <w:r>
-        <w:rPr>
-          <w:rStyle w:val="CVBig"/>
-        </w:rPr>
-        <w:t xml:space="preserve">2 </w:t>
-      </w:r>
-      <w:r>
-        <w:t xml:space="preserve">Preprints</w:t>
-      </w:r>
-      <w:r>
-        <w:rPr>
-          <w:rStyle w:val="CVSep"/>
-        </w:rPr>
-        <w:t xml:space="preserve">   ·   </w:t>
-      </w:r>
-      <w:r>
-        <w:rPr>
-          <w:rStyle w:val="CVBig"/>
-        </w:rPr>
-        <w:t xml:space="preserve">388 </w:t>
-      </w:r>
-      <w:r>
-        <w:t xml:space="preserve">Citations</w:t>
-      </w:r>
-      <w:r>
-        <w:rPr>
-          <w:rStyle w:val="CVSep"/>
-        </w:rPr>
-        <w:t xml:space="preserve">   ·   </w:t>
-      </w:r>
-      <w:r>
-        <w:rPr>
-          <w:rStyle w:val="CVBig"/>
-        </w:rPr>
-        <w:t xml:space="preserve">12 </w:t>
-      </w:r>
-      <w:r>
-        <w:t xml:space="preserve">h-index</w:t>
-      </w:r>
-      <w:r>
-        <w:rPr>
-          <w:rStyle w:val="CVSep"/>
-        </w:rPr>
-        <w:t xml:space="preserve">   ·   </w:t>
-      </w:r>
-      <w:r>
-        <w:rPr>
-          <w:rStyle w:val="CVBig"/>
-        </w:rPr>
-        <w:t xml:space="preserve">12 </w:t>
-      </w:r>
-      <w:r>
-        <w:t xml:space="preserve">i10-index</w:t>
-      </w:r>
-      <w:r>
-        <w:rPr>
-          <w:rStyle w:val="CVSep"/>
-        </w:rPr>
-        <w:t xml:space="preserve">   ·   </w:t>
-      </w:r>
-      <w:r>
-        <w:rPr>
-          <w:rStyle w:val="CVBig"/>
-        </w:rPr>
-        <w:t xml:space="preserve">74 </w:t>
-      </w:r>
-      <w:r>
-        <w:t xml:space="preserve">Manuscripts reviewed</w:t>
+        <w:pStyle w:val="CVSection"/>
+      </w:pPr>
+      <w:r>
+        <w:t xml:space="preserve">Professional Appointments</w:t>
       </w:r>
     </w:p>
     <w:p>
       <w:pPr>
-        <w:pStyle w:val="CVNote"/>
-      </w:pPr>
-      <w:r>
-        <w:t xml:space="preserve">Citation metrics from Google Scholar, September 2026; peer-review record from ORCID, September 2026. Publication list below is complete and verified against Crossref and the journal of record.</w:t>
+        <w:pStyle w:val="CVEntry"/>
+      </w:pPr>
+      <w:r>
+        <w:rPr>
+          <w:rStyle w:val="CVDate"/>
+        </w:rPr>
+        <w:t xml:space="preserve">Jul 2022 – Present</w:t>
+      </w:r>
+      <w:r>
+        <w:tab/>
+      </w:r>
+      <w:r>
+        <w:t xml:space="preserve">Special Research Assistant</w:t>
       </w:r>
     </w:p>
     <w:p>
       <w:pPr>
-        <w:pStyle w:val="CVSection"/>
-      </w:pPr>
-      <w:r>
-        <w:t xml:space="preserve">Education</w:t>
+        <w:pStyle w:val="CVMeta"/>
+      </w:pPr>
+      <w:r>
+        <w:t xml:space="preserve">Kunming Institute of Zoology, Chinese Academy of Sciences · Kunming, China</w:t>
       </w:r>
     </w:p>
     <w:p>
       <w:pPr>
-        <w:pStyle w:val="CVEntry"/>
-      </w:pPr>
-      <w:r>
-        <w:rPr>
-          <w:rStyle w:val="CVDate"/>
-        </w:rPr>
-        <w:t xml:space="preserve">2018 – 2022</w:t>
+        <w:pStyle w:val="CVBullet"/>
+      </w:pPr>
+      <w:r>
+        <w:t xml:space="preserve">▪</w:t>
       </w:r>
       <w:r>
         <w:tab/>
       </w:r>
       <w:r>
-        <w:t xml:space="preserve">PhD in Zoology</w:t>
+        <w:t xml:space="preserve">Conduct research on the systematics, phylogeography and conservation biology of</w:t>
+      </w:r>
+      <w:r>
+        <w:t xml:space="preserve"> </w:t>
+      </w:r>
+      <w:r>
+        <w:t xml:space="preserve">African mammals, and collaborate on studies of Chinese and Southeast Asian taxa.</w:t>
       </w:r>
     </w:p>
     <w:p>
       <w:pPr>
-        <w:pStyle w:val="CVMeta"/>
-      </w:pPr>
-      <w:r>
-        <w:t xml:space="preserve">University of Chinese Academy of Sciences · Beijing, China</w:t>
+        <w:pStyle w:val="CVBullet"/>
+      </w:pPr>
+      <w:r>
+        <w:t xml:space="preserve">▪</w:t>
+      </w:r>
+      <w:r>
+        <w:tab/>
+      </w:r>
+      <w:r>
+        <w:t xml:space="preserve">Analyse genomic and ecological data on species richness, phylogenetic and functional</w:t>
+      </w:r>
+      <w:r>
+        <w:t xml:space="preserve"> </w:t>
+      </w:r>
+      <w:r>
+        <w:t xml:space="preserve">diversity and their associations with climatic and anthropogenic variables; study</w:t>
+      </w:r>
+      <w:r>
+        <w:t xml:space="preserve"> </w:t>
+      </w:r>
+      <w:r>
+        <w:t xml:space="preserve">evolutionary history, taxonomy and morphological variation along elevational and</w:t>
+      </w:r>
+      <w:r>
+        <w:t xml:space="preserve"> </w:t>
+      </w:r>
+      <w:r>
+        <w:t xml:space="preserve">ecoregional gradients.</w:t>
       </w:r>
     </w:p>
     <w:p>
       <w:pPr>
-        <w:pStyle w:val="CVBody"/>
-      </w:pPr>
-      <w:r>
-        <w:t xml:space="preserve">Research conducted at the Kunming Institute of Zoology, CAS, Kunming. Dissertation</w:t>
-      </w:r>
-      <w:r>
-        <w:t xml:space="preserve"> </w:t>
-      </w:r>
-      <w:r>
-        <w:t xml:space="preserve">on the systematics, phylogeography, and macroecology of African small mammals.</w:t>
-      </w:r>
-      <w:r>
-        <w:t xml:space="preserve"> </w:t>
-      </w:r>
-      <w:r>
-        <w:t xml:space="preserve">Advisor: Prof. Jiang Xuelong.</w:t>
+        <w:pStyle w:val="CVBullet"/>
+      </w:pPr>
+      <w:r>
+        <w:t xml:space="preserve">▪</w:t>
+      </w:r>
+      <w:r>
+        <w:tab/>
+      </w:r>
+      <w:r>
+        <w:t xml:space="preserve">Served as principal investigator on NSFC grant 32350410430 (2024).</w:t>
       </w:r>
     </w:p>
     <w:p>
       <w:pPr>
-        <w:pStyle w:val="CVEntry"/>
-      </w:pPr>
-      <w:r>
-        <w:rPr>
-          <w:rStyle w:val="CVDate"/>
-        </w:rPr>
-        <w:t xml:space="preserve">2015 – 2018</w:t>
+        <w:pStyle w:val="CVBullet"/>
+      </w:pPr>
+      <w:r>
+        <w:t xml:space="preserve">▪</w:t>
       </w:r>
       <w:r>
         <w:tab/>
       </w:r>
       <w:r>
-        <w:t xml:space="preserve">Master of Natural Sciences</w:t>
+        <w:t xml:space="preserve">Supervise graduate students in research design, data analysis and manuscript</w:t>
+      </w:r>
+      <w:r>
+        <w:t xml:space="preserve"> </w:t>
+      </w:r>
+      <w:r>
+        <w:t xml:space="preserve">preparation.</w:t>
       </w:r>
     </w:p>
     <w:p>
       <w:pPr>
-        <w:pStyle w:val="CVMeta"/>
-      </w:pPr>
-      <w:r>
-        <w:t xml:space="preserve">University of Chinese Academy of Sciences · Beijing, China</w:t>
+        <w:pStyle w:val="CVEntry"/>
+      </w:pPr>
+      <w:r>
+        <w:rPr>
+          <w:rStyle w:val="CVDate"/>
+        </w:rPr>
+        <w:t xml:space="preserve">Aug 2013 – Apr 2015</w:t>
+      </w:r>
+      <w:r>
+        <w:tab/>
+      </w:r>
+      <w:r>
+        <w:t xml:space="preserve">Research Assistant</w:t>
       </w:r>
     </w:p>
     <w:p>
       <w:pPr>
-        <w:pStyle w:val="CVBody"/>
-      </w:pPr>
-      <w:r>
-        <w:t xml:space="preserve">Research conducted at the Kunming Institute of Zoology, CAS, Kunming.</w:t>
-      </w:r>
-      <w:r>
-        <w:t xml:space="preserve"> </w:t>
-      </w:r>
-      <w:r>
-        <w:t xml:space="preserve">Advisor: Prof. Jiang Xuelong.</w:t>
+        <w:pStyle w:val="CVMeta"/>
+      </w:pPr>
+      <w:r>
+        <w:t xml:space="preserve">National Museums of Kenya · Nairobi, Kenya</w:t>
       </w:r>
     </w:p>
     <w:p>
       <w:pPr>
-        <w:pStyle w:val="CVEntry"/>
-      </w:pPr>
-      <w:r>
-        <w:rPr>
-          <w:rStyle w:val="CVDate"/>
-        </w:rPr>
-        <w:t xml:space="preserve">2009 – 2013</w:t>
+        <w:pStyle w:val="CVBullet"/>
+      </w:pPr>
+      <w:r>
+        <w:t xml:space="preserve">▪</w:t>
       </w:r>
       <w:r>
         <w:tab/>
       </w:r>
       <w:r>
-        <w:t xml:space="preserve">BSc in Environmental Studies</w:t>
+        <w:t xml:space="preserve">Conducted field research on small mammals and their habitats, including habitat</w:t>
+      </w:r>
+      <w:r>
+        <w:t xml:space="preserve"> </w:t>
+      </w:r>
+      <w:r>
+        <w:t xml:space="preserve">suitability analysis, survey-site selection and trapping design.</w:t>
       </w:r>
     </w:p>
     <w:p>
       <w:pPr>
-        <w:pStyle w:val="CVMeta"/>
-      </w:pPr>
-      <w:r>
-        <w:t xml:space="preserve">Kenyatta University · Nairobi, Kenya</w:t>
+        <w:pStyle w:val="CVBullet"/>
+      </w:pPr>
+      <w:r>
+        <w:t xml:space="preserve">▪</w:t>
+      </w:r>
+      <w:r>
+        <w:tab/>
+      </w:r>
+      <w:r>
+        <w:t xml:space="preserve">Handled specimens in the field and laboratory and identified taxa from morphological</w:t>
+      </w:r>
+      <w:r>
+        <w:t xml:space="preserve"> </w:t>
+      </w:r>
+      <w:r>
+        <w:t xml:space="preserve">and ecological characters.</w:t>
       </w:r>
     </w:p>
     <w:p>
       <w:pPr>
-        <w:pStyle w:val="CVSection"/>
-      </w:pPr>
-      <w:r>
-        <w:t xml:space="preserve">Professional Appointments</w:t>
+        <w:pStyle w:val="CVBullet"/>
+      </w:pPr>
+      <w:r>
+        <w:t xml:space="preserve">▪</w:t>
+      </w:r>
+      <w:r>
+        <w:tab/>
+      </w:r>
+      <w:r>
+        <w:t xml:space="preserve">Contributed to monitoring protocols for mammals and habitats in Kenya; managed data</w:t>
+      </w:r>
+      <w:r>
+        <w:t xml:space="preserve"> </w:t>
+      </w:r>
+      <w:r>
+        <w:t xml:space="preserve">digitisation and the reporting of project activities.</w:t>
       </w:r>
     </w:p>
     <w:p>
@@ -396,13 +643,13 @@
         <w:rPr>
           <w:rStyle w:val="CVDate"/>
         </w:rPr>
-        <w:t xml:space="preserve">Jul 2022 – Present</w:t>
+        <w:t xml:space="preserve">Apr – Aug 2012</w:t>
       </w:r>
       <w:r>
         <w:tab/>
       </w:r>
       <w:r>
-        <w:t xml:space="preserve">Special Research Assistant</w:t>
+        <w:t xml:space="preserve">Undergraduate Industrial Attachment</w:t>
       </w:r>
     </w:p>
     <w:p>
@@ -410,170 +657,107 @@
         <w:pStyle w:val="CVMeta"/>
       </w:pPr>
       <w:r>
-        <w:t xml:space="preserve">Kunming Institute of Zoology, Chinese Academy of Sciences · Kunming, China</w:t>
+        <w:t xml:space="preserve">Nairobi City Water and Sewerage Company · Nairobi, Kenya</w:t>
       </w:r>
     </w:p>
     <w:p>
       <w:pPr>
-        <w:pStyle w:val="CVBullet"/>
-      </w:pPr>
-      <w:r>
-        <w:t xml:space="preserve">▪</w:t>
-      </w:r>
-      <w:r>
-        <w:tab/>
-      </w:r>
-      <w:r>
-        <w:t xml:space="preserve">Lead integrative research on the systematics, phylogeography, and conservation</w:t>
-      </w:r>
-      <w:r>
-        <w:t xml:space="preserve"> </w:t>
-      </w:r>
-      <w:r>
-        <w:t xml:space="preserve">biology of African mammals, with sustained collaboration on Chinese and Southeast</w:t>
-      </w:r>
-      <w:r>
-        <w:t xml:space="preserve"> </w:t>
-      </w:r>
-      <w:r>
-        <w:t xml:space="preserve">Asian taxa.</w:t>
+        <w:pStyle w:val="CVBody"/>
+      </w:pPr>
+      <w:r>
+        <w:t xml:space="preserve">Environmental monitoring and compliance, wastewater quality assessment, and review of</w:t>
+      </w:r>
+      <w:r>
+        <w:t xml:space="preserve"> </w:t>
+      </w:r>
+      <w:r>
+        <w:t xml:space="preserve">Environmental Impact Assessment and Occupational Safety and Health Audit reports.</w:t>
       </w:r>
     </w:p>
     <w:p>
       <w:pPr>
-        <w:pStyle w:val="CVBullet"/>
-      </w:pPr>
-      <w:r>
-        <w:t xml:space="preserve">▪</w:t>
-      </w:r>
-      <w:r>
-        <w:tab/>
-      </w:r>
-      <w:r>
-        <w:t xml:space="preserve">Apply genomic and ecological data to species richness, phylogenetic and functional</w:t>
-      </w:r>
-      <w:r>
-        <w:t xml:space="preserve"> </w:t>
-      </w:r>
-      <w:r>
-        <w:t xml:space="preserve">diversity, and the influence of climatic and anthropogenic drivers; examine</w:t>
-      </w:r>
-      <w:r>
-        <w:t xml:space="preserve"> </w:t>
-      </w:r>
-      <w:r>
-        <w:t xml:space="preserve">evolutionary history, taxonomy, and morphological variation across elevational and</w:t>
-      </w:r>
-      <w:r>
-        <w:t xml:space="preserve"> </w:t>
-      </w:r>
-      <w:r>
-        <w:t xml:space="preserve">ecoregional gradients.</w:t>
+        <w:pStyle w:val="CVSection"/>
+      </w:pPr>
+      <w:r>
+        <w:t xml:space="preserve">Education</w:t>
       </w:r>
     </w:p>
     <w:p>
       <w:pPr>
-        <w:pStyle w:val="CVBullet"/>
-      </w:pPr>
-      <w:r>
-        <w:t xml:space="preserve">▪</w:t>
+        <w:pStyle w:val="CVEntry"/>
+      </w:pPr>
+      <w:r>
+        <w:rPr>
+          <w:rStyle w:val="CVDate"/>
+        </w:rPr>
+        <w:t xml:space="preserve">2018 – 2022</w:t>
       </w:r>
       <w:r>
         <w:tab/>
       </w:r>
       <w:r>
-        <w:t xml:space="preserve">Principal investigator on an NSFC research grant; supervise graduate students in</w:t>
-      </w:r>
-      <w:r>
-        <w:t xml:space="preserve"> </w:t>
-      </w:r>
-      <w:r>
-        <w:t xml:space="preserve">research design, data analysis, and manuscript preparation.</w:t>
+        <w:t xml:space="preserve">PhD in Zoology</w:t>
       </w:r>
     </w:p>
     <w:p>
       <w:pPr>
-        <w:pStyle w:val="CVEntry"/>
-      </w:pPr>
-      <w:r>
-        <w:rPr>
-          <w:rStyle w:val="CVDate"/>
-        </w:rPr>
-        <w:t xml:space="preserve">Aug 2013 – Apr 2015</w:t>
-      </w:r>
-      <w:r>
-        <w:tab/>
-      </w:r>
-      <w:r>
-        <w:t xml:space="preserve">Research Assistant</w:t>
+        <w:pStyle w:val="CVMeta"/>
+      </w:pPr>
+      <w:r>
+        <w:t xml:space="preserve">University of Chinese Academy of Sciences · Beijing, China</w:t>
       </w:r>
     </w:p>
     <w:p>
       <w:pPr>
-        <w:pStyle w:val="CVMeta"/>
-      </w:pPr>
-      <w:r>
-        <w:t xml:space="preserve">National Museums of Kenya · Nairobi, Kenya</w:t>
+        <w:pStyle w:val="CVBody"/>
+      </w:pPr>
+      <w:r>
+        <w:t xml:space="preserve">Research at the Kunming Institute of Zoology, CAS, Kunming. Dissertation on the</w:t>
+      </w:r>
+      <w:r>
+        <w:t xml:space="preserve"> </w:t>
+      </w:r>
+      <w:r>
+        <w:t xml:space="preserve">systematics, phylogeography and macroecology of African small mammals. Advisor:</w:t>
+      </w:r>
+      <w:r>
+        <w:t xml:space="preserve"> </w:t>
+      </w:r>
+      <w:r>
+        <w:t xml:space="preserve">Prof. Jiang Xuelong.</w:t>
       </w:r>
     </w:p>
     <w:p>
       <w:pPr>
-        <w:pStyle w:val="CVBullet"/>
-      </w:pPr>
-      <w:r>
-        <w:t xml:space="preserve">▪</w:t>
+        <w:pStyle w:val="CVEntry"/>
+      </w:pPr>
+      <w:r>
+        <w:rPr>
+          <w:rStyle w:val="CVDate"/>
+        </w:rPr>
+        <w:t xml:space="preserve">2015 – 2018</w:t>
       </w:r>
       <w:r>
         <w:tab/>
       </w:r>
       <w:r>
-        <w:t xml:space="preserve">Field research on small mammals and their habitats: habitat suitability analysis,</w:t>
-      </w:r>
-      <w:r>
-        <w:t xml:space="preserve"> </w:t>
-      </w:r>
-      <w:r>
-        <w:t xml:space="preserve">strategic site selection, and trapping design.</w:t>
+        <w:t xml:space="preserve">Master of Natural Sciences</w:t>
       </w:r>
     </w:p>
     <w:p>
       <w:pPr>
-        <w:pStyle w:val="CVBullet"/>
-      </w:pPr>
-      <w:r>
-        <w:t xml:space="preserve">▪</w:t>
-      </w:r>
-      <w:r>
-        <w:tab/>
-      </w:r>
-      <w:r>
-        <w:t xml:space="preserve">Specimen handling in the field and laboratory, with taxonomic identification from</w:t>
-      </w:r>
-      <w:r>
-        <w:t xml:space="preserve"> </w:t>
-      </w:r>
-      <w:r>
-        <w:t xml:space="preserve">morphological and ecological characters.</w:t>
+        <w:pStyle w:val="CVMeta"/>
+      </w:pPr>
+      <w:r>
+        <w:t xml:space="preserve">University of Chinese Academy of Sciences · Beijing, China</w:t>
       </w:r>
     </w:p>
     <w:p>
       <w:pPr>
-        <w:pStyle w:val="CVBullet"/>
-      </w:pPr>
-      <w:r>
-        <w:t xml:space="preserve">▪</w:t>
-      </w:r>
-      <w:r>
-        <w:tab/>
-      </w:r>
-      <w:r>
-        <w:t xml:space="preserve">Contributed to monitoring protocols for mammals and habitats in Kenya; managed data</w:t>
-      </w:r>
-      <w:r>
-        <w:t xml:space="preserve"> </w:t>
-      </w:r>
-      <w:r>
-        <w:t xml:space="preserve">digitisation and activity reporting.</w:t>
+        <w:pStyle w:val="CVBody"/>
+      </w:pPr>
+      <w:r>
+        <w:t xml:space="preserve">Research at the Kunming Institute of Zoology, CAS, Kunming. Advisor: Prof. Jiang Xuelong.</w:t>
       </w:r>
     </w:p>
     <w:p>
@@ -584,75 +768,326 @@
         <w:rPr>
           <w:rStyle w:val="CVDate"/>
         </w:rPr>
-        <w:t xml:space="preserve">Apr – Aug 2012</w:t>
+        <w:t xml:space="preserve">2009 – 2013</w:t>
       </w:r>
       <w:r>
         <w:tab/>
       </w:r>
       <w:r>
-        <w:t xml:space="preserve">Undergraduate Industrial Attachment</w:t>
+        <w:t xml:space="preserve">BSc in Environmental Studies</w:t>
       </w:r>
     </w:p>
     <w:p>
       <w:pPr>
-        <w:pStyle w:val="CVMeta"/>
-      </w:pPr>
-      <w:r>
-        <w:t xml:space="preserve">Nairobi City Water and Sewerage Company · Nairobi, Kenya</w:t>
+        <w:pStyle w:val="CVMetaEnd"/>
+      </w:pPr>
+      <w:r>
+        <w:t xml:space="preserve">Kenyatta University · Nairobi, Kenya</w:t>
       </w:r>
     </w:p>
     <w:p>
       <w:pPr>
-        <w:pStyle w:val="CVBullet"/>
-      </w:pPr>
-      <w:r>
-        <w:t xml:space="preserve">▪</w:t>
-      </w:r>
-      <w:r>
-        <w:tab/>
-      </w:r>
-      <w:r>
-        <w:t xml:space="preserve">Environmental monitoring and compliance, wastewater quality assessment, review of</w:t>
-      </w:r>
-      <w:r>
-        <w:t xml:space="preserve"> </w:t>
-      </w:r>
-      <w:r>
-        <w:t xml:space="preserve">Environmental Impact Assessment and Occupational Safety and Health Audit reports.</w:t>
+        <w:pStyle w:val="CVSection"/>
+      </w:pPr>
+      <w:r>
+        <w:t xml:space="preserve">Funding, Fellowships &amp; Awards</w:t>
       </w:r>
     </w:p>
     <w:p>
       <w:pPr>
-        <w:pStyle w:val="CVSection"/>
-      </w:pPr>
-      <w:r>
-        <w:t xml:space="preserve">Publications</w:t>
+        <w:pStyle w:val="CVSubhead"/>
+      </w:pPr>
+      <w:r>
+        <w:t xml:space="preserve">Research funding</w:t>
       </w:r>
     </w:p>
     <w:p>
       <w:pPr>
-        <w:pStyle w:val="CVPubNote"/>
-      </w:pPr>
-      <w:r>
-        <w:t xml:space="preserve">Name in bold. Reverse chronological; numbered from earliest. All entries verified against Crossref and the journal of record.</w:t>
+        <w:pStyle w:val="CVEntry"/>
+      </w:pPr>
+      <w:r>
+        <w:rPr>
+          <w:rStyle w:val="CVDate"/>
+        </w:rPr>
+        <w:t xml:space="preserve">Jan – Dec 2024</w:t>
+      </w:r>
+      <w:r>
+        <w:tab/>
+      </w:r>
+      <w:r>
+        <w:t xml:space="preserve">National Natural Science Foundation of China (NSFC)</w:t>
       </w:r>
     </w:p>
     <w:p>
       <w:pPr>
-        <w:pStyle w:val="CVSubhead"/>
-      </w:pPr>
-      <w:r>
-        <w:t xml:space="preserve">Peer-reviewed journal articles (38)</w:t>
+        <w:pStyle w:val="CVMeta"/>
+      </w:pPr>
+      <w:r>
+        <w:t xml:space="preserve">Grant No. 32350410430 · ¥240,000 (approx. US$33,300) · Principal Investigator</w:t>
       </w:r>
     </w:p>
     <w:p>
       <w:pPr>
+        <w:pStyle w:val="CVBody"/>
+      </w:pPr>
+      <w:r>
+        <w:t xml:space="preserve">Genomic analysis of the</w:t>
+      </w:r>
+      <w:r>
+        <w:t xml:space="preserve"> </w:t>
+      </w:r>
+      <w:r>
+        <w:rPr>
+          <w:iCs/>
+          <w:i/>
+        </w:rPr>
+        <w:t xml:space="preserve">Lophuromys flavopunctatus</w:t>
+      </w:r>
+      <w:r>
+        <w:t xml:space="preserve"> </w:t>
+      </w:r>
+      <w:r>
+        <w:t xml:space="preserve">species group: relevancy of</w:t>
+      </w:r>
+      <w:r>
+        <w:t xml:space="preserve"> </w:t>
+      </w:r>
+      <w:r>
+        <w:t xml:space="preserve">conservation genomics to enhancing biodiversity management and human welfare.</w:t>
+      </w:r>
+    </w:p>
+    <w:p>
+      <w:pPr>
+        <w:pStyle w:val="CVEntry"/>
+      </w:pPr>
+      <w:r>
+        <w:rPr>
+          <w:rStyle w:val="CVDate"/>
+        </w:rPr>
+        <w:t xml:space="preserve">2019</w:t>
+      </w:r>
+      <w:r>
+        <w:tab/>
+      </w:r>
+      <w:r>
+        <w:t xml:space="preserve">IDEA WILD Grant</w:t>
+      </w:r>
+    </w:p>
+    <w:p>
+      <w:pPr>
+        <w:pStyle w:val="CVBody"/>
+      </w:pPr>
+      <w:r>
+        <w:t xml:space="preserve">Equipment for small mammal field surveys in Kenya.</w:t>
+      </w:r>
+    </w:p>
+    <w:p>
+      <w:pPr>
+        <w:pStyle w:val="CVSubhead"/>
+      </w:pPr>
+      <w:r>
+        <w:t xml:space="preserve">Fellowships, scholarships and awards</w:t>
+      </w:r>
+    </w:p>
+    <w:p>
+      <w:pPr>
+        <w:pStyle w:val="CVEntry"/>
+      </w:pPr>
+      <w:r>
+        <w:rPr>
+          <w:rStyle w:val="CVDate"/>
+        </w:rPr>
+        <w:t xml:space="preserve">2018</w:t>
+      </w:r>
+      <w:r>
+        <w:tab/>
+      </w:r>
+      <w:r>
+        <w:t xml:space="preserve">CAS–TWAS President’s Fellowship</w:t>
+      </w:r>
+    </w:p>
+    <w:p>
+      <w:pPr>
+        <w:pStyle w:val="CVBody"/>
+      </w:pPr>
+      <w:r>
+        <w:t xml:space="preserve">Full fellowship for PhD studies, 2018–2021. Chinese Academy of Sciences / The World</w:t>
+      </w:r>
+      <w:r>
+        <w:t xml:space="preserve"> </w:t>
+      </w:r>
+      <w:r>
+        <w:t xml:space="preserve">Academy of Sciences.</w:t>
+      </w:r>
+    </w:p>
+    <w:p>
+      <w:pPr>
+        <w:pStyle w:val="CVEntry"/>
+      </w:pPr>
+      <w:r>
+        <w:rPr>
+          <w:rStyle w:val="CVDate"/>
+        </w:rPr>
+        <w:t xml:space="preserve">2018</w:t>
+      </w:r>
+      <w:r>
+        <w:tab/>
+      </w:r>
+      <w:r>
+        <w:t xml:space="preserve">Stipends for Junior Scientists</w:t>
+      </w:r>
+    </w:p>
+    <w:p>
+      <w:pPr>
+        <w:pStyle w:val="CVBody"/>
+      </w:pPr>
+      <w:r>
+        <w:t xml:space="preserve">Funding to attend the 92nd Annual Meeting of the German Society for Mammalian</w:t>
+      </w:r>
+      <w:r>
+        <w:t xml:space="preserve"> </w:t>
+      </w:r>
+      <w:r>
+        <w:t xml:space="preserve">Biology, Bonn, Germany, including a visit to the Zoological Research Museum Alexander</w:t>
+      </w:r>
+      <w:r>
+        <w:t xml:space="preserve"> </w:t>
+      </w:r>
+      <w:r>
+        <w:t xml:space="preserve">Koenig.</w:t>
+      </w:r>
+    </w:p>
+    <w:p>
+      <w:pPr>
+        <w:pStyle w:val="CVEntry"/>
+      </w:pPr>
+      <w:r>
+        <w:rPr>
+          <w:rStyle w:val="CVDate"/>
+        </w:rPr>
+        <w:t xml:space="preserve">2017</w:t>
+      </w:r>
+      <w:r>
+        <w:tab/>
+      </w:r>
+      <w:r>
+        <w:t xml:space="preserve">Council on Africa Award — Field Museum of Natural History</w:t>
+      </w:r>
+    </w:p>
+    <w:p>
+      <w:pPr>
+        <w:pStyle w:val="CVBody"/>
+      </w:pPr>
+      <w:r>
+        <w:t xml:space="preserve">Visit to the Field Museum of Natural History, Chicago, USA, for collaborative</w:t>
+      </w:r>
+      <w:r>
+        <w:t xml:space="preserve"> </w:t>
+      </w:r>
+      <w:r>
+        <w:t xml:space="preserve">taxonomic work.</w:t>
+      </w:r>
+    </w:p>
+    <w:p>
+      <w:pPr>
+        <w:pStyle w:val="CVEntry"/>
+      </w:pPr>
+      <w:r>
+        <w:rPr>
+          <w:rStyle w:val="CVDate"/>
+        </w:rPr>
+        <w:t xml:space="preserve">2015</w:t>
+      </w:r>
+      <w:r>
+        <w:tab/>
+      </w:r>
+      <w:r>
+        <w:t xml:space="preserve">University of Chinese Academy of Sciences Full Scholarship</w:t>
+      </w:r>
+    </w:p>
+    <w:p>
+      <w:pPr>
+        <w:pStyle w:val="CVBody"/>
+      </w:pPr>
+      <w:r>
+        <w:t xml:space="preserve">Full scholarship for Master’s studies, 2015–2018.</w:t>
+      </w:r>
+    </w:p>
+    <w:p>
+      <w:pPr>
+        <w:pStyle w:val="CVSection"/>
+      </w:pPr>
+      <w:r>
+        <w:t xml:space="preserve">Publications</w:t>
+      </w:r>
+    </w:p>
+    <w:p>
+      <w:pPr>
+        <w:pStyle w:val="CVPubNote"/>
+      </w:pPr>
+      <w:r>
+        <w:t xml:space="preserve">Author’s name in bold. Reverse chronological, numbered from the earliest. Bibliographic details are taken from Crossref records and the author’s reference library; titles are as published. Accepted articles that have no DOI yet are listed from the library alone.</w:t>
+      </w:r>
+    </w:p>
+    <w:p>
+      <w:pPr>
+        <w:pStyle w:val="CVSubhead"/>
+      </w:pPr>
+      <w:r>
+        <w:t xml:space="preserve">Peer-reviewed journal articles (39)</w:t>
+      </w:r>
+    </w:p>
+    <w:p>
+      <w:pPr>
         <w:pStyle w:val="CVPub"/>
       </w:pPr>
       <w:r>
         <w:rPr>
           <w:rStyle w:val="CVNum"/>
         </w:rPr>
+        <w:t xml:space="preserve">39.</w:t>
+      </w:r>
+      <w:r>
+        <w:tab/>
+      </w:r>
+      <w:r>
+        <w:t xml:space="preserve">Hounmavo, A., Segniagbeto, G. H.,</w:t>
+      </w:r>
+      <w:r>
+        <w:t xml:space="preserve"> </w:t>
+      </w:r>
+      <w:r>
+        <w:rPr>
+          <w:bCs/>
+          <w:b/>
+        </w:rPr>
+        <w:t xml:space="preserve">Onditi, K. O.</w:t>
+      </w:r>
+      <w:r>
+        <w:t xml:space="preserve">, Lutz, H. L., Delapré, A., Demos, T. C., Kerbis Peterhans, J. C. &amp; Nicolas, V. (in press). Small terrestrial mammal inventory of Assoukoko forest (Togo), with new country records and potential new species for science.</w:t>
+      </w:r>
+      <w:r>
+        <w:t xml:space="preserve"> </w:t>
+      </w:r>
+      <w:r>
+        <w:rPr>
+          <w:iCs/>
+          <w:i/>
+        </w:rPr>
+        <w:t xml:space="preserve">Zoosystema</w:t>
+      </w:r>
+      <w:r>
+        <w:t xml:space="preserve">. Accepted for publication 1 June 2026.</w:t>
+      </w:r>
+    </w:p>
+    <w:p>
+      <w:pPr>
+        <w:pStyle w:val="CVPub"/>
+      </w:pPr>
+      <w:r>
+        <w:rPr>
+          <w:rStyle w:val="CVNum"/>
+        </w:rPr>
         <w:t xml:space="preserve">38.</w:t>
       </w:r>
       <w:r>
@@ -666,8 +1101,8 @@
       </w:r>
       <w:r>
         <w:rPr>
+          <w:bCs/>
           <w:b/>
-          <w:bCs/>
         </w:rPr>
         <w:t xml:space="preserve">Onditi, K. O.</w:t>
       </w:r>
@@ -682,26 +1117,39 @@
       </w:r>
       <w:r>
         <w:rPr>
+          <w:iCs/>
           <w:i/>
+        </w:rPr>
+        <w:t xml:space="preserve">Episoriculus</w:t>
+      </w:r>
+      <w:r>
+        <w:t xml:space="preserve"> </w:t>
+      </w:r>
+      <w:r>
+        <w:t xml:space="preserve">(Mammalia: Eulipotyphla: Soricidae), with descriptions of two new species.</w:t>
+      </w:r>
+      <w:r>
+        <w:t xml:space="preserve"> </w:t>
+      </w:r>
+      <w:r>
+        <w:rPr>
           <w:iCs/>
-        </w:rPr>
-        <w:t xml:space="preserve">Episoriculus</w:t>
-      </w:r>
-      <w:r>
-        <w:t xml:space="preserve"> </w:t>
-      </w:r>
-      <w:r>
-        <w:t xml:space="preserve">(Mammalia: Eulipotyphla: Soricidae), with descriptions of two new species.</w:t>
-      </w:r>
-      <w:r>
-        <w:t xml:space="preserve"> </w:t>
-      </w:r>
-      <w:r>
-        <w:rPr>
           <w:i/>
+        </w:rPr>
+        <w:t xml:space="preserve">Zoological Research</w:t>
+      </w:r>
+      <w:r>
+        <w:t xml:space="preserve">.</w:t>
+      </w:r>
+      <w:r>
+        <w:t xml:space="preserve"> </w:t>
+      </w:r>
+      <w:r>
+        <w:rPr>
           <w:iCs/>
-        </w:rPr>
-        <w:t xml:space="preserve">Zoological Research</w:t>
+          <w:i/>
+        </w:rPr>
+        <w:t xml:space="preserve">Advance online publication</w:t>
       </w:r>
       <w:r>
         <w:t xml:space="preserve">.</w:t>
@@ -709,20 +1157,7 @@
       <w:r>
         <w:t xml:space="preserve"> </w:t>
       </w:r>
-      <w:r>
-        <w:rPr>
-          <w:i/>
-          <w:iCs/>
-        </w:rPr>
-        <w:t xml:space="preserve">Advance online publication</w:t>
-      </w:r>
-      <w:r>
-        <w:t xml:space="preserve">.</w:t>
-      </w:r>
-      <w:r>
-        <w:t xml:space="preserve"> </w:t>
-      </w:r>
-      <w:hyperlink r:id="rId21">
+      <w:hyperlink r:id="rId23">
         <w:r>
           <w:rPr>
             <w:rStyle w:val="Hyperlink"/>
@@ -752,8 +1187,8 @@
       </w:r>
       <w:r>
         <w:rPr>
+          <w:bCs/>
           <w:b/>
-          <w:bCs/>
         </w:rPr>
         <w:t xml:space="preserve">Onditi, K. O.</w:t>
       </w:r>
@@ -765,8 +1200,8 @@
       </w:r>
       <w:r>
         <w:rPr>
+          <w:iCs/>
           <w:i/>
-          <w:iCs/>
         </w:rPr>
         <w:t xml:space="preserve">Vertebrate Zoology</w:t>
       </w:r>
@@ -776,7 +1211,7 @@
       <w:r>
         <w:t xml:space="preserve"> </w:t>
       </w:r>
-      <w:hyperlink r:id="rId22">
+      <w:hyperlink r:id="rId24">
         <w:r>
           <w:rPr>
             <w:rStyle w:val="Hyperlink"/>
@@ -806,8 +1241,8 @@
       </w:r>
       <w:r>
         <w:rPr>
+          <w:bCs/>
           <w:b/>
-          <w:bCs/>
         </w:rPr>
         <w:t xml:space="preserve">Onditi, K. O.</w:t>
       </w:r>
@@ -819,8 +1254,8 @@
       </w:r>
       <w:r>
         <w:rPr>
+          <w:iCs/>
           <w:i/>
-          <w:iCs/>
         </w:rPr>
         <w:t xml:space="preserve">Biological Conservation</w:t>
       </w:r>
@@ -830,7 +1265,7 @@
       <w:r>
         <w:t xml:space="preserve"> </w:t>
       </w:r>
-      <w:hyperlink r:id="rId23">
+      <w:hyperlink r:id="rId25">
         <w:r>
           <w:rPr>
             <w:rStyle w:val="Hyperlink"/>
@@ -860,8 +1295,8 @@
       </w:r>
       <w:r>
         <w:rPr>
+          <w:bCs/>
           <w:b/>
-          <w:bCs/>
         </w:rPr>
         <w:t xml:space="preserve">Onditi, K. O.</w:t>
       </w:r>
@@ -873,8 +1308,8 @@
       </w:r>
       <w:r>
         <w:rPr>
+          <w:iCs/>
           <w:i/>
-          <w:iCs/>
         </w:rPr>
         <w:t xml:space="preserve">Conservation Biology</w:t>
       </w:r>
@@ -884,7 +1319,7 @@
       <w:r>
         <w:t xml:space="preserve"> </w:t>
       </w:r>
-      <w:hyperlink r:id="rId24">
+      <w:hyperlink r:id="rId26">
         <w:r>
           <w:rPr>
             <w:rStyle w:val="Hyperlink"/>
@@ -914,8 +1349,8 @@
       </w:r>
       <w:r>
         <w:rPr>
+          <w:bCs/>
           <w:b/>
-          <w:bCs/>
         </w:rPr>
         <w:t xml:space="preserve">Onditi, K. O.</w:t>
       </w:r>
@@ -927,8 +1362,8 @@
       </w:r>
       <w:r>
         <w:rPr>
+          <w:iCs/>
           <w:i/>
-          <w:iCs/>
         </w:rPr>
         <w:t xml:space="preserve">Biodiversity and Conservation</w:t>
       </w:r>
@@ -938,7 +1373,7 @@
       <w:r>
         <w:t xml:space="preserve"> </w:t>
       </w:r>
-      <w:hyperlink r:id="rId25">
+      <w:hyperlink r:id="rId27">
         <w:r>
           <w:rPr>
             <w:rStyle w:val="Hyperlink"/>
@@ -968,8 +1403,8 @@
       </w:r>
       <w:r>
         <w:rPr>
+          <w:bCs/>
           <w:b/>
-          <w:bCs/>
         </w:rPr>
         <w:t xml:space="preserve">Onditi, K. O.</w:t>
       </w:r>
@@ -981,24 +1416,24 @@
       </w:r>
       <w:r>
         <w:rPr>
+          <w:iCs/>
           <w:i/>
+        </w:rPr>
+        <w:t xml:space="preserve">Uropsilus</w:t>
+      </w:r>
+      <w:r>
+        <w:t xml:space="preserve"> </w:t>
+      </w:r>
+      <w:r>
+        <w:t xml:space="preserve">(Uropsilinae, Talpidae) combining genomic, morphological and geographic evidence.</w:t>
+      </w:r>
+      <w:r>
+        <w:t xml:space="preserve"> </w:t>
+      </w:r>
+      <w:r>
+        <w:rPr>
           <w:iCs/>
-        </w:rPr>
-        <w:t xml:space="preserve">Uropsilus</w:t>
-      </w:r>
-      <w:r>
-        <w:t xml:space="preserve"> </w:t>
-      </w:r>
-      <w:r>
-        <w:t xml:space="preserve">(Uropsilinae, Talpidae) combining genomic, morphological and geographic evidence.</w:t>
-      </w:r>
-      <w:r>
-        <w:t xml:space="preserve"> </w:t>
-      </w:r>
-      <w:r>
-        <w:rPr>
           <w:i/>
-          <w:iCs/>
         </w:rPr>
         <w:t xml:space="preserve">Molecular Phylogenetics and Evolution</w:t>
       </w:r>
@@ -1008,7 +1443,7 @@
       <w:r>
         <w:t xml:space="preserve"> </w:t>
       </w:r>
-      <w:hyperlink r:id="rId26">
+      <w:hyperlink r:id="rId28">
         <w:r>
           <w:rPr>
             <w:rStyle w:val="Hyperlink"/>
@@ -1038,8 +1473,8 @@
       </w:r>
       <w:r>
         <w:rPr>
+          <w:bCs/>
           <w:b/>
-          <w:bCs/>
         </w:rPr>
         <w:t xml:space="preserve">Onditi, K. O.</w:t>
       </w:r>
@@ -1047,15 +1482,15 @@
         <w:t xml:space="preserve"> </w:t>
       </w:r>
       <w:r>
-        <w:t xml:space="preserve">&amp; Jiang, X. L. (2026). Species Diversification in the Sky Islands of Southwestern China Revealed by Genomic, Introgression, and Demographic Analyses of Asian Shrew Moles.</w:t>
-      </w:r>
-      <w:r>
-        <w:t xml:space="preserve"> </w:t>
-      </w:r>
-      <w:r>
-        <w:rPr>
+        <w:t xml:space="preserve">&amp; Jiang, X. L. (2026). Species diversification in the sky islands of southwestern China revealed by genomic, introgression, and demographic analyses of Asian shrew moles.</w:t>
+      </w:r>
+      <w:r>
+        <w:t xml:space="preserve"> </w:t>
+      </w:r>
+      <w:r>
+        <w:rPr>
+          <w:iCs/>
           <w:i/>
-          <w:iCs/>
         </w:rPr>
         <w:t xml:space="preserve">Systematic Biology</w:t>
       </w:r>
@@ -1065,7 +1500,7 @@
       <w:r>
         <w:t xml:space="preserve"> </w:t>
       </w:r>
-      <w:hyperlink r:id="rId27">
+      <w:hyperlink r:id="rId29">
         <w:r>
           <w:rPr>
             <w:rStyle w:val="Hyperlink"/>
@@ -1095,21 +1530,21 @@
       </w:r>
       <w:r>
         <w:rPr>
+          <w:bCs/>
           <w:b/>
-          <w:bCs/>
         </w:rPr>
         <w:t xml:space="preserve">Onditi, K. O.</w:t>
       </w:r>
       <w:r>
-        <w:t xml:space="preserve">, Hu, W., Jiang, X. &amp; Li, X. (2026). Human Pressures Drive Compositional Homogenization and Functional Shifts in Southeast Asian Mammal Communities.</w:t>
-      </w:r>
-      <w:r>
-        <w:t xml:space="preserve"> </w:t>
-      </w:r>
-      <w:r>
-        <w:rPr>
+        <w:t xml:space="preserve">, Hu, W., Jiang, X. &amp; Li, X. (2026). Human pressures drive compositional homogenization and functional shifts in Southeast Asian mammal communities.</w:t>
+      </w:r>
+      <w:r>
+        <w:t xml:space="preserve"> </w:t>
+      </w:r>
+      <w:r>
+        <w:rPr>
+          <w:iCs/>
           <w:i/>
-          <w:iCs/>
         </w:rPr>
         <w:t xml:space="preserve">Global Change Biology</w:t>
       </w:r>
@@ -1119,7 +1554,7 @@
       <w:r>
         <w:t xml:space="preserve"> </w:t>
       </w:r>
-      <w:hyperlink r:id="rId28">
+      <w:hyperlink r:id="rId30">
         <w:r>
           <w:rPr>
             <w:rStyle w:val="Hyperlink"/>
@@ -1143,8 +1578,8 @@
       </w:r>
       <w:r>
         <w:rPr>
+          <w:bCs/>
           <w:b/>
-          <w:bCs/>
         </w:rPr>
         <w:t xml:space="preserve">Onditi, K. O.</w:t>
       </w:r>
@@ -1156,21 +1591,21 @@
       </w:r>
       <w:r>
         <w:rPr>
+          <w:iCs/>
           <w:i/>
+        </w:rPr>
+        <w:t xml:space="preserve">Graphiurus</w:t>
+      </w:r>
+      <w:r>
+        <w:t xml:space="preserve">) revealed by ultraconserved elements and mitochondrial data.</w:t>
+      </w:r>
+      <w:r>
+        <w:t xml:space="preserve"> </w:t>
+      </w:r>
+      <w:r>
+        <w:rPr>
           <w:iCs/>
-        </w:rPr>
-        <w:t xml:space="preserve">Graphiurus</w:t>
-      </w:r>
-      <w:r>
-        <w:t xml:space="preserve">) revealed by ultraconserved elements and mitochondrial data.</w:t>
-      </w:r>
-      <w:r>
-        <w:t xml:space="preserve"> </w:t>
-      </w:r>
-      <w:r>
-        <w:rPr>
           <w:i/>
-          <w:iCs/>
         </w:rPr>
         <w:t xml:space="preserve">Molecular Phylogenetics and Evolution</w:t>
       </w:r>
@@ -1180,7 +1615,7 @@
       <w:r>
         <w:t xml:space="preserve"> </w:t>
       </w:r>
-      <w:hyperlink r:id="rId29">
+      <w:hyperlink r:id="rId31">
         <w:r>
           <w:rPr>
             <w:rStyle w:val="Hyperlink"/>
@@ -1210,8 +1645,8 @@
       </w:r>
       <w:r>
         <w:rPr>
+          <w:bCs/>
           <w:b/>
-          <w:bCs/>
         </w:rPr>
         <w:t xml:space="preserve">Onditi, K. O.</w:t>
       </w:r>
@@ -1223,8 +1658,8 @@
       </w:r>
       <w:r>
         <w:rPr>
+          <w:iCs/>
           <w:i/>
-          <w:iCs/>
         </w:rPr>
         <w:t xml:space="preserve">Global Ecology and Conservation</w:t>
       </w:r>
@@ -1234,7 +1669,7 @@
       <w:r>
         <w:t xml:space="preserve"> </w:t>
       </w:r>
-      <w:hyperlink r:id="rId30">
+      <w:hyperlink r:id="rId32">
         <w:r>
           <w:rPr>
             <w:rStyle w:val="Hyperlink"/>
@@ -1264,8 +1699,8 @@
       </w:r>
       <w:r>
         <w:rPr>
+          <w:bCs/>
           <w:b/>
-          <w:bCs/>
         </w:rPr>
         <w:t xml:space="preserve">Onditi, K. O.</w:t>
       </w:r>
@@ -1277,8 +1712,8 @@
       </w:r>
       <w:r>
         <w:rPr>
+          <w:iCs/>
           <w:i/>
-          <w:iCs/>
         </w:rPr>
         <w:t xml:space="preserve">Biological Conservation</w:t>
       </w:r>
@@ -1288,7 +1723,7 @@
       <w:r>
         <w:t xml:space="preserve"> </w:t>
       </w:r>
-      <w:hyperlink r:id="rId31">
+      <w:hyperlink r:id="rId33">
         <w:r>
           <w:rPr>
             <w:rStyle w:val="Hyperlink"/>
@@ -1318,8 +1753,8 @@
       </w:r>
       <w:r>
         <w:rPr>
+          <w:bCs/>
           <w:b/>
-          <w:bCs/>
         </w:rPr>
         <w:t xml:space="preserve">Onditi, K. O.</w:t>
       </w:r>
@@ -1331,8 +1766,8 @@
       </w:r>
       <w:r>
         <w:rPr>
+          <w:iCs/>
           <w:i/>
-          <w:iCs/>
         </w:rPr>
         <w:t xml:space="preserve">Journal of Applied Ecology</w:t>
       </w:r>
@@ -1342,7 +1777,7 @@
       <w:r>
         <w:t xml:space="preserve"> </w:t>
       </w:r>
-      <w:hyperlink r:id="rId32">
+      <w:hyperlink r:id="rId34">
         <w:r>
           <w:rPr>
             <w:rStyle w:val="Hyperlink"/>
@@ -1372,8 +1807,8 @@
       </w:r>
       <w:r>
         <w:rPr>
+          <w:bCs/>
           <w:b/>
-          <w:bCs/>
         </w:rPr>
         <w:t xml:space="preserve">Onditi, K. O.</w:t>
       </w:r>
@@ -1385,8 +1820,8 @@
       </w:r>
       <w:r>
         <w:rPr>
+          <w:iCs/>
           <w:i/>
-          <w:iCs/>
         </w:rPr>
         <w:t xml:space="preserve">Scientific Reports</w:t>
       </w:r>
@@ -1396,7 +1831,7 @@
       <w:r>
         <w:t xml:space="preserve"> </w:t>
       </w:r>
-      <w:hyperlink r:id="rId33">
+      <w:hyperlink r:id="rId35">
         <w:r>
           <w:rPr>
             <w:rStyle w:val="Hyperlink"/>
@@ -1420,8 +1855,8 @@
       </w:r>
       <w:r>
         <w:rPr>
+          <w:bCs/>
           <w:b/>
-          <w:bCs/>
         </w:rPr>
         <w:t xml:space="preserve">Onditi, K. O.</w:t>
       </w:r>
@@ -1433,8 +1868,8 @@
       </w:r>
       <w:r>
         <w:rPr>
+          <w:iCs/>
           <w:i/>
-          <w:iCs/>
         </w:rPr>
         <w:t xml:space="preserve">Ecosphere</w:t>
       </w:r>
@@ -1444,7 +1879,7 @@
       <w:r>
         <w:t xml:space="preserve"> </w:t>
       </w:r>
-      <w:hyperlink r:id="rId34">
+      <w:hyperlink r:id="rId36">
         <w:r>
           <w:rPr>
             <w:rStyle w:val="Hyperlink"/>
@@ -1474,8 +1909,8 @@
       </w:r>
       <w:r>
         <w:rPr>
+          <w:bCs/>
           <w:b/>
-          <w:bCs/>
         </w:rPr>
         <w:t xml:space="preserve">Onditi, K. O.</w:t>
       </w:r>
@@ -1487,21 +1922,21 @@
       </w:r>
       <w:r>
         <w:rPr>
+          <w:iCs/>
           <w:i/>
+        </w:rPr>
+        <w:t xml:space="preserve">Lemniscomys</w:t>
+      </w:r>
+      <w:r>
+        <w:t xml:space="preserve">): Cryptic diversity and habitat resilience.</w:t>
+      </w:r>
+      <w:r>
+        <w:t xml:space="preserve"> </w:t>
+      </w:r>
+      <w:r>
+        <w:rPr>
           <w:iCs/>
-        </w:rPr>
-        <w:t xml:space="preserve">Lemniscomys</w:t>
-      </w:r>
-      <w:r>
-        <w:t xml:space="preserve">): Cryptic diversity and habitat resilience.</w:t>
-      </w:r>
-      <w:r>
-        <w:t xml:space="preserve"> </w:t>
-      </w:r>
-      <w:r>
-        <w:rPr>
           <w:i/>
-          <w:iCs/>
         </w:rPr>
         <w:t xml:space="preserve">Zoological Research: Diversity and Conservation</w:t>
       </w:r>
@@ -1511,7 +1946,7 @@
       <w:r>
         <w:t xml:space="preserve"> </w:t>
       </w:r>
-      <w:hyperlink r:id="rId35">
+      <w:hyperlink r:id="rId37">
         <w:r>
           <w:rPr>
             <w:rStyle w:val="Hyperlink"/>
@@ -1541,8 +1976,8 @@
       </w:r>
       <w:r>
         <w:rPr>
+          <w:bCs/>
           <w:b/>
-          <w:bCs/>
         </w:rPr>
         <w:t xml:space="preserve">Onditi, K. O.</w:t>
       </w:r>
@@ -1554,8 +1989,8 @@
       </w:r>
       <w:r>
         <w:rPr>
+          <w:iCs/>
           <w:i/>
-          <w:iCs/>
         </w:rPr>
         <w:t xml:space="preserve">Zoological Research: Diversity and Conservation</w:t>
       </w:r>
@@ -1565,7 +2000,7 @@
       <w:r>
         <w:t xml:space="preserve"> </w:t>
       </w:r>
-      <w:hyperlink r:id="rId36">
+      <w:hyperlink r:id="rId38">
         <w:r>
           <w:rPr>
             <w:rStyle w:val="Hyperlink"/>
@@ -1595,21 +2030,21 @@
       </w:r>
       <w:r>
         <w:rPr>
+          <w:bCs/>
           <w:b/>
-          <w:bCs/>
         </w:rPr>
         <w:t xml:space="preserve">Onditi, K. O.</w:t>
       </w:r>
       <w:r>
-        <w:t xml:space="preserve">, Khanal, L., Musila, S., Kioko, E. &amp; Jiang, X. (2024). Comparative Phylogeography of Two Specialist Rodents in Forest Fragments in Kenya.</w:t>
-      </w:r>
-      <w:r>
-        <w:t xml:space="preserve"> </w:t>
-      </w:r>
-      <w:r>
-        <w:rPr>
+        <w:t xml:space="preserve">, Khanal, L., Musila, S., Kioko, E. &amp; Jiang, X. (2024). Comparative phylogeography of two specialist rodents in forest fragments in Kenya.</w:t>
+      </w:r>
+      <w:r>
+        <w:t xml:space="preserve"> </w:t>
+      </w:r>
+      <w:r>
+        <w:rPr>
+          <w:iCs/>
           <w:i/>
-          <w:iCs/>
         </w:rPr>
         <w:t xml:space="preserve">Life</w:t>
       </w:r>
@@ -1619,7 +2054,7 @@
       <w:r>
         <w:t xml:space="preserve"> </w:t>
       </w:r>
-      <w:hyperlink r:id="rId37">
+      <w:hyperlink r:id="rId39">
         <w:r>
           <w:rPr>
             <w:rStyle w:val="Hyperlink"/>
@@ -1643,8 +2078,8 @@
       </w:r>
       <w:r>
         <w:rPr>
+          <w:bCs/>
           <w:b/>
-          <w:bCs/>
         </w:rPr>
         <w:t xml:space="preserve">Onditi, K. O.</w:t>
       </w:r>
@@ -1656,8 +2091,8 @@
       </w:r>
       <w:r>
         <w:rPr>
+          <w:iCs/>
           <w:i/>
-          <w:iCs/>
         </w:rPr>
         <w:t xml:space="preserve">BMC Ecology and Evolution</w:t>
       </w:r>
@@ -1667,7 +2102,7 @@
       <w:r>
         <w:t xml:space="preserve"> </w:t>
       </w:r>
-      <w:hyperlink r:id="rId38">
+      <w:hyperlink r:id="rId40">
         <w:r>
           <w:rPr>
             <w:rStyle w:val="Hyperlink"/>
@@ -1697,8 +2132,8 @@
       </w:r>
       <w:r>
         <w:rPr>
+          <w:bCs/>
           <w:b/>
-          <w:bCs/>
         </w:rPr>
         <w:t xml:space="preserve">Onditi, K. O.</w:t>
       </w:r>
@@ -1710,21 +2145,21 @@
       </w:r>
       <w:r>
         <w:rPr>
+          <w:iCs/>
           <w:i/>
+        </w:rPr>
+        <w:t xml:space="preserve">Neodon</w:t>
+      </w:r>
+      <w:r>
+        <w:t xml:space="preserve">) from south Xizang, China.</w:t>
+      </w:r>
+      <w:r>
+        <w:t xml:space="preserve"> </w:t>
+      </w:r>
+      <w:r>
+        <w:rPr>
           <w:iCs/>
-        </w:rPr>
-        <w:t xml:space="preserve">Neodon</w:t>
-      </w:r>
-      <w:r>
-        <w:t xml:space="preserve">) from south Xizang, China.</w:t>
-      </w:r>
-      <w:r>
-        <w:t xml:space="preserve"> </w:t>
-      </w:r>
-      <w:r>
-        <w:rPr>
           <w:i/>
-          <w:iCs/>
         </w:rPr>
         <w:t xml:space="preserve">Zoological Research: Diversity and Conservation</w:t>
       </w:r>
@@ -1734,7 +2169,7 @@
       <w:r>
         <w:t xml:space="preserve"> </w:t>
       </w:r>
-      <w:hyperlink r:id="rId39">
+      <w:hyperlink r:id="rId41">
         <w:r>
           <w:rPr>
             <w:rStyle w:val="Hyperlink"/>
@@ -1764,8 +2199,8 @@
       </w:r>
       <w:r>
         <w:rPr>
+          <w:bCs/>
           <w:b/>
-          <w:bCs/>
         </w:rPr>
         <w:t xml:space="preserve">Onditi, K. O.</w:t>
       </w:r>
@@ -1777,24 +2212,24 @@
       </w:r>
       <w:r>
         <w:rPr>
+          <w:iCs/>
           <w:i/>
+        </w:rPr>
+        <w:t xml:space="preserve">Micromys</w:t>
+      </w:r>
+      <w:r>
+        <w:t xml:space="preserve"> </w:t>
+      </w:r>
+      <w:r>
+        <w:t xml:space="preserve">(Mammalia: Rodentia: Muridae).</w:t>
+      </w:r>
+      <w:r>
+        <w:t xml:space="preserve"> </w:t>
+      </w:r>
+      <w:r>
+        <w:rPr>
           <w:iCs/>
-        </w:rPr>
-        <w:t xml:space="preserve">Micromys</w:t>
-      </w:r>
-      <w:r>
-        <w:t xml:space="preserve"> </w:t>
-      </w:r>
-      <w:r>
-        <w:t xml:space="preserve">(Mammalia: Rodentia: Muridae).</w:t>
-      </w:r>
-      <w:r>
-        <w:t xml:space="preserve"> </w:t>
-      </w:r>
-      <w:r>
-        <w:rPr>
           <w:i/>
-          <w:iCs/>
         </w:rPr>
         <w:t xml:space="preserve">Mammalian Biology</w:t>
       </w:r>
@@ -1804,7 +2239,7 @@
       <w:r>
         <w:t xml:space="preserve"> </w:t>
       </w:r>
-      <w:hyperlink r:id="rId40">
+      <w:hyperlink r:id="rId42">
         <w:r>
           <w:rPr>
             <w:rStyle w:val="Hyperlink"/>
@@ -1834,8 +2269,8 @@
       </w:r>
       <w:r>
         <w:rPr>
+          <w:bCs/>
           <w:b/>
-          <w:bCs/>
         </w:rPr>
         <w:t xml:space="preserve">Onditi, K. O.</w:t>
       </w:r>
@@ -1850,8 +2285,8 @@
       </w:r>
       <w:r>
         <w:rPr>
+          <w:iCs/>
           <w:i/>
-          <w:iCs/>
         </w:rPr>
         <w:t xml:space="preserve">Journal of Mammalogy</w:t>
       </w:r>
@@ -1861,7 +2296,7 @@
       <w:r>
         <w:t xml:space="preserve"> </w:t>
       </w:r>
-      <w:hyperlink r:id="rId41">
+      <w:hyperlink r:id="rId43">
         <w:r>
           <w:rPr>
             <w:rStyle w:val="Hyperlink"/>
@@ -1885,8 +2320,8 @@
       </w:r>
       <w:r>
         <w:rPr>
+          <w:bCs/>
           <w:b/>
-          <w:bCs/>
         </w:rPr>
         <w:t xml:space="preserve">Onditi, K. O.</w:t>
       </w:r>
@@ -1898,8 +2333,8 @@
       </w:r>
       <w:r>
         <w:rPr>
+          <w:iCs/>
           <w:i/>
-          <w:iCs/>
         </w:rPr>
         <w:t xml:space="preserve">Ecological Indicators</w:t>
       </w:r>
@@ -1909,7 +2344,7 @@
       <w:r>
         <w:t xml:space="preserve"> </w:t>
       </w:r>
-      <w:hyperlink r:id="rId42">
+      <w:hyperlink r:id="rId44">
         <w:r>
           <w:rPr>
             <w:rStyle w:val="Hyperlink"/>
@@ -1939,8 +2374,8 @@
       </w:r>
       <w:r>
         <w:rPr>
+          <w:bCs/>
           <w:b/>
-          <w:bCs/>
         </w:rPr>
         <w:t xml:space="preserve">Onditi, K. O.</w:t>
       </w:r>
@@ -1952,8 +2387,8 @@
       </w:r>
       <w:r>
         <w:rPr>
+          <w:iCs/>
           <w:i/>
-          <w:iCs/>
         </w:rPr>
         <w:t xml:space="preserve">Frontiers in Ecology and Evolution</w:t>
       </w:r>
@@ -1963,7 +2398,7 @@
       <w:r>
         <w:t xml:space="preserve"> </w:t>
       </w:r>
-      <w:hyperlink r:id="rId43">
+      <w:hyperlink r:id="rId45">
         <w:r>
           <w:rPr>
             <w:rStyle w:val="Hyperlink"/>
@@ -1993,8 +2428,8 @@
       </w:r>
       <w:r>
         <w:rPr>
+          <w:bCs/>
           <w:b/>
-          <w:bCs/>
         </w:rPr>
         <w:t xml:space="preserve">Onditi, K. O.</w:t>
       </w:r>
@@ -2003,21 +2438,21 @@
       </w:r>
       <w:r>
         <w:rPr>
+          <w:iCs/>
           <w:i/>
+        </w:rPr>
+        <w:t xml:space="preserve">Mesechinus</w:t>
+      </w:r>
+      <w:r>
+        <w:t xml:space="preserve">, Erinaceidae, Eulipotyphla, Mammalia) from eastern China.</w:t>
+      </w:r>
+      <w:r>
+        <w:t xml:space="preserve"> </w:t>
+      </w:r>
+      <w:r>
+        <w:rPr>
           <w:iCs/>
-        </w:rPr>
-        <w:t xml:space="preserve">Mesechinus</w:t>
-      </w:r>
-      <w:r>
-        <w:t xml:space="preserve">, Erinaceidae, Eulipotyphla, Mammalia) from eastern China.</w:t>
-      </w:r>
-      <w:r>
-        <w:t xml:space="preserve"> </w:t>
-      </w:r>
-      <w:r>
-        <w:rPr>
           <w:i/>
-          <w:iCs/>
         </w:rPr>
         <w:t xml:space="preserve">ZooKeys</w:t>
       </w:r>
@@ -2027,7 +2462,7 @@
       <w:r>
         <w:t xml:space="preserve"> </w:t>
       </w:r>
-      <w:hyperlink r:id="rId44">
+      <w:hyperlink r:id="rId46">
         <w:r>
           <w:rPr>
             <w:rStyle w:val="Hyperlink"/>
@@ -2057,8 +2492,8 @@
       </w:r>
       <w:r>
         <w:rPr>
+          <w:bCs/>
           <w:b/>
-          <w:bCs/>
         </w:rPr>
         <w:t xml:space="preserve">Onditi, K. O.</w:t>
       </w:r>
@@ -2070,8 +2505,8 @@
       </w:r>
       <w:r>
         <w:rPr>
+          <w:iCs/>
           <w:i/>
-          <w:iCs/>
         </w:rPr>
         <w:t xml:space="preserve">Frontiers in Ecology and Evolution</w:t>
       </w:r>
@@ -2081,7 +2516,7 @@
       <w:r>
         <w:t xml:space="preserve"> </w:t>
       </w:r>
-      <w:hyperlink r:id="rId45">
+      <w:hyperlink r:id="rId47">
         <w:r>
           <w:rPr>
             <w:rStyle w:val="Hyperlink"/>
@@ -2111,8 +2546,8 @@
       </w:r>
       <w:r>
         <w:rPr>
+          <w:bCs/>
           <w:b/>
-          <w:bCs/>
         </w:rPr>
         <w:t xml:space="preserve">Onditi, K. O.</w:t>
       </w:r>
@@ -2124,8 +2559,8 @@
       </w:r>
       <w:r>
         <w:rPr>
+          <w:iCs/>
           <w:i/>
-          <w:iCs/>
         </w:rPr>
         <w:t xml:space="preserve">Biodiversity and Conservation</w:t>
       </w:r>
@@ -2135,7 +2570,7 @@
       <w:r>
         <w:t xml:space="preserve"> </w:t>
       </w:r>
-      <w:hyperlink r:id="rId46">
+      <w:hyperlink r:id="rId48">
         <w:r>
           <w:rPr>
             <w:rStyle w:val="Hyperlink"/>
@@ -2165,8 +2600,8 @@
       </w:r>
       <w:r>
         <w:rPr>
+          <w:bCs/>
           <w:b/>
-          <w:bCs/>
         </w:rPr>
         <w:t xml:space="preserve">Onditi, K. O.</w:t>
       </w:r>
@@ -2181,24 +2616,24 @@
       </w:r>
       <w:r>
         <w:rPr>
+          <w:iCs/>
           <w:i/>
+        </w:rPr>
+        <w:t xml:space="preserve">Chodsigoa</w:t>
+      </w:r>
+      <w:r>
+        <w:t xml:space="preserve"> </w:t>
+      </w:r>
+      <w:r>
+        <w:t xml:space="preserve">(Soricidae, Eulipotyphla, Mammalia) from the Dabie Mountains, Anhui Province, eastern China.</w:t>
+      </w:r>
+      <w:r>
+        <w:t xml:space="preserve"> </w:t>
+      </w:r>
+      <w:r>
+        <w:rPr>
           <w:iCs/>
-        </w:rPr>
-        <w:t xml:space="preserve">Chodsigoa</w:t>
-      </w:r>
-      <w:r>
-        <w:t xml:space="preserve"> </w:t>
-      </w:r>
-      <w:r>
-        <w:t xml:space="preserve">(Soricidae, Eulipotyphla, Mammalia) from the Dabie Mountains, Anhui Province, eastern China.</w:t>
-      </w:r>
-      <w:r>
-        <w:t xml:space="preserve"> </w:t>
-      </w:r>
-      <w:r>
-        <w:rPr>
           <w:i/>
-          <w:iCs/>
         </w:rPr>
         <w:t xml:space="preserve">ZooKeys</w:t>
       </w:r>
@@ -2208,7 +2643,7 @@
       <w:r>
         <w:t xml:space="preserve"> </w:t>
       </w:r>
-      <w:hyperlink r:id="rId47">
+      <w:hyperlink r:id="rId49">
         <w:r>
           <w:rPr>
             <w:rStyle w:val="Hyperlink"/>
@@ -2238,47 +2673,47 @@
       </w:r>
       <w:r>
         <w:rPr>
+          <w:bCs/>
           <w:b/>
-          <w:bCs/>
         </w:rPr>
         <w:t xml:space="preserve">Onditi, K. O.</w:t>
       </w:r>
       <w:r>
-        <w:t xml:space="preserve">, Jiang, X., Wu, H. &amp; Chen, Z. (2022). Modeling the Potential Distribution of Two Species of Shrews (</w:t>
-      </w:r>
-      <w:r>
-        <w:rPr>
+        <w:t xml:space="preserve">, Jiang, X., Wu, H. &amp; Chen, Z. (2022). Modeling the potential distribution of two species of shrews (</w:t>
+      </w:r>
+      <w:r>
+        <w:rPr>
+          <w:iCs/>
           <w:i/>
+        </w:rPr>
+        <w:t xml:space="preserve">Chodsigoa hypsibia</w:t>
+      </w:r>
+      <w:r>
+        <w:t xml:space="preserve"> </w:t>
+      </w:r>
+      <w:r>
+        <w:t xml:space="preserve">and</w:t>
+      </w:r>
+      <w:r>
+        <w:t xml:space="preserve"> </w:t>
+      </w:r>
+      <w:r>
+        <w:rPr>
           <w:iCs/>
-        </w:rPr>
-        <w:t xml:space="preserve">Chodsigoa hypsibia</w:t>
-      </w:r>
-      <w:r>
-        <w:t xml:space="preserve"> </w:t>
-      </w:r>
-      <w:r>
-        <w:t xml:space="preserve">and</w:t>
-      </w:r>
-      <w:r>
-        <w:t xml:space="preserve"> </w:t>
-      </w:r>
-      <w:r>
-        <w:rPr>
           <w:i/>
+        </w:rPr>
+        <w:t xml:space="preserve">Anourosorex squamipes</w:t>
+      </w:r>
+      <w:r>
+        <w:t xml:space="preserve">) under climate change in China.</w:t>
+      </w:r>
+      <w:r>
+        <w:t xml:space="preserve"> </w:t>
+      </w:r>
+      <w:r>
+        <w:rPr>
           <w:iCs/>
-        </w:rPr>
-        <w:t xml:space="preserve">Anourosorex squamipes</w:t>
-      </w:r>
-      <w:r>
-        <w:t xml:space="preserve">) under Climate Change in China.</w:t>
-      </w:r>
-      <w:r>
-        <w:t xml:space="preserve"> </w:t>
-      </w:r>
-      <w:r>
-        <w:rPr>
           <w:i/>
-          <w:iCs/>
         </w:rPr>
         <w:t xml:space="preserve">Diversity</w:t>
       </w:r>
@@ -2288,7 +2723,7 @@
       <w:r>
         <w:t xml:space="preserve"> </w:t>
       </w:r>
-      <w:hyperlink r:id="rId48">
+      <w:hyperlink r:id="rId50">
         <w:r>
           <w:rPr>
             <w:rStyle w:val="Hyperlink"/>
@@ -2312,21 +2747,21 @@
       </w:r>
       <w:r>
         <w:rPr>
+          <w:bCs/>
           <w:b/>
-          <w:bCs/>
         </w:rPr>
         <w:t xml:space="preserve">Onditi, K. O.</w:t>
       </w:r>
       <w:r>
-        <w:t xml:space="preserve">, Song, W. Y., Li, X. Y., Chen, Z. Z., Li, Q., He, S. W., Musila, S., Kioko, E. &amp; Jiang, X. L. (2022). Patterns and Predictors of Small Mammal Phylogenetic and Functional Diversity in Contrasting Elevational Gradients in Kenya.</w:t>
-      </w:r>
-      <w:r>
-        <w:t xml:space="preserve"> </w:t>
-      </w:r>
-      <w:r>
-        <w:rPr>
+        <w:t xml:space="preserve">, Song, W. Y., Li, X. Y., Chen, Z. Z., Li, Q., He, S. W., Musila, S., Kioko, E. &amp; Jiang, X. L. (2022). Patterns and predictors of small mammal phylogenetic and functional diversity in contrasting elevational gradients in Kenya.</w:t>
+      </w:r>
+      <w:r>
+        <w:t xml:space="preserve"> </w:t>
+      </w:r>
+      <w:r>
+        <w:rPr>
+          <w:iCs/>
           <w:i/>
-          <w:iCs/>
         </w:rPr>
         <w:t xml:space="preserve">Frontiers in Ecology and Evolution</w:t>
       </w:r>
@@ -2336,7 +2771,7 @@
       <w:r>
         <w:t xml:space="preserve"> </w:t>
       </w:r>
-      <w:hyperlink r:id="rId49">
+      <w:hyperlink r:id="rId51">
         <w:r>
           <w:rPr>
             <w:rStyle w:val="Hyperlink"/>
@@ -2366,21 +2801,21 @@
       </w:r>
       <w:r>
         <w:rPr>
+          <w:bCs/>
           <w:b/>
-          <w:bCs/>
         </w:rPr>
         <w:t xml:space="preserve">Onditi, K. O.</w:t>
       </w:r>
       <w:r>
-        <w:t xml:space="preserve">, Xu, Y., Zhang, M., Chang, W. &amp; Chen, Z. (2022). Human Disturbance and Geometric Constraints Drive Small Mammal Diversity and Community Structure along an Elevational Gradient in Eastern China.</w:t>
-      </w:r>
-      <w:r>
-        <w:t xml:space="preserve"> </w:t>
-      </w:r>
-      <w:r>
-        <w:rPr>
+        <w:t xml:space="preserve">, Xu, Y., Zhang, M., Chang, W. &amp; Chen, Z. (2022). Human disturbance and geometric constraints drive small mammal diversity and community structure along an elevational gradient in eastern China.</w:t>
+      </w:r>
+      <w:r>
+        <w:t xml:space="preserve"> </w:t>
+      </w:r>
+      <w:r>
+        <w:rPr>
+          <w:iCs/>
           <w:i/>
-          <w:iCs/>
         </w:rPr>
         <w:t xml:space="preserve">Animals</w:t>
       </w:r>
@@ -2390,7 +2825,7 @@
       <w:r>
         <w:t xml:space="preserve"> </w:t>
       </w:r>
-      <w:hyperlink r:id="rId50">
+      <w:hyperlink r:id="rId52">
         <w:r>
           <w:rPr>
             <w:rStyle w:val="Hyperlink"/>
@@ -2413,15 +2848,15 @@
         <w:tab/>
       </w:r>
       <w:r>
-        <w:t xml:space="preserve">Song, W.-Y., Li, X.-Y.,</w:t>
-      </w:r>
-      <w:r>
-        <w:t xml:space="preserve"> </w:t>
-      </w:r>
-      <w:r>
-        <w:rPr>
+        <w:t xml:space="preserve">Song, W. Y., Li, X. Y.,</w:t>
+      </w:r>
+      <w:r>
+        <w:t xml:space="preserve"> </w:t>
+      </w:r>
+      <w:r>
+        <w:rPr>
+          <w:bCs/>
           <w:b/>
-          <w:bCs/>
         </w:rPr>
         <w:t xml:space="preserve">Onditi, K. O.</w:t>
       </w:r>
@@ -2429,15 +2864,15 @@
         <w:t xml:space="preserve"> </w:t>
       </w:r>
       <w:r>
-        <w:t xml:space="preserve">&amp; Jiang, X.-L. (2022). Methodological advances in explaining community assembly with niche-based theory.</w:t>
-      </w:r>
-      <w:r>
-        <w:t xml:space="preserve"> </w:t>
-      </w:r>
-      <w:r>
-        <w:rPr>
+        <w:t xml:space="preserve">&amp; Jiang, X. L. (2022). Methodological advances in explaining community assembly with niche-based theory.</w:t>
+      </w:r>
+      <w:r>
+        <w:t xml:space="preserve"> </w:t>
+      </w:r>
+      <w:r>
+        <w:rPr>
+          <w:iCs/>
           <w:i/>
-          <w:iCs/>
         </w:rPr>
         <w:t xml:space="preserve">Acta Theriologica Sinica</w:t>
       </w:r>
@@ -2447,7 +2882,7 @@
       <w:r>
         <w:t xml:space="preserve"> </w:t>
       </w:r>
-      <w:hyperlink r:id="rId51">
+      <w:hyperlink r:id="rId53">
         <w:r>
           <w:rPr>
             <w:rStyle w:val="Hyperlink"/>
@@ -2477,8 +2912,8 @@
       </w:r>
       <w:r>
         <w:rPr>
+          <w:bCs/>
           <w:b/>
-          <w:bCs/>
         </w:rPr>
         <w:t xml:space="preserve">Onditi, K. O.</w:t>
       </w:r>
@@ -2490,8 +2925,8 @@
       </w:r>
       <w:r>
         <w:rPr>
+          <w:iCs/>
           <w:i/>
-          <w:iCs/>
         </w:rPr>
         <w:t xml:space="preserve">Zoological Journal of the Linnean Society</w:t>
       </w:r>
@@ -2501,7 +2936,7 @@
       <w:r>
         <w:t xml:space="preserve"> </w:t>
       </w:r>
-      <w:hyperlink r:id="rId52">
+      <w:hyperlink r:id="rId54">
         <w:r>
           <w:rPr>
             <w:rStyle w:val="Hyperlink"/>
@@ -2525,8 +2960,8 @@
       </w:r>
       <w:r>
         <w:rPr>
+          <w:bCs/>
           <w:b/>
-          <w:bCs/>
         </w:rPr>
         <w:t xml:space="preserve">Onditi, K. O.</w:t>
       </w:r>
@@ -2538,8 +2973,8 @@
       </w:r>
       <w:r>
         <w:rPr>
+          <w:iCs/>
           <w:i/>
-          <w:iCs/>
         </w:rPr>
         <w:t xml:space="preserve">Biodiversity and Conservation</w:t>
       </w:r>
@@ -2549,7 +2984,7 @@
       <w:r>
         <w:t xml:space="preserve"> </w:t>
       </w:r>
-      <w:hyperlink r:id="rId53">
+      <w:hyperlink r:id="rId55">
         <w:r>
           <w:rPr>
             <w:rStyle w:val="Hyperlink"/>
@@ -2573,8 +3008,8 @@
       </w:r>
       <w:r>
         <w:rPr>
+          <w:bCs/>
           <w:b/>
-          <w:bCs/>
         </w:rPr>
         <w:t xml:space="preserve">Onditi, K. O.</w:t>
       </w:r>
@@ -2583,24 +3018,24 @@
       </w:r>
       <w:r>
         <w:rPr>
+          <w:iCs/>
           <w:i/>
+        </w:rPr>
+        <w:t xml:space="preserve">Lophuromys flavopunctatus</w:t>
+      </w:r>
+      <w:r>
+        <w:t xml:space="preserve"> </w:t>
+      </w:r>
+      <w:r>
+        <w:t xml:space="preserve">group).</w:t>
+      </w:r>
+      <w:r>
+        <w:t xml:space="preserve"> </w:t>
+      </w:r>
+      <w:r>
+        <w:rPr>
           <w:iCs/>
-        </w:rPr>
-        <w:t xml:space="preserve">Lophuromys flavopunctatus</w:t>
-      </w:r>
-      <w:r>
-        <w:t xml:space="preserve"> </w:t>
-      </w:r>
-      <w:r>
-        <w:t xml:space="preserve">group).</w:t>
-      </w:r>
-      <w:r>
-        <w:t xml:space="preserve"> </w:t>
-      </w:r>
-      <w:r>
-        <w:rPr>
           <w:i/>
-          <w:iCs/>
         </w:rPr>
         <w:t xml:space="preserve">BMC Ecology and Evolution</w:t>
       </w:r>
@@ -2610,7 +3045,7 @@
       <w:r>
         <w:t xml:space="preserve"> </w:t>
       </w:r>
-      <w:hyperlink r:id="rId54">
+      <w:hyperlink r:id="rId56">
         <w:r>
           <w:rPr>
             <w:rStyle w:val="Hyperlink"/>
@@ -2640,8 +3075,8 @@
       </w:r>
       <w:r>
         <w:rPr>
+          <w:bCs/>
           <w:b/>
-          <w:bCs/>
         </w:rPr>
         <w:t xml:space="preserve">Onditi, K. O.</w:t>
       </w:r>
@@ -2653,8 +3088,8 @@
       </w:r>
       <w:r>
         <w:rPr>
+          <w:iCs/>
           <w:i/>
-          <w:iCs/>
         </w:rPr>
         <w:t xml:space="preserve">Ecology and Evolution</w:t>
       </w:r>
@@ -2664,7 +3099,7 @@
       <w:r>
         <w:t xml:space="preserve"> </w:t>
       </w:r>
-      <w:hyperlink r:id="rId55">
+      <w:hyperlink r:id="rId57">
         <w:r>
           <w:rPr>
             <w:rStyle w:val="Hyperlink"/>
@@ -2688,8 +3123,8 @@
       </w:r>
       <w:r>
         <w:rPr>
+          <w:bCs/>
           <w:b/>
-          <w:bCs/>
         </w:rPr>
         <w:t xml:space="preserve">Onditi, K. O.</w:t>
       </w:r>
@@ -2698,24 +3133,24 @@
       </w:r>
       <w:r>
         <w:rPr>
+          <w:iCs/>
           <w:i/>
+        </w:rPr>
+        <w:t xml:space="preserve">Lophuromys</w:t>
+      </w:r>
+      <w:r>
+        <w:t xml:space="preserve"> </w:t>
+      </w:r>
+      <w:r>
+        <w:t xml:space="preserve">Peters 1874); relevance to taxonomy and ecology.</w:t>
+      </w:r>
+      <w:r>
+        <w:t xml:space="preserve"> </w:t>
+      </w:r>
+      <w:r>
+        <w:rPr>
           <w:iCs/>
-        </w:rPr>
-        <w:t xml:space="preserve">Lophuromys</w:t>
-      </w:r>
-      <w:r>
-        <w:t xml:space="preserve"> </w:t>
-      </w:r>
-      <w:r>
-        <w:t xml:space="preserve">Peters 1874); relevance to taxonomy and ecology.</w:t>
-      </w:r>
-      <w:r>
-        <w:t xml:space="preserve"> </w:t>
-      </w:r>
-      <w:r>
-        <w:rPr>
           <w:i/>
-          <w:iCs/>
         </w:rPr>
         <w:t xml:space="preserve">Mammal Research</w:t>
       </w:r>
@@ -2725,7 +3160,7 @@
       <w:r>
         <w:t xml:space="preserve"> </w:t>
       </w:r>
-      <w:hyperlink r:id="rId56">
+      <w:hyperlink r:id="rId58">
         <w:r>
           <w:rPr>
             <w:rStyle w:val="Hyperlink"/>
@@ -2755,8 +3190,8 @@
       </w:r>
       <w:r>
         <w:rPr>
+          <w:bCs/>
           <w:b/>
-          <w:bCs/>
         </w:rPr>
         <w:t xml:space="preserve">Onditi, K. O.</w:t>
       </w:r>
@@ -2768,8 +3203,8 @@
       </w:r>
       <w:r>
         <w:rPr>
+          <w:iCs/>
           <w:i/>
-          <w:iCs/>
         </w:rPr>
         <w:t xml:space="preserve">Zoological Research</w:t>
       </w:r>
@@ -2779,7 +3214,7 @@
       <w:r>
         <w:t xml:space="preserve"> </w:t>
       </w:r>
-      <w:hyperlink r:id="rId57">
+      <w:hyperlink r:id="rId59">
         <w:r>
           <w:rPr>
             <w:rStyle w:val="Hyperlink"/>
@@ -2809,8 +3244,8 @@
       </w:r>
       <w:r>
         <w:rPr>
+          <w:bCs/>
           <w:b/>
-          <w:bCs/>
         </w:rPr>
         <w:t xml:space="preserve">Onditi, K. O.</w:t>
       </w:r>
@@ -2822,8 +3257,8 @@
       </w:r>
       <w:r>
         <w:rPr>
+          <w:iCs/>
           <w:i/>
-          <w:iCs/>
         </w:rPr>
         <w:t xml:space="preserve">Zoological Research</w:t>
       </w:r>
@@ -2833,7 +3268,7 @@
       <w:r>
         <w:t xml:space="preserve"> </w:t>
       </w:r>
-      <w:hyperlink r:id="rId58">
+      <w:hyperlink r:id="rId60">
         <w:r>
           <w:rPr>
             <w:rStyle w:val="Hyperlink"/>
@@ -2847,7 +3282,7 @@
         <w:pStyle w:val="CVSubhead"/>
       </w:pPr>
       <w:r>
-        <w:t xml:space="preserve">Preprints and manuscripts under review (2)</w:t>
+        <w:t xml:space="preserve">Preprints (2)</w:t>
       </w:r>
     </w:p>
     <w:p>
@@ -2871,8 +3306,8 @@
       </w:r>
       <w:r>
         <w:rPr>
+          <w:bCs/>
           <w:b/>
-          <w:bCs/>
         </w:rPr>
         <w:t xml:space="preserve">Onditi, K. O.</w:t>
       </w:r>
@@ -2884,18 +3319,21 @@
       </w:r>
       <w:r>
         <w:rPr>
+          <w:iCs/>
           <w:i/>
-          <w:iCs/>
-        </w:rPr>
-        <w:t xml:space="preserve">Preprint</w:t>
-      </w:r>
-      <w:r>
-        <w:t xml:space="preserve">.</w:t>
-      </w:r>
-      <w:r>
-        <w:t xml:space="preserve"> </w:t>
-      </w:r>
-      <w:hyperlink r:id="rId59">
+        </w:rPr>
+        <w:t xml:space="preserve">SSRN</w:t>
+      </w:r>
+      <w:r>
+        <w:t xml:space="preserve"> </w:t>
+      </w:r>
+      <w:r>
+        <w:t xml:space="preserve">(preprint).</w:t>
+      </w:r>
+      <w:r>
+        <w:t xml:space="preserve"> </w:t>
+      </w:r>
+      <w:hyperlink r:id="rId61">
         <w:r>
           <w:rPr>
             <w:rStyle w:val="Hyperlink"/>
@@ -2925,8 +3363,8 @@
       </w:r>
       <w:r>
         <w:rPr>
+          <w:bCs/>
           <w:b/>
-          <w:bCs/>
         </w:rPr>
         <w:t xml:space="preserve">Onditi, K. O.</w:t>
       </w:r>
@@ -2938,18 +3376,21 @@
       </w:r>
       <w:r>
         <w:rPr>
+          <w:iCs/>
           <w:i/>
-          <w:iCs/>
-        </w:rPr>
-        <w:t xml:space="preserve">Preprint</w:t>
-      </w:r>
-      <w:r>
-        <w:t xml:space="preserve">.</w:t>
-      </w:r>
-      <w:r>
-        <w:t xml:space="preserve"> </w:t>
-      </w:r>
-      <w:hyperlink r:id="rId60">
+        </w:rPr>
+        <w:t xml:space="preserve">Research Square</w:t>
+      </w:r>
+      <w:r>
+        <w:t xml:space="preserve"> </w:t>
+      </w:r>
+      <w:r>
+        <w:t xml:space="preserve">(preprint).</w:t>
+      </w:r>
+      <w:r>
+        <w:t xml:space="preserve"> </w:t>
+      </w:r>
+      <w:hyperlink r:id="rId62">
         <w:r>
           <w:rPr>
             <w:rStyle w:val="Hyperlink"/>
@@ -2963,95 +3404,79 @@
         <w:pStyle w:val="CVSection"/>
       </w:pPr>
       <w:r>
-        <w:t xml:space="preserve">Research Grants</w:t>
+        <w:t xml:space="preserve">Presentations</w:t>
       </w:r>
     </w:p>
     <w:p>
       <w:pPr>
-        <w:pStyle w:val="CVEntry"/>
-      </w:pPr>
-      <w:r>
-        <w:rPr>
-          <w:rStyle w:val="CVDate"/>
-        </w:rPr>
-        <w:t xml:space="preserve">Jan – Dec 2024</w:t>
-      </w:r>
-      <w:r>
-        <w:tab/>
-      </w:r>
-      <w:r>
-        <w:t xml:space="preserve">National Natural Science Foundation of China (NSFC)</w:t>
+        <w:pStyle w:val="CVSubhead"/>
+      </w:pPr>
+      <w:r>
+        <w:t xml:space="preserve">Invited talks</w:t>
       </w:r>
     </w:p>
     <w:p>
       <w:pPr>
-        <w:pStyle w:val="CVMeta"/>
-      </w:pPr>
-      <w:r>
-        <w:t xml:space="preserve">Grant No. 32350410430 · ¥240,000 (approx. US$33,300) · Principal Investigator</w:t>
+        <w:pStyle w:val="CVEntry"/>
+      </w:pPr>
+      <w:r>
+        <w:rPr>
+          <w:rStyle w:val="CVDate"/>
+        </w:rPr>
+        <w:t xml:space="preserve">7 Jul 2025</w:t>
+      </w:r>
+      <w:r>
+        <w:tab/>
+      </w:r>
+      <w:r>
+        <w:t xml:space="preserve">Community ecology of terrestrial mammals of Kenya: eco-evolutionary patterns and</w:t>
+      </w:r>
+      <w:r>
+        <w:t xml:space="preserve"> </w:t>
+      </w:r>
+      <w:r>
+        <w:t xml:space="preserve">processes, and conservation implications</w:t>
       </w:r>
     </w:p>
     <w:p>
       <w:pPr>
-        <w:pStyle w:val="CVBody"/>
-      </w:pPr>
-      <w:r>
-        <w:t xml:space="preserve">Genomic analysis of the</w:t>
-      </w:r>
-      <w:r>
-        <w:t xml:space="preserve"> </w:t>
-      </w:r>
-      <w:r>
-        <w:rPr>
-          <w:i/>
-          <w:iCs/>
-        </w:rPr>
-        <w:t xml:space="preserve">Lophuromys flavopunctatus</w:t>
-      </w:r>
-      <w:r>
-        <w:t xml:space="preserve"> </w:t>
-      </w:r>
-      <w:r>
-        <w:t xml:space="preserve">species group: relevancy of</w:t>
-      </w:r>
-      <w:r>
-        <w:t xml:space="preserve"> </w:t>
-      </w:r>
-      <w:r>
-        <w:t xml:space="preserve">conservation genomics to enhancing biodiversity management and human welfare.</w:t>
+        <w:pStyle w:val="CVMetaEnd"/>
+      </w:pPr>
+      <w:r>
+        <w:t xml:space="preserve">University of Potsdam, Institute of Biochemistry and Biology · Potsdam, Germany</w:t>
       </w:r>
     </w:p>
     <w:p>
       <w:pPr>
-        <w:pStyle w:val="CVSection"/>
-      </w:pPr>
-      <w:r>
-        <w:t xml:space="preserve">Honours, Awards &amp; Fellowships</w:t>
+        <w:pStyle w:val="CVEntry"/>
+      </w:pPr>
+      <w:r>
+        <w:rPr>
+          <w:rStyle w:val="CVDate"/>
+        </w:rPr>
+        <w:t xml:space="preserve">31 Oct 2024</w:t>
+      </w:r>
+      <w:r>
+        <w:tab/>
+      </w:r>
+      <w:r>
+        <w:t xml:space="preserve">The problem of spatial scale in small mammal diversity patterns and processes</w:t>
       </w:r>
     </w:p>
     <w:p>
       <w:pPr>
-        <w:pStyle w:val="CVEntry"/>
-      </w:pPr>
-      <w:r>
-        <w:rPr>
-          <w:rStyle w:val="CVDate"/>
-        </w:rPr>
-        <w:t xml:space="preserve">2019</w:t>
-      </w:r>
-      <w:r>
-        <w:tab/>
-      </w:r>
-      <w:r>
-        <w:t xml:space="preserve">IDEA WILD Grant</w:t>
+        <w:pStyle w:val="CVMetaEnd"/>
+      </w:pPr>
+      <w:r>
+        <w:t xml:space="preserve">Masaryk University, Vertebrate Research Group, Faculty of Science · Brno, Czech Republic</w:t>
       </w:r>
     </w:p>
     <w:p>
       <w:pPr>
-        <w:pStyle w:val="CVBody"/>
-      </w:pPr>
-      <w:r>
-        <w:t xml:space="preserve">Equipment award supporting small mammal field surveys in Kenya.</w:t>
+        <w:pStyle w:val="CVSubhead"/>
+      </w:pPr>
+      <w:r>
+        <w:t xml:space="preserve">Conference presentations</w:t>
       </w:r>
     </w:p>
     <w:p>
@@ -3062,27 +3487,27 @@
         <w:rPr>
           <w:rStyle w:val="CVDate"/>
         </w:rPr>
-        <w:t xml:space="preserve">2018</w:t>
+        <w:t xml:space="preserve">3–6 Jun 2024</w:t>
       </w:r>
       <w:r>
         <w:tab/>
       </w:r>
       <w:r>
-        <w:t xml:space="preserve">CAS–TWAS President’s Fellowship</w:t>
+        <w:t xml:space="preserve">Effectiveness of protected areas in Kenya based on terrestrial mammal diversity</w:t>
+      </w:r>
+      <w:r>
+        <w:t xml:space="preserve"> </w:t>
+      </w:r>
+      <w:r>
+        <w:t xml:space="preserve">patterns: implications for conservation strategies</w:t>
       </w:r>
     </w:p>
     <w:p>
       <w:pPr>
-        <w:pStyle w:val="CVBody"/>
-      </w:pPr>
-      <w:r>
-        <w:t xml:space="preserve">Full fellowship for PhD studies, 2018–2021. Chinese Academy of Sciences / The World</w:t>
-      </w:r>
-      <w:r>
-        <w:t xml:space="preserve"> </w:t>
-      </w:r>
-      <w:r>
-        <w:t xml:space="preserve">Academy of Sciences.</w:t>
+        <w:pStyle w:val="CVMetaEnd"/>
+      </w:pPr>
+      <w:r>
+        <w:t xml:space="preserve">Poster · 1st Joint International Scientific Conference, National Museums of Kenya · Nairobi, Kenya</w:t>
       </w:r>
     </w:p>
     <w:p>
@@ -3093,33 +3518,27 @@
         <w:rPr>
           <w:rStyle w:val="CVDate"/>
         </w:rPr>
-        <w:t xml:space="preserve">2018</w:t>
+        <w:t xml:space="preserve">27 Aug 2023</w:t>
       </w:r>
       <w:r>
         <w:tab/>
       </w:r>
       <w:r>
-        <w:t xml:space="preserve">Stipends for Junior Scientists</w:t>
+        <w:t xml:space="preserve">Untangling key abiotic predictors of terrestrial mammal diversity patterns in Kenya</w:t>
+      </w:r>
+      <w:r>
+        <w:t xml:space="preserve"> </w:t>
+      </w:r>
+      <w:r>
+        <w:t xml:space="preserve">and the protected areas’ management implications</w:t>
       </w:r>
     </w:p>
     <w:p>
       <w:pPr>
-        <w:pStyle w:val="CVBody"/>
-      </w:pPr>
-      <w:r>
-        <w:t xml:space="preserve">Sponsorship to attend the 92nd Annual Meeting of the German Society for Mammalian</w:t>
-      </w:r>
-      <w:r>
-        <w:t xml:space="preserve"> </w:t>
-      </w:r>
-      <w:r>
-        <w:t xml:space="preserve">Biology, Bonn, Germany, including a scholarly visit to the Zoological Research Museum</w:t>
-      </w:r>
-      <w:r>
-        <w:t xml:space="preserve"> </w:t>
-      </w:r>
-      <w:r>
-        <w:t xml:space="preserve">Alexander Koenig.</w:t>
+        <w:pStyle w:val="CVMetaEnd"/>
+      </w:pPr>
+      <w:r>
+        <w:t xml:space="preserve">Oral presentation · 16th National Academic Symposium on Wildlife Ecology and Resource Conservation, Chinese Zoological Society · Yichang, Hubei, China</w:t>
       </w:r>
     </w:p>
     <w:p>
@@ -3130,27 +3549,43 @@
         <w:rPr>
           <w:rStyle w:val="CVDate"/>
         </w:rPr>
-        <w:t xml:space="preserve">2017</w:t>
+        <w:t xml:space="preserve">23 Nov 2018</w:t>
       </w:r>
       <w:r>
         <w:tab/>
       </w:r>
       <w:r>
-        <w:t xml:space="preserve">Council on Africa Award — Field Museum of Natural History</w:t>
+        <w:t xml:space="preserve">Morphometrics of the</w:t>
+      </w:r>
+      <w:r>
+        <w:t xml:space="preserve"> </w:t>
+      </w:r>
+      <w:r>
+        <w:rPr>
+          <w:iCs/>
+          <w:i/>
+        </w:rPr>
+        <w:t xml:space="preserve">Lophuromys aquilus</w:t>
+      </w:r>
+      <w:r>
+        <w:t xml:space="preserve"> </w:t>
+      </w:r>
+      <w:r>
+        <w:t xml:space="preserve">species complex: taxonomic and</w:t>
+      </w:r>
+      <w:r>
+        <w:t xml:space="preserve"> </w:t>
+      </w:r>
+      <w:r>
+        <w:t xml:space="preserve">biogeographic relevancy</w:t>
       </w:r>
     </w:p>
     <w:p>
       <w:pPr>
-        <w:pStyle w:val="CVBody"/>
-      </w:pPr>
-      <w:r>
-        <w:t xml:space="preserve">Scholarly visit to the Field Museum of Natural History, Chicago, USA, for</w:t>
-      </w:r>
-      <w:r>
-        <w:t xml:space="preserve"> </w:t>
-      </w:r>
-      <w:r>
-        <w:t xml:space="preserve">collaborative taxonomic work.</w:t>
+        <w:pStyle w:val="CVMetaEnd"/>
+      </w:pPr>
+      <w:r>
+        <w:t xml:space="preserve">Oral presentation · 14th National Symposium on Wildlife Ecology and Resource Conservation, Chinese Zoological Society · Kunming, Yunnan, China</w:t>
       </w:r>
     </w:p>
     <w:p>
@@ -3161,21 +3596,37 @@
         <w:rPr>
           <w:rStyle w:val="CVDate"/>
         </w:rPr>
-        <w:t xml:space="preserve">2015</w:t>
+        <w:t xml:space="preserve">18 Sep 2018</w:t>
       </w:r>
       <w:r>
         <w:tab/>
       </w:r>
       <w:r>
-        <w:t xml:space="preserve">University of Chinese Academy of Sciences Full Scholarship</w:t>
+        <w:t xml:space="preserve">Morphological variation, biogeography, and a taxonomic synopsis of the</w:t>
+      </w:r>
+      <w:r>
+        <w:t xml:space="preserve"> </w:t>
+      </w:r>
+      <w:r>
+        <w:rPr>
+          <w:iCs/>
+          <w:i/>
+        </w:rPr>
+        <w:t xml:space="preserve">Lophuromys aquilus</w:t>
+      </w:r>
+      <w:r>
+        <w:t xml:space="preserve"> </w:t>
+      </w:r>
+      <w:r>
+        <w:t xml:space="preserve">species complex</w:t>
       </w:r>
     </w:p>
     <w:p>
       <w:pPr>
-        <w:pStyle w:val="CVBody"/>
-      </w:pPr>
-      <w:r>
-        <w:t xml:space="preserve">Full scholarship for Master’s studies, 2015–2018.</w:t>
+        <w:pStyle w:val="CVMetaEnd"/>
+      </w:pPr>
+      <w:r>
+        <w:t xml:space="preserve">Oral presentation · 92nd Annual Meeting of the German Society for Mammalian Biology, Museum Koenig · Bonn, Germany</w:t>
       </w:r>
     </w:p>
     <w:p>
@@ -3183,102 +3634,117 @@
         <w:pStyle w:val="CVSection"/>
       </w:pPr>
       <w:r>
-        <w:t xml:space="preserve">Invited Talks</w:t>
+        <w:t xml:space="preserve">Field Research Experience</w:t>
       </w:r>
     </w:p>
     <w:p>
       <w:pPr>
-        <w:pStyle w:val="CVEntry"/>
-      </w:pPr>
-      <w:r>
-        <w:rPr>
-          <w:rStyle w:val="CVDate"/>
-        </w:rPr>
-        <w:t xml:space="preserve">7 Jul 2025</w:t>
-      </w:r>
-      <w:r>
-        <w:tab/>
-      </w:r>
-      <w:r>
-        <w:t xml:space="preserve">Community ecology of terrestrial mammals of Kenya: eco-evolutionary patterns and</w:t>
-      </w:r>
-      <w:r>
-        <w:t xml:space="preserve"> </w:t>
-      </w:r>
-      <w:r>
-        <w:t xml:space="preserve">processes, and conservation implications</w:t>
+        <w:pStyle w:val="CVLead"/>
+      </w:pPr>
+      <w:r>
+        <w:t xml:space="preserve">The five campaigns with specimen counts were joint surveys of the National Museums of</w:t>
+      </w:r>
+      <w:r>
+        <w:t xml:space="preserve"> </w:t>
+      </w:r>
+      <w:r>
+        <w:t xml:space="preserve">Kenya (NMK) and the Kunming Institute of Zoology, CAS; together they yielded 5,974</w:t>
+      </w:r>
+      <w:r>
+        <w:t xml:space="preserve"> </w:t>
+      </w:r>
+      <w:r>
+        <w:t xml:space="preserve">catalogued small mammal specimens. Methods: Sherman live traps, snap traps, and</w:t>
+      </w:r>
+      <w:r>
+        <w:t xml:space="preserve"> </w:t>
+      </w:r>
+      <w:r>
+        <w:t xml:space="preserve">pitfall–drift-fence arrays on standardised elevational transects; external and cranial</w:t>
+      </w:r>
+      <w:r>
+        <w:t xml:space="preserve"> </w:t>
+      </w:r>
+      <w:r>
+        <w:t xml:space="preserve">measurements in the field; tissue sampling in 95% ethanol; voucher preparation and</w:t>
+      </w:r>
+      <w:r>
+        <w:t xml:space="preserve"> </w:t>
+      </w:r>
+      <w:r>
+        <w:t xml:space="preserve">accession into the NMK mammal collection.</w:t>
       </w:r>
     </w:p>
     <w:p>
       <w:pPr>
-        <w:pStyle w:val="CVMeta"/>
-      </w:pPr>
-      <w:r>
-        <w:t xml:space="preserve">University of Potsdam, Institute of Biochemistry and Biology · Potsdam, Germany</w:t>
+        <w:pStyle w:val="CVEntry"/>
+      </w:pPr>
+      <w:r>
+        <w:rPr>
+          <w:rStyle w:val="CVDate"/>
+        </w:rPr>
+        <w:t xml:space="preserve">28 Sep – 14 Nov 2019</w:t>
+      </w:r>
+      <w:r>
+        <w:tab/>
+      </w:r>
+      <w:r>
+        <w:t xml:space="preserve">Cherang’any Hills, Mount Elgon and Mathews Range, Kenya</w:t>
       </w:r>
     </w:p>
     <w:p>
       <w:pPr>
-        <w:pStyle w:val="CVEntry"/>
-      </w:pPr>
-      <w:r>
-        <w:rPr>
-          <w:rStyle w:val="CVDate"/>
-        </w:rPr>
-        <w:t xml:space="preserve">31 Oct 2024</w:t>
-      </w:r>
-      <w:r>
-        <w:tab/>
-      </w:r>
-      <w:r>
-        <w:t xml:space="preserve">The problem of spatial scale in small mammal diversity patterns and processes</w:t>
+        <w:pStyle w:val="CVMeta"/>
+      </w:pPr>
+      <w:r>
+        <w:t xml:space="preserve">854 specimens · rodents and shrews</w:t>
       </w:r>
     </w:p>
     <w:p>
       <w:pPr>
-        <w:pStyle w:val="CVMeta"/>
-      </w:pPr>
-      <w:r>
-        <w:t xml:space="preserve">Masaryk University, Vertebrate Research Group, Faculty of Science · Brno, Czech Republic</w:t>
+        <w:pStyle w:val="CVBody"/>
+      </w:pPr>
+      <w:r>
+        <w:t xml:space="preserve">Montane survey of three geographically isolated highlands, along elevational</w:t>
+      </w:r>
+      <w:r>
+        <w:t xml:space="preserve"> </w:t>
+      </w:r>
+      <w:r>
+        <w:t xml:space="preserve">gradients in western and northern Kenya.</w:t>
       </w:r>
     </w:p>
     <w:p>
       <w:pPr>
-        <w:pStyle w:val="CVSection"/>
-      </w:pPr>
-      <w:r>
-        <w:t xml:space="preserve">Conference Presentations</w:t>
+        <w:pStyle w:val="CVEntry"/>
+      </w:pPr>
+      <w:r>
+        <w:rPr>
+          <w:rStyle w:val="CVDate"/>
+        </w:rPr>
+        <w:t xml:space="preserve">12 Aug – 14 Sep 2018</w:t>
+      </w:r>
+      <w:r>
+        <w:tab/>
+      </w:r>
+      <w:r>
+        <w:t xml:space="preserve">Mau Forests, Kakamega Forest and Yala Swamp, Kenya</w:t>
       </w:r>
     </w:p>
     <w:p>
       <w:pPr>
-        <w:pStyle w:val="CVEntry"/>
-      </w:pPr>
-      <w:r>
-        <w:rPr>
-          <w:rStyle w:val="CVDate"/>
-        </w:rPr>
-        <w:t xml:space="preserve">3–6 Jun 2024</w:t>
-      </w:r>
-      <w:r>
-        <w:tab/>
-      </w:r>
-      <w:r>
-        <w:t xml:space="preserve">Effectiveness of protected areas in Kenya based on terrestrial mammal diversity</w:t>
-      </w:r>
-      <w:r>
-        <w:t xml:space="preserve"> </w:t>
-      </w:r>
-      <w:r>
-        <w:t xml:space="preserve">patterns: implications for conservation strategies</w:t>
+        <w:pStyle w:val="CVMeta"/>
+      </w:pPr>
+      <w:r>
+        <w:t xml:space="preserve">1,450 specimens · rodents and shrews</w:t>
       </w:r>
     </w:p>
     <w:p>
       <w:pPr>
-        <w:pStyle w:val="CVMeta"/>
-      </w:pPr>
-      <w:r>
-        <w:t xml:space="preserve">Poster · 1st Joint International Scientific Conference, National Museums of Kenya · Nairobi, Kenya</w:t>
+        <w:pStyle w:val="CVBody"/>
+      </w:pPr>
+      <w:r>
+        <w:t xml:space="preserve">Gradient from highland forest through Guineo-Congolian lowland rainforest to wetland.</w:t>
       </w:r>
     </w:p>
     <w:p>
@@ -3289,19 +3755,13 @@
         <w:rPr>
           <w:rStyle w:val="CVDate"/>
         </w:rPr>
-        <w:t xml:space="preserve">27 Aug 2023</w:t>
+        <w:t xml:space="preserve">9 Jan – 5 Feb 2018</w:t>
       </w:r>
       <w:r>
         <w:tab/>
       </w:r>
       <w:r>
-        <w:t xml:space="preserve">Untangling key abiotic predictors of terrestrial mammal diversity patterns in Kenya</w:t>
-      </w:r>
-      <w:r>
-        <w:t xml:space="preserve"> </w:t>
-      </w:r>
-      <w:r>
-        <w:t xml:space="preserve">and the protected areas’ management implications</w:t>
+        <w:t xml:space="preserve">Loita Hills forest ecosystem, Kenya</w:t>
       </w:r>
     </w:p>
     <w:p>
@@ -3309,494 +3769,417 @@
         <w:pStyle w:val="CVMeta"/>
       </w:pPr>
       <w:r>
-        <w:t xml:space="preserve">Oral presentation · 16th National Academic Symposium on Wildlife Ecology and Resource Conservation, Chinese Zoological Society · Yichang, Hubei, China</w:t>
+        <w:t xml:space="preserve">877 specimens · rodents and shrews</w:t>
       </w:r>
     </w:p>
     <w:p>
       <w:pPr>
-        <w:pStyle w:val="CVEntry"/>
-      </w:pPr>
-      <w:r>
-        <w:rPr>
-          <w:rStyle w:val="CVDate"/>
-        </w:rPr>
-        <w:t xml:space="preserve">23 Nov 2018</w:t>
-      </w:r>
-      <w:r>
-        <w:tab/>
-      </w:r>
-      <w:r>
-        <w:t xml:space="preserve">Morphometrics of the</w:t>
-      </w:r>
-      <w:r>
-        <w:t xml:space="preserve"> </w:t>
-      </w:r>
-      <w:r>
-        <w:rPr>
-          <w:i/>
-          <w:iCs/>
-        </w:rPr>
-        <w:t xml:space="preserve">Lophuromys aquilus</w:t>
-      </w:r>
-      <w:r>
-        <w:t xml:space="preserve"> </w:t>
-      </w:r>
-      <w:r>
-        <w:t xml:space="preserve">species complex: taxonomic and</w:t>
-      </w:r>
-      <w:r>
-        <w:t xml:space="preserve"> </w:t>
-      </w:r>
-      <w:r>
-        <w:t xml:space="preserve">biogeographic relevancy</w:t>
+        <w:pStyle w:val="CVBody"/>
+      </w:pPr>
+      <w:r>
+        <w:t xml:space="preserve">Dry montane forest isolated from other Kenyan highlands.</w:t>
       </w:r>
     </w:p>
     <w:p>
       <w:pPr>
-        <w:pStyle w:val="CVMeta"/>
-      </w:pPr>
-      <w:r>
-        <w:t xml:space="preserve">Oral presentation · 14th National Symposium on Wildlife Ecology and Resource Conservation, Chinese Zoological Society · Kunming, Yunnan, China</w:t>
+        <w:pStyle w:val="CVEntry"/>
+      </w:pPr>
+      <w:r>
+        <w:rPr>
+          <w:rStyle w:val="CVDate"/>
+        </w:rPr>
+        <w:t xml:space="preserve">19 Aug – 22 Sep 2016</w:t>
+      </w:r>
+      <w:r>
+        <w:tab/>
+      </w:r>
+      <w:r>
+        <w:t xml:space="preserve">Chyulu Hills, Tsavo National Parks, Shimba Hills and Gongoni Forest, Kenya</w:t>
       </w:r>
     </w:p>
     <w:p>
       <w:pPr>
-        <w:pStyle w:val="CVEntry"/>
-      </w:pPr>
-      <w:r>
-        <w:rPr>
-          <w:rStyle w:val="CVDate"/>
-        </w:rPr>
-        <w:t xml:space="preserve">18 Sep 2018</w:t>
-      </w:r>
-      <w:r>
-        <w:tab/>
-      </w:r>
-      <w:r>
-        <w:t xml:space="preserve">Morphological variation, biogeography, and a taxonomic synopsis of the</w:t>
-      </w:r>
-      <w:r>
-        <w:t xml:space="preserve"> </w:t>
-      </w:r>
-      <w:r>
-        <w:rPr>
-          <w:i/>
-          <w:iCs/>
-        </w:rPr>
-        <w:t xml:space="preserve">Lophuromys aquilus</w:t>
-      </w:r>
-      <w:r>
-        <w:t xml:space="preserve"> </w:t>
-      </w:r>
-      <w:r>
-        <w:t xml:space="preserve">species complex</w:t>
+        <w:pStyle w:val="CVMeta"/>
+      </w:pPr>
+      <w:r>
+        <w:t xml:space="preserve">861 specimens · rodents, shrews and bats</w:t>
       </w:r>
     </w:p>
     <w:p>
       <w:pPr>
-        <w:pStyle w:val="CVMeta"/>
-      </w:pPr>
-      <w:r>
-        <w:t xml:space="preserve">Oral presentation · 92nd Annual Meeting of the German Society for Mammalian Biology, Museum Koenig · Bonn, Germany</w:t>
+        <w:pStyle w:val="CVBody"/>
+      </w:pPr>
+      <w:r>
+        <w:t xml:space="preserve">East–west transect from coastal forest to interior savanna.</w:t>
       </w:r>
     </w:p>
     <w:p>
       <w:pPr>
-        <w:pStyle w:val="CVSection"/>
-      </w:pPr>
-      <w:r>
-        <w:t xml:space="preserve">Field Research Experience</w:t>
+        <w:pStyle w:val="CVEntry"/>
+      </w:pPr>
+      <w:r>
+        <w:rPr>
+          <w:rStyle w:val="CVDate"/>
+        </w:rPr>
+        <w:t xml:space="preserve">6 Sep – 13 Oct 2015</w:t>
+      </w:r>
+      <w:r>
+        <w:tab/>
+      </w:r>
+      <w:r>
+        <w:t xml:space="preserve">Mount Kenya (Chogoria and Sirimon transects), Kenya</w:t>
       </w:r>
     </w:p>
     <w:p>
       <w:pPr>
-        <w:pStyle w:val="CVLead"/>
-      </w:pPr>
-      <w:r>
-        <w:t xml:space="preserve">All campaigns were joint surveys of the National Museums of Kenya and the Kunming</w:t>
-      </w:r>
-      <w:r>
-        <w:t xml:space="preserve"> </w:t>
-      </w:r>
-      <w:r>
-        <w:t xml:space="preserve">Institute of Zoology, CAS, totalling 5,974 catalogued small mammal specimens.</w:t>
-      </w:r>
-      <w:r>
-        <w:t xml:space="preserve"> </w:t>
-      </w:r>
-      <w:r>
-        <w:t xml:space="preserve">Methods: Sherman live-trap and pitfall–drift-fence arrays on standardised elevational</w:t>
-      </w:r>
-      <w:r>
-        <w:t xml:space="preserve"> </w:t>
-      </w:r>
-      <w:r>
-        <w:t xml:space="preserve">transects; in situ external and cranial morphometrics; tissue sampling in 95% ethanol;</w:t>
-      </w:r>
-      <w:r>
-        <w:t xml:space="preserve"> </w:t>
-      </w:r>
-      <w:r>
-        <w:t xml:space="preserve">voucher preparation and accession into the NMK mammal collection.</w:t>
+        <w:pStyle w:val="CVMeta"/>
+      </w:pPr>
+      <w:r>
+        <w:t xml:space="preserve">1,932 specimens · rodents and shrews</w:t>
       </w:r>
     </w:p>
     <w:p>
       <w:pPr>
-        <w:pStyle w:val="CVEntry"/>
-      </w:pPr>
-      <w:r>
-        <w:rPr>
-          <w:rStyle w:val="CVDate"/>
-        </w:rPr>
-        <w:t xml:space="preserve">28 Sep – 14 Nov 2019</w:t>
-      </w:r>
-      <w:r>
-        <w:tab/>
-      </w:r>
-      <w:r>
-        <w:t xml:space="preserve">Cherang’any Hills, Mt. Elgon &amp; Mathews Range · Kenya</w:t>
+        <w:pStyle w:val="CVBody"/>
+      </w:pPr>
+      <w:r>
+        <w:t xml:space="preserve">Two elevational transects, from montane forest through bamboo and moorland to alpine heath.</w:t>
       </w:r>
     </w:p>
     <w:p>
       <w:pPr>
-        <w:pStyle w:val="CVBody"/>
-      </w:pPr>
-      <w:r>
-        <w:t xml:space="preserve">854 rodents and shrews. Montane survey across three geographically isolated</w:t>
-      </w:r>
-      <w:r>
-        <w:t xml:space="preserve"> </w:t>
-      </w:r>
-      <w:r>
-        <w:t xml:space="preserve">highlands, targeting elevational gradients in western and northern Kenya.</w:t>
+        <w:pStyle w:val="CVEntry"/>
+      </w:pPr>
+      <w:r>
+        <w:rPr>
+          <w:rStyle w:val="CVDate"/>
+        </w:rPr>
+        <w:t xml:space="preserve">Jul – Aug 2015</w:t>
+      </w:r>
+      <w:r>
+        <w:tab/>
+      </w:r>
+      <w:r>
+        <w:t xml:space="preserve">Loita Forest and Kakamega Forest National Reserve, Kenya</w:t>
       </w:r>
     </w:p>
     <w:p>
       <w:pPr>
-        <w:pStyle w:val="CVEntry"/>
-      </w:pPr>
-      <w:r>
-        <w:rPr>
-          <w:rStyle w:val="CVDate"/>
-        </w:rPr>
-        <w:t xml:space="preserve">12 Aug – 14 Sep 2018</w:t>
-      </w:r>
-      <w:r>
-        <w:tab/>
-      </w:r>
-      <w:r>
-        <w:t xml:space="preserve">Mau Forests, Kakamega Forest &amp; Yala Swamp · Kenya</w:t>
+        <w:pStyle w:val="CVBody"/>
+      </w:pPr>
+      <w:r>
+        <w:t xml:space="preserve">Forest-dependent small mammal communities in two contrasting forest types, with a</w:t>
+      </w:r>
+      <w:r>
+        <w:t xml:space="preserve"> </w:t>
+      </w:r>
+      <w:r>
+        <w:t xml:space="preserve">team led by Prof. Julian Kerbis Peterhans (Field Museum of Natural History /</w:t>
+      </w:r>
+      <w:r>
+        <w:t xml:space="preserve"> </w:t>
+      </w:r>
+      <w:r>
+        <w:t xml:space="preserve">Roosevelt University).</w:t>
       </w:r>
     </w:p>
     <w:p>
       <w:pPr>
-        <w:pStyle w:val="CVBody"/>
-      </w:pPr>
-      <w:r>
-        <w:t xml:space="preserve">1,450 rodents and shrews. Gradient from highland forest through Guineo-Congolian</w:t>
-      </w:r>
-      <w:r>
-        <w:t xml:space="preserve"> </w:t>
-      </w:r>
-      <w:r>
-        <w:t xml:space="preserve">lowland rainforest to wetland.</w:t>
+        <w:pStyle w:val="CVSection"/>
+      </w:pPr>
+      <w:r>
+        <w:t xml:space="preserve">Graduate Supervision &amp; Mentorship</w:t>
       </w:r>
     </w:p>
     <w:p>
       <w:pPr>
-        <w:pStyle w:val="CVEntry"/>
-      </w:pPr>
-      <w:r>
-        <w:rPr>
-          <w:rStyle w:val="CVDate"/>
-        </w:rPr>
-        <w:t xml:space="preserve">9 Jan – 5 Feb 2018</w:t>
-      </w:r>
-      <w:r>
-        <w:tab/>
-      </w:r>
-      <w:r>
-        <w:t xml:space="preserve">Loita Hills forest ecosystem · Kenya</w:t>
+        <w:pStyle w:val="CVLead"/>
+      </w:pPr>
+      <w:r>
+        <w:t xml:space="preserve">MSc students at the Kunming Institute of Zoology, CAS.</w:t>
       </w:r>
     </w:p>
     <w:p>
       <w:pPr>
-        <w:pStyle w:val="CVBody"/>
-      </w:pPr>
-      <w:r>
-        <w:t xml:space="preserve">877 rodents and shrews. Dry montane forest isolated from other Kenyan highlands;</w:t>
-      </w:r>
-      <w:r>
-        <w:t xml:space="preserve"> </w:t>
-      </w:r>
-      <w:r>
-        <w:t xml:space="preserve">key data for comparative phylogeography of forest specialists.</w:t>
+        <w:pStyle w:val="CVEntry"/>
+      </w:pPr>
+      <w:r>
+        <w:rPr>
+          <w:rStyle w:val="CVDate"/>
+        </w:rPr>
+        <w:t xml:space="preserve">2022 – 2025</w:t>
+      </w:r>
+      <w:r>
+        <w:tab/>
+      </w:r>
+      <w:r>
+        <w:t xml:space="preserve">Brian Anoto Sambaya</w:t>
       </w:r>
     </w:p>
     <w:p>
       <w:pPr>
-        <w:pStyle w:val="CVEntry"/>
-      </w:pPr>
-      <w:r>
-        <w:rPr>
-          <w:rStyle w:val="CVDate"/>
-        </w:rPr>
-        <w:t xml:space="preserve">19 Aug – 22 Sep 2016</w:t>
-      </w:r>
-      <w:r>
-        <w:tab/>
-      </w:r>
-      <w:r>
-        <w:t xml:space="preserve">Chyulu Hills, Tsavo National Parks, Shimba Hills &amp; Gongoni Forest · Kenya</w:t>
+        <w:pStyle w:val="CVBody"/>
+      </w:pPr>
+      <w:r>
+        <w:t xml:space="preserve">Integrative phylogeography of African striped grass mice (</w:t>
+      </w:r>
+      <w:r>
+        <w:rPr>
+          <w:iCs/>
+          <w:i/>
+        </w:rPr>
+        <w:t xml:space="preserve">Lemniscomys</w:t>
+      </w:r>
+      <w:r>
+        <w:t xml:space="preserve">). First-author</w:t>
+      </w:r>
+      <w:r>
+        <w:t xml:space="preserve"> </w:t>
+      </w:r>
+      <w:r>
+        <w:t xml:space="preserve">article: Sambaya et al. (2025),</w:t>
+      </w:r>
+      <w:r>
+        <w:t xml:space="preserve"> </w:t>
+      </w:r>
+      <w:r>
+        <w:rPr>
+          <w:iCs/>
+          <w:i/>
+        </w:rPr>
+        <w:t xml:space="preserve">Zoological Research: Diversity and Conservation</w:t>
+      </w:r>
+      <w:r>
+        <w:t xml:space="preserve">, 2(4),</w:t>
+      </w:r>
+      <w:r>
+        <w:t xml:space="preserve"> </w:t>
+      </w:r>
+      <w:r>
+        <w:t xml:space="preserve">233–249.</w:t>
       </w:r>
     </w:p>
     <w:p>
       <w:pPr>
-        <w:pStyle w:val="CVBody"/>
-      </w:pPr>
-      <w:r>
-        <w:t xml:space="preserve">861 rodents, shrews and bats. East–west transect from coastal forest to interior</w:t>
-      </w:r>
-      <w:r>
-        <w:t xml:space="preserve"> </w:t>
-      </w:r>
-      <w:r>
-        <w:t xml:space="preserve">savanna; first comprehensive small mammal survey at several sites.</w:t>
+        <w:pStyle w:val="CVEntry"/>
+      </w:pPr>
+      <w:r>
+        <w:rPr>
+          <w:rStyle w:val="CVDate"/>
+        </w:rPr>
+        <w:t xml:space="preserve">2019 – 2022</w:t>
+      </w:r>
+      <w:r>
+        <w:tab/>
+      </w:r>
+      <w:r>
+        <w:t xml:space="preserve">Alois Wambua Mweu</w:t>
       </w:r>
     </w:p>
     <w:p>
       <w:pPr>
-        <w:pStyle w:val="CVEntry"/>
-      </w:pPr>
-      <w:r>
-        <w:rPr>
-          <w:rStyle w:val="CVDate"/>
-        </w:rPr>
-        <w:t xml:space="preserve">6 Sep – 13 Oct 2015</w:t>
-      </w:r>
-      <w:r>
-        <w:tab/>
-      </w:r>
-      <w:r>
-        <w:t xml:space="preserve">Mount Kenya — Chogoria and Sirimon transects · Kenya</w:t>
+        <w:pStyle w:val="CVBody"/>
+      </w:pPr>
+      <w:r>
+        <w:t xml:space="preserve">Comparative phylogeography of specialist rodents in Kenyan forest fragments.</w:t>
+      </w:r>
+      <w:r>
+        <w:t xml:space="preserve"> </w:t>
+      </w:r>
+      <w:r>
+        <w:t xml:space="preserve">First-author article: Mweu et al. (2024),</w:t>
+      </w:r>
+      <w:r>
+        <w:t xml:space="preserve"> </w:t>
+      </w:r>
+      <w:r>
+        <w:rPr>
+          <w:iCs/>
+          <w:i/>
+        </w:rPr>
+        <w:t xml:space="preserve">Life</w:t>
+      </w:r>
+      <w:r>
+        <w:t xml:space="preserve">, 14(11), 1469.</w:t>
       </w:r>
     </w:p>
     <w:p>
       <w:pPr>
-        <w:pStyle w:val="CVBody"/>
-      </w:pPr>
-      <w:r>
-        <w:t xml:space="preserve">1,932 rodents and shrews. Two-transect elevational survey from montane forest through</w:t>
-      </w:r>
-      <w:r>
-        <w:t xml:space="preserve"> </w:t>
-      </w:r>
-      <w:r>
-        <w:t xml:space="preserve">bamboo and moorland to alpine heath; the largest single-site small mammal dataset</w:t>
-      </w:r>
-      <w:r>
-        <w:t xml:space="preserve"> </w:t>
-      </w:r>
-      <w:r>
-        <w:t xml:space="preserve">from Kenya.</w:t>
+        <w:pStyle w:val="CVEntryEnd"/>
+      </w:pPr>
+      <w:r>
+        <w:rPr>
+          <w:rStyle w:val="CVDate"/>
+        </w:rPr>
+        <w:t xml:space="preserve">2019 – 2022</w:t>
+      </w:r>
+      <w:r>
+        <w:tab/>
+      </w:r>
+      <w:r>
+        <w:t xml:space="preserve">Samson Mabeya Ouru</w:t>
       </w:r>
     </w:p>
     <w:p>
       <w:pPr>
-        <w:pStyle w:val="CVEntry"/>
-      </w:pPr>
-      <w:r>
-        <w:rPr>
-          <w:rStyle w:val="CVDate"/>
-        </w:rPr>
-        <w:t xml:space="preserve">Jul – Aug 2015</w:t>
-      </w:r>
-      <w:r>
-        <w:tab/>
-      </w:r>
-      <w:r>
-        <w:t xml:space="preserve">Loita Forest &amp; Kakamega Forest National Reserve · Kenya</w:t>
+        <w:pStyle w:val="CVSection"/>
+      </w:pPr>
+      <w:r>
+        <w:t xml:space="preserve">Peer Review &amp; Memberships</w:t>
       </w:r>
     </w:p>
     <w:p>
       <w:pPr>
-        <w:pStyle w:val="CVBody"/>
-      </w:pPr>
-      <w:r>
-        <w:t xml:space="preserve">Forest-dependent small mammal communities in two contrasting forest types, with a</w:t>
-      </w:r>
-      <w:r>
-        <w:t xml:space="preserve"> </w:t>
-      </w:r>
-      <w:r>
-        <w:t xml:space="preserve">team led by Prof. Julian Kerbis Peterhans (Field Museum of Natural History /</w:t>
-      </w:r>
-      <w:r>
-        <w:t xml:space="preserve"> </w:t>
-      </w:r>
-      <w:r>
-        <w:t xml:space="preserve">Roosevelt University).</w:t>
+        <w:pStyle w:val="CVLabel"/>
+      </w:pPr>
+      <w:r>
+        <w:rPr>
+          <w:rStyle w:val="CVDate"/>
+        </w:rPr>
+        <w:t xml:space="preserve">Peer review</w:t>
+      </w:r>
+      <w:r>
+        <w:tab/>
+      </w:r>
+      <w:r>
+        <w:t xml:space="preserve">76 review records for 24 journals, 2020–2026 (ORCID, 4 October 2026).</w:t>
       </w:r>
     </w:p>
     <w:p>
       <w:pPr>
-        <w:pStyle w:val="CVSection"/>
-      </w:pPr>
-      <w:r>
-        <w:t xml:space="preserve">Graduate Supervision &amp; Mentorship</w:t>
+        <w:pStyle w:val="CVLabelNote"/>
+      </w:pPr>
+      <w:r>
+        <w:t xml:space="preserve">Sustainability (15); Ecology and Evolution (12); Animals (7); Land (6); Biology (4)</w:t>
       </w:r>
     </w:p>
     <w:p>
       <w:pPr>
-        <w:pStyle w:val="CVEntry"/>
-      </w:pPr>
-      <w:r>
-        <w:rPr>
-          <w:rStyle w:val="CVDate"/>
-        </w:rPr>
-        <w:t xml:space="preserve">2022 – 2025</w:t>
-      </w:r>
-      <w:r>
-        <w:tab/>
-      </w:r>
-      <w:r>
-        <w:t xml:space="preserve">Brian Anoto Sambaya — MSc</w:t>
+        <w:pStyle w:val="CVLabelNote"/>
+      </w:pPr>
+      <w:r>
+        <w:t xml:space="preserve">Three each: Diversity and Distributions; Ecosphere; Global Change Biology; Global Ecology and Biogeography</w:t>
       </w:r>
     </w:p>
     <w:p>
       <w:pPr>
-        <w:pStyle w:val="CVMeta"/>
-      </w:pPr>
-      <w:r>
-        <w:t xml:space="preserve">Kunming Institute of Zoology, CAS</w:t>
+        <w:pStyle w:val="CVLabelNote"/>
+      </w:pPr>
+      <w:r>
+        <w:t xml:space="preserve">Two each: Birds; Diversity; Forests; Mammalian Biology; Wild</w:t>
       </w:r>
     </w:p>
     <w:p>
       <w:pPr>
-        <w:pStyle w:val="CVBody"/>
-      </w:pPr>
-      <w:r>
-        <w:t xml:space="preserve">Integrative phylogeography of African striped grass mice (</w:t>
-      </w:r>
-      <w:r>
-        <w:rPr>
-          <w:i/>
-          <w:iCs/>
-        </w:rPr>
-        <w:t xml:space="preserve">Lemniscomys</w:t>
-      </w:r>
-      <w:r>
-        <w:t xml:space="preserve">); resulting</w:t>
-      </w:r>
-      <w:r>
-        <w:t xml:space="preserve"> </w:t>
-      </w:r>
-      <w:r>
-        <w:t xml:space="preserve">in a first-author publication in</w:t>
-      </w:r>
-      <w:r>
-        <w:t xml:space="preserve"> </w:t>
-      </w:r>
-      <w:r>
-        <w:rPr>
-          <w:i/>
-          <w:iCs/>
-        </w:rPr>
-        <w:t xml:space="preserve">Zoological Research: Diversity and Conservation</w:t>
-      </w:r>
-      <w:r>
-        <w:t xml:space="preserve"> </w:t>
-      </w:r>
-      <w:r>
-        <w:t xml:space="preserve">(2025).</w:t>
+        <w:pStyle w:val="CVLabelNote"/>
+      </w:pPr>
+      <w:r>
+        <w:t xml:space="preserve">One each: Biological Conservation; Conservation Science and Practice; Ecological Indicators; Geology Ecology and Landscapes; Journal of Applied Ecology; Journal of Biogeography; Journal of Threatened Taxa; Journal of Wildlife Management; Journal of Zoological Systematics &amp; Evolutionary Research; Plant Ecology &amp; Diversity</w:t>
       </w:r>
     </w:p>
     <w:p>
       <w:pPr>
-        <w:pStyle w:val="CVEntry"/>
+        <w:pStyle w:val="CVLabel"/>
       </w:pPr>
       <w:r>
         <w:rPr>
           <w:rStyle w:val="CVDate"/>
         </w:rPr>
-        <w:t xml:space="preserve">2019 – 2022</w:t>
+        <w:t xml:space="preserve">Societies</w:t>
       </w:r>
       <w:r>
         <w:tab/>
       </w:r>
       <w:r>
-        <w:t xml:space="preserve">Alois Wambua Mweu — MSc</w:t>
+        <w:t xml:space="preserve">Association for Tropical Biology and Conservation; Ecological Society for Eastern</w:t>
+      </w:r>
+      <w:r>
+        <w:t xml:space="preserve"> </w:t>
+      </w:r>
+      <w:r>
+        <w:t xml:space="preserve">Africa; Ecological Society of America; Society for the Study of Evolution; Society for</w:t>
+      </w:r>
+      <w:r>
+        <w:t xml:space="preserve"> </w:t>
+      </w:r>
+      <w:r>
+        <w:t xml:space="preserve">Tropical Ecology (gtö); Society of Systematic Biologists.</w:t>
       </w:r>
     </w:p>
     <w:p>
       <w:pPr>
-        <w:pStyle w:val="CVMeta"/>
-      </w:pPr>
-      <w:r>
-        <w:t xml:space="preserve">Kunming Institute of Zoology, CAS</w:t>
+        <w:pStyle w:val="CVSection"/>
+      </w:pPr>
+      <w:r>
+        <w:t xml:space="preserve">Skills</w:t>
       </w:r>
     </w:p>
     <w:p>
       <w:pPr>
-        <w:pStyle w:val="CVBody"/>
-      </w:pPr>
-      <w:r>
-        <w:t xml:space="preserve">Comparative phylogeography of specialist rodents in Kenyan forest fragments;</w:t>
-      </w:r>
-      <w:r>
-        <w:t xml:space="preserve"> </w:t>
-      </w:r>
-      <w:r>
-        <w:t xml:space="preserve">resulting in a first-author publication in</w:t>
-      </w:r>
-      <w:r>
-        <w:t xml:space="preserve"> </w:t>
-      </w:r>
-      <w:r>
-        <w:rPr>
-          <w:i/>
-          <w:iCs/>
-        </w:rPr>
-        <w:t xml:space="preserve">Life</w:t>
-      </w:r>
-      <w:r>
-        <w:t xml:space="preserve"> </w:t>
-      </w:r>
-      <w:r>
-        <w:t xml:space="preserve">(2024).</w:t>
+        <w:pStyle w:val="CVLabel"/>
+      </w:pPr>
+      <w:r>
+        <w:rPr>
+          <w:rStyle w:val="CVDate"/>
+        </w:rPr>
+        <w:t xml:space="preserve">Systematics &amp; genomics</w:t>
+      </w:r>
+      <w:r>
+        <w:tab/>
+      </w:r>
+      <w:r>
+        <w:t xml:space="preserve">Integrative taxonomy; phylogenomics with ultraconserved elements (UCEs); mitochondrial and multilocus phylogenetics; species delimitation; divergence-time and demographic inference; linear and geometric morphometrics.</w:t>
       </w:r>
     </w:p>
     <w:p>
       <w:pPr>
-        <w:pStyle w:val="CVEntry"/>
+        <w:pStyle w:val="CVLabel"/>
       </w:pPr>
       <w:r>
         <w:rPr>
           <w:rStyle w:val="CVDate"/>
         </w:rPr>
-        <w:t xml:space="preserve">2019 – 2022</w:t>
+        <w:t xml:space="preserve">Macroecology &amp; modelling</w:t>
       </w:r>
       <w:r>
         <w:tab/>
       </w:r>
       <w:r>
-        <w:t xml:space="preserve">Samson Mabeya Ouru — MSc</w:t>
+        <w:t xml:space="preserve">Species distribution and habitat suitability modelling; phylogenetic and functional diversity; beta-diversity decomposition; occupancy modelling; multiscale spatial analysis; protected-area effectiveness assessment.</w:t>
       </w:r>
     </w:p>
     <w:p>
       <w:pPr>
-        <w:pStyle w:val="CVMeta"/>
-      </w:pPr>
-      <w:r>
-        <w:t xml:space="preserve">Kunming Institute of Zoology, CAS</w:t>
+        <w:pStyle w:val="CVLabel"/>
+      </w:pPr>
+      <w:r>
+        <w:rPr>
+          <w:rStyle w:val="CVDate"/>
+        </w:rPr>
+        <w:t xml:space="preserve">Field &amp; collections</w:t>
+      </w:r>
+      <w:r>
+        <w:tab/>
+      </w:r>
+      <w:r>
+        <w:t xml:space="preserve">Small mammal live-trapping, snap-trapping and pitfall arrays; elevational transect design; specimen preparation, curation and museum accession; tissue archiving.</w:t>
       </w:r>
     </w:p>
     <w:p>
       <w:pPr>
-        <w:pStyle w:val="CVSection"/>
-      </w:pPr>
-      <w:r>
-        <w:t xml:space="preserve">Professional Service</w:t>
+        <w:pStyle w:val="CVLabel"/>
+      </w:pPr>
+      <w:r>
+        <w:rPr>
+          <w:rStyle w:val="CVDate"/>
+        </w:rPr>
+        <w:t xml:space="preserve">Computing</w:t>
+      </w:r>
+      <w:r>
+        <w:tab/>
+      </w:r>
+      <w:r>
+        <w:t xml:space="preserve">R (statistical modelling, spatial analysis, reproducible workflows); bioinformatics pipelines for phylogenomic data; GIS.</w:t>
       </w:r>
     </w:p>
     <w:p>
@@ -3807,297 +4190,123 @@
         <w:rPr>
           <w:rStyle w:val="CVDate"/>
         </w:rPr>
-        <w:t xml:space="preserve">Peer review</w:t>
+        <w:t xml:space="preserve">Languages</w:t>
       </w:r>
       <w:r>
         <w:tab/>
       </w:r>
       <w:r>
-        <w:t xml:space="preserve">74 manuscripts reviewed for 22 journals, 2020–2026 (verified via ORCID).</w:t>
+        <w:t xml:space="preserve">English (fluent) · Swahili (fluent) · Mandarin Chinese (basic)</w:t>
       </w:r>
     </w:p>
     <w:p>
       <w:pPr>
-        <w:pStyle w:val="CVLabelNote"/>
-      </w:pPr>
-      <w:r>
-        <w:t xml:space="preserve">Sustainability (15)   Ecology and Evolution (12)   Animals (7)   Land (6)   Biology (4)   Diversity and Distributions (3)   Ecosphere (3)   Global Change Biology (3)   Global Ecology and Biogeography (3)   Birds (2)   Diversity (2)   Forests (2)   Mammalian Biology (2)   Wild (2)   Conservation Science and Practice (1)   Geology Ecology and Landscapes (1)   Journal of Applied Ecology (1)   Journal of Biogeography (1)   Journal of Threatened Taxa (1)   Journal of Wildlife Management (1)   Journal of Zoological Systematics &amp; Evolutionary Research (1)   Plant Ecology &amp; Diversity (1)</w:t>
+        <w:pStyle w:val="CVSection"/>
+      </w:pPr>
+      <w:r>
+        <w:t xml:space="preserve">Referees</w:t>
       </w:r>
     </w:p>
     <w:p>
       <w:pPr>
-        <w:pStyle w:val="CVLabel"/>
-      </w:pPr>
-      <w:r>
-        <w:rPr>
-          <w:rStyle w:val="CVDate"/>
-        </w:rPr>
-        <w:t xml:space="preserve">Societies</w:t>
-      </w:r>
-      <w:r>
-        <w:tab/>
-      </w:r>
-      <w:r>
-        <w:t xml:space="preserve">Association for Tropical Biology and Conservation; Ecological Society for Eastern</w:t>
-      </w:r>
-      <w:r>
-        <w:t xml:space="preserve"> </w:t>
-      </w:r>
-      <w:r>
-        <w:t xml:space="preserve">Africa (ESEA); Ecological Society of America; Society for the Study of Evolution;</w:t>
-      </w:r>
-      <w:r>
-        <w:t xml:space="preserve"> </w:t>
-      </w:r>
-      <w:r>
-        <w:t xml:space="preserve">Society for Tropical Ecology (gtö); Society of Systematic Biologists.</w:t>
+        <w:pStyle w:val="CVRefName"/>
+      </w:pPr>
+      <w:r>
+        <w:t xml:space="preserve">Prof. Jiang Xuelong</w:t>
+      </w:r>
+      <w:r>
+        <w:rPr>
+          <w:rStyle w:val="CVMuted"/>
+        </w:rPr>
+        <w:t xml:space="preserve">  ·  Principal Investigator</w:t>
       </w:r>
     </w:p>
     <w:p>
       <w:pPr>
-        <w:pStyle w:val="CVSection"/>
-      </w:pPr>
-      <w:r>
-        <w:t xml:space="preserve">Technical &amp; Analytical Skills</w:t>
+        <w:pStyle w:val="CVRefOrg"/>
+      </w:pPr>
+      <w:r>
+        <w:t xml:space="preserve">Kunming Institute of Zoology, Chinese Academy of Sciences · Kunming, China</w:t>
       </w:r>
     </w:p>
     <w:p>
       <w:pPr>
-        <w:pStyle w:val="CVLabel"/>
-      </w:pPr>
-      <w:r>
-        <w:rPr>
-          <w:rStyle w:val="CVDate"/>
-        </w:rPr>
-        <w:t xml:space="preserve">Systematics &amp; genomics</w:t>
-      </w:r>
-      <w:r>
-        <w:tab/>
-      </w:r>
-      <w:r>
-        <w:t xml:space="preserve">Integrative taxonomy; phylogenomics with ultraconserved elements (UCEs); mitochondrial and multilocus phylogenetics; species delimitation; divergence-time and demographic inference; linear and geometric morphometrics.</w:t>
+        <w:pStyle w:val="CVRefName"/>
+      </w:pPr>
+      <w:r>
+        <w:t xml:space="preserve">Dr. Esther Kioko</w:t>
+      </w:r>
+      <w:r>
+        <w:rPr>
+          <w:rStyle w:val="CVMuted"/>
+        </w:rPr>
+        <w:t xml:space="preserve">  ·  Senior Research Scientist</w:t>
       </w:r>
     </w:p>
     <w:p>
       <w:pPr>
-        <w:pStyle w:val="CVLabel"/>
-      </w:pPr>
-      <w:r>
-        <w:rPr>
-          <w:rStyle w:val="CVDate"/>
-        </w:rPr>
-        <w:t xml:space="preserve">Macroecology &amp; modelling</w:t>
-      </w:r>
-      <w:r>
-        <w:tab/>
-      </w:r>
-      <w:r>
-        <w:t xml:space="preserve">Species distribution and habitat suitability modelling; phylogenetic and functional diversity; beta-diversity decomposition; occupancy modelling; multi-scale spatial analysis; protected-area effectiveness assessment.</w:t>
+        <w:pStyle w:val="CVRefOrg"/>
+      </w:pPr>
+      <w:r>
+        <w:t xml:space="preserve">National Museums of Kenya · Nairobi, Kenya</w:t>
       </w:r>
     </w:p>
     <w:p>
       <w:pPr>
-        <w:pStyle w:val="CVLabel"/>
-      </w:pPr>
-      <w:r>
-        <w:rPr>
-          <w:rStyle w:val="CVDate"/>
-        </w:rPr>
-        <w:t xml:space="preserve">Field &amp; collections</w:t>
-      </w:r>
-      <w:r>
-        <w:tab/>
-      </w:r>
-      <w:r>
-        <w:t xml:space="preserve">Small mammal live-trapping and pitfall arrays; elevational transect design; specimen preparation, curation and museum accession; tissue archiving.</w:t>
+        <w:pStyle w:val="CVRefName"/>
+      </w:pPr>
+      <w:r>
+        <w:t xml:space="preserve">Dr. Julian Kerbis Peterhans</w:t>
+      </w:r>
+      <w:r>
+        <w:rPr>
+          <w:rStyle w:val="CVMuted"/>
+        </w:rPr>
+        <w:t xml:space="preserve">  ·  Curator</w:t>
       </w:r>
     </w:p>
     <w:p>
       <w:pPr>
-        <w:pStyle w:val="CVLabel"/>
-      </w:pPr>
-      <w:r>
-        <w:rPr>
-          <w:rStyle w:val="CVDate"/>
-        </w:rPr>
-        <w:t xml:space="preserve">Computing</w:t>
-      </w:r>
-      <w:r>
-        <w:tab/>
-      </w:r>
-      <w:r>
-        <w:t xml:space="preserve">R (statistical modelling, spatial analysis, reproducible workflows); bioinformatics pipelines for phylogenomic data; GIS.</w:t>
+        <w:pStyle w:val="CVRefOrg"/>
+      </w:pPr>
+      <w:r>
+        <w:t xml:space="preserve">Field Museum of Natural History · Chicago, USA</w:t>
       </w:r>
     </w:p>
     <w:p>
       <w:pPr>
-        <w:pStyle w:val="CVLabel"/>
-      </w:pPr>
-      <w:r>
-        <w:rPr>
-          <w:rStyle w:val="CVDate"/>
-        </w:rPr>
-        <w:t xml:space="preserve">Languages</w:t>
-      </w:r>
-      <w:r>
-        <w:tab/>
-      </w:r>
-      <w:r>
-        <w:t xml:space="preserve">English (fluent) · Swahili (fluent) · Mandarin Chinese (basic)</w:t>
+        <w:pStyle w:val="CVRefName"/>
+      </w:pPr>
+      <w:r>
+        <w:t xml:space="preserve">Dr. Simon Musila</w:t>
+      </w:r>
+      <w:r>
+        <w:rPr>
+          <w:rStyle w:val="CVMuted"/>
+        </w:rPr>
+        <w:t xml:space="preserve">  ·  Senior Research Scientist &amp; Head, Mammalogy Section</w:t>
       </w:r>
     </w:p>
     <w:p>
       <w:pPr>
-        <w:pStyle w:val="CVSection"/>
-      </w:pPr>
-      <w:r>
-        <w:t xml:space="preserve">Referees</w:t>
+        <w:pStyle w:val="CVRefOrg"/>
+      </w:pPr>
+      <w:r>
+        <w:t xml:space="preserve">National Museums of Kenya · Nairobi, Kenya</w:t>
       </w:r>
     </w:p>
     <w:p>
       <w:pPr>
-        <w:pStyle w:val="CVRefName"/>
-      </w:pPr>
-      <w:r>
-        <w:t xml:space="preserve">Prof. Jiang Xuelong</w:t>
-      </w:r>
-      <w:r>
-        <w:rPr>
-          <w:rStyle w:val="CVMuted"/>
-        </w:rPr>
-        <w:t xml:space="preserve">  ·  Principal Investigator</w:t>
-      </w:r>
-    </w:p>
-    <w:p>
-      <w:pPr>
-        <w:pStyle w:val="CVRefOrg"/>
-      </w:pPr>
-      <w:r>
-        <w:t xml:space="preserve">Kunming Institute of Zoology, Chinese Academy of Sciences · Kunming, China</w:t>
-      </w:r>
-    </w:p>
-    <w:p>
-      <w:pPr>
-        <w:pStyle w:val="CVContact"/>
-      </w:pPr>
-      <w:hyperlink r:id="rId61">
-        <w:r>
-          <w:rPr>
-            <w:rStyle w:val="Hyperlink"/>
-          </w:rPr>
-          <w:t xml:space="preserve">jiangxl@mail.kiz.ac.cn</w:t>
-        </w:r>
-      </w:hyperlink>
-    </w:p>
-    <w:p>
-      <w:pPr>
-        <w:pStyle w:val="CVRefName"/>
-      </w:pPr>
-      <w:r>
-        <w:t xml:space="preserve">Dr. Esther Kioko</w:t>
-      </w:r>
-      <w:r>
-        <w:rPr>
-          <w:rStyle w:val="CVMuted"/>
-        </w:rPr>
-        <w:t xml:space="preserve">  ·  Senior Research Scientist</w:t>
-      </w:r>
-    </w:p>
-    <w:p>
-      <w:pPr>
-        <w:pStyle w:val="CVRefOrg"/>
-      </w:pPr>
-      <w:r>
-        <w:t xml:space="preserve">National Museums of Kenya · Nairobi, Kenya</w:t>
-      </w:r>
-    </w:p>
-    <w:p>
-      <w:pPr>
-        <w:pStyle w:val="CVContact"/>
-      </w:pPr>
-      <w:hyperlink r:id="rId62">
-        <w:r>
-          <w:rPr>
-            <w:rStyle w:val="Hyperlink"/>
-          </w:rPr>
-          <w:t xml:space="preserve">ekioko@museums.or.ke</w:t>
-        </w:r>
-      </w:hyperlink>
-    </w:p>
-    <w:p>
-      <w:pPr>
-        <w:pStyle w:val="CVRefName"/>
-      </w:pPr>
-      <w:r>
-        <w:t xml:space="preserve">Dr. Julian Kerbis Peterhans</w:t>
-      </w:r>
-      <w:r>
-        <w:rPr>
-          <w:rStyle w:val="CVMuted"/>
-        </w:rPr>
-        <w:t xml:space="preserve">  ·  Curator</w:t>
-      </w:r>
-    </w:p>
-    <w:p>
-      <w:pPr>
-        <w:pStyle w:val="CVRefOrg"/>
-      </w:pPr>
-      <w:r>
-        <w:t xml:space="preserve">Field Museum of Natural History · Chicago, USA</w:t>
-      </w:r>
-    </w:p>
-    <w:p>
-      <w:pPr>
-        <w:pStyle w:val="CVContact"/>
-      </w:pPr>
-      <w:hyperlink r:id="rId63">
-        <w:r>
-          <w:rPr>
-            <w:rStyle w:val="Hyperlink"/>
-          </w:rPr>
-          <w:t xml:space="preserve">jkerbis@fieldmuseum.org</w:t>
-        </w:r>
-      </w:hyperlink>
-    </w:p>
-    <w:p>
-      <w:pPr>
-        <w:pStyle w:val="CVRefName"/>
-      </w:pPr>
-      <w:r>
-        <w:t xml:space="preserve">Dr. Simon Musila</w:t>
-      </w:r>
-      <w:r>
-        <w:rPr>
-          <w:rStyle w:val="CVMuted"/>
-        </w:rPr>
-        <w:t xml:space="preserve">  ·  Senior Research Scientist &amp; Head, Mammalogy Section</w:t>
-      </w:r>
-    </w:p>
-    <w:p>
-      <w:pPr>
-        <w:pStyle w:val="CVRefOrg"/>
-      </w:pPr>
-      <w:r>
-        <w:t xml:space="preserve">National Museums of Kenya · Nairobi, Kenya</w:t>
-      </w:r>
-    </w:p>
-    <w:p>
-      <w:pPr>
-        <w:pStyle w:val="CVContact"/>
-      </w:pPr>
-      <w:hyperlink r:id="rId64">
-        <w:r>
-          <w:rPr>
-            <w:rStyle w:val="Hyperlink"/>
-          </w:rPr>
-          <w:t xml:space="preserve">smusila@museums.or.ke</w:t>
-        </w:r>
-      </w:hyperlink>
+        <w:pStyle w:val="CVNote"/>
+      </w:pPr>
+      <w:r>
+        <w:t xml:space="preserve">Referee contact details are available on request.</w:t>
+      </w:r>
     </w:p>
     <w:sectPr>
       <w:footerReference r:id="rId9" w:type="default"/>
       <w:pgSz w:h="16834" w:w="11909"/>
-      <w:pgMar w:bottom="864" w:footer="504" w:gutter="0" w:header="720" w:left="1037" w:right="1037" w:top="864"/>
+      <w:pgMar w:bottom="1080" w:footer="576" w:gutter="0" w:header="720" w:left="1080" w:right="1080" w:top="936"/>
       <w:cols w:space="720"/>
       <w:docGrid w:linePitch="360"/>
     </w:sectPr>
@@ -4114,70 +4323,125 @@
   <w:p>
     <w:pPr>
       <w:pStyle w:val="Footer"/>
+      <w:pBdr>
+        <w:top w:val="single" w:sz="4" w:space="4" w:color="D2C49C"/>
+      </w:pBdr>
+      <w:tabs>
+        <w:tab w:pos="4680" w:val="clear"/>
+        <w:tab w:pos="9360" w:val="clear"/>
+        <w:tab w:pos="9749" w:val="right"/>
+      </w:tabs>
       <w:spacing w:before="0" w:after="0"/>
-      <w:jc w:val="center"/>
     </w:pPr>
     <w:r>
       <w:rPr>
         <w:rFonts w:ascii="Calibri" w:hAnsi="Calibri" w:cs="Calibri"/>
-        <w:color w:val="7A7263"/>
-        <w:sz w:val="16"/>
-      </w:rPr>
-      <w:t xml:space="preserve">Kenneth Otieno Onditi  ·  Curriculum Vitae  ·  </w:t>
+        <w:color w:val="6E6757"/>
+        <w:sz w:val="17"/>
+      </w:rPr>
+      <w:t xml:space="preserve">Kenneth Otieno Onditi  ·  Curriculum Vitae</w:t>
     </w:r>
     <w:r>
       <w:rPr>
-        <w:rFonts w:ascii="Calibri" w:hAnsi="Calibri"/>
-        <w:sz w:val="16"/>
-        <w:color w:val="7A7263"/>
+        <w:rFonts w:ascii="Calibri" w:hAnsi="Calibri" w:cs="Calibri"/>
+        <w:color w:val="6E6757"/>
+        <w:sz w:val="17"/>
+      </w:rPr>
+      <w:tab/>
+    </w:r>
+    <w:r>
+      <w:rPr>
+        <w:rFonts w:ascii="Calibri" w:hAnsi="Calibri" w:cs="Calibri"/>
+        <w:color w:val="6E6757"/>
+        <w:sz w:val="17"/>
+      </w:rPr>
+      <w:t xml:space="preserve">Page </w:t>
+    </w:r>
+    <w:r>
+      <w:rPr>
+        <w:rFonts w:ascii="Calibri" w:hAnsi="Calibri" w:cs="Calibri"/>
+        <w:color w:val="6E6757"/>
+        <w:sz w:val="17"/>
       </w:rPr>
       <w:fldChar w:fldCharType="begin"/>
     </w:r>
     <w:r>
       <w:rPr>
-        <w:rFonts w:ascii="Calibri" w:hAnsi="Calibri"/>
-        <w:sz w:val="16"/>
-        <w:color w:val="7A7263"/>
-      </w:rPr>
-      <w:instrText xml:space="preserve">PAGE</w:instrText>
+        <w:rFonts w:ascii="Calibri" w:hAnsi="Calibri" w:cs="Calibri"/>
+        <w:color w:val="6E6757"/>
+        <w:sz w:val="17"/>
+      </w:rPr>
+      <w:instrText xml:space="preserve"> PAGE </w:instrText>
     </w:r>
     <w:r>
       <w:rPr>
-        <w:rFonts w:ascii="Calibri" w:hAnsi="Calibri"/>
-        <w:sz w:val="16"/>
-        <w:color w:val="7A7263"/>
+        <w:rFonts w:ascii="Calibri" w:hAnsi="Calibri" w:cs="Calibri"/>
+        <w:color w:val="6E6757"/>
+        <w:sz w:val="17"/>
+      </w:rPr>
+      <w:fldChar w:fldCharType="separate"/>
+    </w:r>
+    <w:r>
+      <w:rPr>
+        <w:rFonts w:ascii="Calibri" w:hAnsi="Calibri" w:cs="Calibri"/>
+        <w:color w:val="6E6757"/>
+        <w:sz w:val="17"/>
+      </w:rPr>
+      <w:t xml:space="preserve">1</w:t>
+    </w:r>
+    <w:r>
+      <w:rPr>
+        <w:rFonts w:ascii="Calibri" w:hAnsi="Calibri" w:cs="Calibri"/>
+        <w:color w:val="6E6757"/>
+        <w:sz w:val="17"/>
       </w:rPr>
       <w:fldChar w:fldCharType="end"/>
     </w:r>
     <w:r>
       <w:rPr>
         <w:rFonts w:ascii="Calibri" w:hAnsi="Calibri" w:cs="Calibri"/>
-        <w:color w:val="7A7263"/>
-        <w:sz w:val="16"/>
+        <w:color w:val="6E6757"/>
+        <w:sz w:val="17"/>
       </w:rPr>
       <w:t xml:space="preserve"> of </w:t>
     </w:r>
     <w:r>
       <w:rPr>
-        <w:rFonts w:ascii="Calibri" w:hAnsi="Calibri"/>
-        <w:sz w:val="16"/>
-        <w:color w:val="7A7263"/>
+        <w:rFonts w:ascii="Calibri" w:hAnsi="Calibri" w:cs="Calibri"/>
+        <w:color w:val="6E6757"/>
+        <w:sz w:val="17"/>
       </w:rPr>
       <w:fldChar w:fldCharType="begin"/>
     </w:r>
     <w:r>
       <w:rPr>
-        <w:rFonts w:ascii="Calibri" w:hAnsi="Calibri"/>
-        <w:sz w:val="16"/>
-        <w:color w:val="7A7263"/>
-      </w:rPr>
-      <w:instrText xml:space="preserve">NUMPAGES</w:instrText>
+        <w:rFonts w:ascii="Calibri" w:hAnsi="Calibri" w:cs="Calibri"/>
+        <w:color w:val="6E6757"/>
+        <w:sz w:val="17"/>
+      </w:rPr>
+      <w:instrText xml:space="preserve"> NUMPAGES </w:instrText>
     </w:r>
     <w:r>
       <w:rPr>
-        <w:rFonts w:ascii="Calibri" w:hAnsi="Calibri"/>
-        <w:sz w:val="16"/>
-        <w:color w:val="7A7263"/>
+        <w:rFonts w:ascii="Calibri" w:hAnsi="Calibri" w:cs="Calibri"/>
+        <w:color w:val="6E6757"/>
+        <w:sz w:val="17"/>
+      </w:rPr>
+      <w:fldChar w:fldCharType="separate"/>
+    </w:r>
+    <w:r>
+      <w:rPr>
+        <w:rFonts w:ascii="Calibri" w:hAnsi="Calibri" w:cs="Calibri"/>
+        <w:color w:val="6E6757"/>
+        <w:sz w:val="17"/>
+      </w:rPr>
+      <w:t xml:space="preserve">1</w:t>
+    </w:r>
+    <w:r>
+      <w:rPr>
+        <w:rFonts w:ascii="Calibri" w:hAnsi="Calibri" w:cs="Calibri"/>
+        <w:color w:val="6E6757"/>
+        <w:sz w:val="17"/>
       </w:rPr>
       <w:fldChar w:fldCharType="end"/>
     </w:r>
@@ -4378,14 +4642,14 @@
     </w:lvl>
   </w:abstractNum>
   <w:abstractNum w:abstractNumId="990">
-    <w:nsid w:val="0000A990"/>
+    <w:nsid w:val="A990"/>
     <w:multiLevelType w:val="multilevel"/>
     <w:lvl w:ilvl="0">
       <w:numFmt w:val="bullet"/>
       <w:lvlText w:val=" "/>
       <w:lvlJc w:val="left"/>
       <w:pPr>
-        <w:ind w:left="720" w:hanging="360"/>
+        <w:ind w:left="720" w:hanging="480"/>
       </w:pPr>
     </w:lvl>
     <w:lvl w:ilvl="1">
@@ -4393,7 +4657,7 @@
       <w:lvlText w:val=" "/>
       <w:lvlJc w:val="left"/>
       <w:pPr>
-        <w:ind w:left="1440" w:hanging="360"/>
+        <w:ind w:left="1440" w:hanging="480"/>
       </w:pPr>
     </w:lvl>
     <w:lvl w:ilvl="2">
@@ -4401,7 +4665,7 @@
       <w:lvlText w:val=" "/>
       <w:lvlJc w:val="left"/>
       <w:pPr>
-        <w:ind w:left="2160" w:hanging="360"/>
+        <w:ind w:left="2160" w:hanging="480"/>
       </w:pPr>
     </w:lvl>
     <w:lvl w:ilvl="3">
@@ -4409,7 +4673,7 @@
       <w:lvlText w:val=" "/>
       <w:lvlJc w:val="left"/>
       <w:pPr>
-        <w:ind w:left="2880" w:hanging="360"/>
+        <w:ind w:left="2880" w:hanging="480"/>
       </w:pPr>
     </w:lvl>
     <w:lvl w:ilvl="4">
@@ -4417,7 +4681,7 @@
       <w:lvlText w:val=" "/>
       <w:lvlJc w:val="left"/>
       <w:pPr>
-        <w:ind w:left="3600" w:hanging="360"/>
+        <w:ind w:left="3600" w:hanging="480"/>
       </w:pPr>
     </w:lvl>
     <w:lvl w:ilvl="5">
@@ -4425,7 +4689,7 @@
       <w:lvlText w:val=" "/>
       <w:lvlJc w:val="left"/>
       <w:pPr>
-        <w:ind w:left="4320" w:hanging="360"/>
+        <w:ind w:left="4320" w:hanging="480"/>
       </w:pPr>
     </w:lvl>
     <w:lvl w:ilvl="6">
@@ -4433,7 +4697,7 @@
       <w:lvlText w:val=" "/>
       <w:lvlJc w:val="left"/>
       <w:pPr>
-        <w:ind w:left="5040" w:hanging="360"/>
+        <w:ind w:left="5040" w:hanging="480"/>
       </w:pPr>
     </w:lvl>
     <w:lvl w:ilvl="7">
@@ -4441,7 +4705,7 @@
       <w:lvlText w:val=" "/>
       <w:lvlJc w:val="left"/>
       <w:pPr>
-        <w:ind w:left="5760" w:hanging="360"/>
+        <w:ind w:left="5760" w:hanging="480"/>
       </w:pPr>
     </w:lvl>
     <w:lvl w:ilvl="8">
@@ -4449,7 +4713,7 @@
       <w:lvlText w:val=" "/>
       <w:lvlJc w:val="left"/>
       <w:pPr>
-        <w:ind w:left="6480" w:hanging="360"/>
+        <w:ind w:left="6480" w:hanging="480"/>
       </w:pPr>
     </w:lvl>
   </w:abstractNum>
@@ -4651,7 +4915,7 @@
     </w:pPr>
     <w:rPr>
       <w:rFonts w:ascii="Calibri" w:cs="Calibri" w:hAnsi="Calibri"/>
-      <w:sz w:val="19"/>
+      <w:sz w:val="20"/>
     </w:rPr>
   </w:style>
   <w:style w:styleId="Header" w:type="paragraph">
@@ -5087,7 +5351,7 @@
     </w:pPr>
     <w:rPr>
       <w:rFonts w:ascii="Calibri" w:cs="Calibri" w:hAnsi="Calibri"/>
-      <w:sz w:val="19"/>
+      <w:sz w:val="20"/>
     </w:rPr>
   </w:style>
   <w:style w:customStyle="1" w:styleId="BodyTextChar" w:type="character">
@@ -16347,7 +16611,7 @@
     </w:pPr>
     <w:rPr>
       <w:rFonts w:ascii="Calibri" w:cs="Calibri" w:hAnsi="Calibri"/>
-      <w:sz w:val="19"/>
+      <w:sz w:val="20"/>
     </w:rPr>
   </w:style>
   <w:style w:customStyle="1" w:styleId="Compact" w:type="paragraph">
@@ -16357,7 +16621,7 @@
     </w:pPr>
     <w:rPr>
       <w:rFonts w:ascii="Calibri" w:cs="Calibri" w:hAnsi="Calibri"/>
-      <w:sz w:val="19"/>
+      <w:sz w:val="20"/>
     </w:rPr>
   </w:style>
   <w:style w:customStyle="1" w:styleId="CVName" w:type="paragraph">
@@ -16370,12 +16634,12 @@
       <w:spacing w:after="20" w:before="0" w:line="240" w:lineRule="auto"/>
     </w:pPr>
     <w:rPr>
-      <w:rFonts w:ascii="Georgia" w:cs="Georgia" w:hAnsi="Georgia"/>
+      <w:rFonts w:ascii="Cambria" w:cs="Cambria" w:hAnsi="Cambria"/>
       <w:b/>
       <w:caps/>
       <w:color w:val="1A1712"/>
-      <w:sz w:val="38"/>
-      <w:spacing w:val="32"/>
+      <w:spacing w:val="28"/>
+      <w:sz w:val="48"/>
     </w:rPr>
   </w:style>
   <w:style w:customStyle="1" w:styleId="CVTitle" w:type="paragraph">
@@ -16385,13 +16649,13 @@
     <w:pPr>
       <w:keepLines/>
       <w:widowControl/>
-      <w:spacing w:after="60" w:before="0" w:line="240" w:lineRule="auto"/>
+      <w:spacing w:after="80" w:before="0" w:line="240" w:lineRule="auto"/>
     </w:pPr>
     <w:rPr>
-      <w:rFonts w:ascii="Georgia" w:cs="Georgia" w:hAnsi="Georgia"/>
+      <w:rFonts w:ascii="Cambria" w:cs="Cambria" w:hAnsi="Cambria"/>
       <w:i/>
       <w:color w:val="8A6520"/>
-      <w:sz w:val="20"/>
+      <w:sz w:val="22"/>
     </w:rPr>
   </w:style>
   <w:style w:customStyle="1" w:styleId="CVAffil" w:type="paragraph">
@@ -16405,8 +16669,8 @@
     </w:pPr>
     <w:rPr>
       <w:rFonts w:ascii="Calibri" w:cs="Calibri" w:hAnsi="Calibri"/>
-      <w:color w:val="5A5347"/>
-      <w:sz w:val="17"/>
+      <w:color w:val="4F493E"/>
+      <w:sz w:val="19"/>
     </w:rPr>
   </w:style>
   <w:style w:customStyle="1" w:styleId="CVContact" w:type="paragraph">
@@ -16420,8 +16684,8 @@
     </w:pPr>
     <w:rPr>
       <w:rFonts w:ascii="Calibri" w:cs="Calibri" w:hAnsi="Calibri"/>
-      <w:color w:val="5A5347"/>
-      <w:sz w:val="17"/>
+      <w:color w:val="4F493E"/>
+      <w:sz w:val="18"/>
     </w:rPr>
   </w:style>
   <w:style w:customStyle="1" w:styleId="CVLinks" w:type="paragraph">
@@ -16431,15 +16695,15 @@
     <w:pPr>
       <w:keepLines/>
       <w:widowControl/>
+      <w:pBdr>
+        <w:bottom w:color="8A6520" w:space="7" w:sz="8" w:val="single"/>
+      </w:pBdr>
       <w:spacing w:after="0" w:before="0" w:line="240" w:lineRule="auto"/>
-      <w:pBdr>
-        <w:bottom w:color="8A6520" w:space="6" w:sz="10" w:val="single"/>
-      </w:pBdr>
     </w:pPr>
     <w:rPr>
       <w:rFonts w:ascii="Calibri" w:cs="Calibri" w:hAnsi="Calibri"/>
-      <w:color w:val="5A5347"/>
-      <w:sz w:val="17"/>
+      <w:color w:val="4F493E"/>
+      <w:sz w:val="18"/>
     </w:rPr>
   </w:style>
   <w:style w:customStyle="1" w:styleId="CVSection" w:type="paragraph">
@@ -16450,18 +16714,18 @@
       <w:keepNext/>
       <w:keepLines/>
       <w:widowControl/>
-      <w:spacing w:after="80" w:before="220" w:line="240" w:lineRule="auto"/>
       <w:pBdr>
-        <w:bottom w:color="C9B98E" w:space="2" w:sz="4" w:val="single"/>
+        <w:bottom w:color="D2C49C" w:space="2" w:sz="4" w:val="single"/>
       </w:pBdr>
+      <w:spacing w:after="100" w:before="280" w:line="240" w:lineRule="auto"/>
     </w:pPr>
     <w:rPr>
-      <w:rFonts w:ascii="Georgia" w:cs="Georgia" w:hAnsi="Georgia"/>
+      <w:rFonts w:ascii="Cambria" w:cs="Cambria" w:hAnsi="Cambria"/>
       <w:b/>
       <w:caps/>
       <w:color w:val="8A6520"/>
-      <w:sz w:val="19"/>
-      <w:spacing w:val="22"/>
+      <w:spacing w:val="24"/>
+      <w:sz w:val="21"/>
     </w:rPr>
   </w:style>
   <w:style w:customStyle="1" w:styleId="CVProfile" w:type="paragraph">
@@ -16471,27 +16735,12 @@
     <w:pPr>
       <w:keepLines/>
       <w:widowControl/>
-      <w:spacing w:after="0" w:before="0" w:line="259" w:lineRule="auto"/>
+      <w:spacing w:after="140" w:before="40" w:line="269" w:lineRule="auto"/>
     </w:pPr>
     <w:rPr>
       <w:rFonts w:ascii="Calibri" w:cs="Calibri" w:hAnsi="Calibri"/>
       <w:color w:val="1A1712"/>
-      <w:sz w:val="19"/>
-    </w:rPr>
-  </w:style>
-  <w:style w:customStyle="1" w:styleId="CVMetrics" w:type="paragraph">
-    <w:name w:val="CVMetrics"/>
-    <w:basedOn w:val="Normal"/>
-    <w:qFormat/>
-    <w:pPr>
-      <w:keepLines/>
-      <w:widowControl/>
-      <w:spacing w:after="0" w:before="140" w:line="240" w:lineRule="auto"/>
-    </w:pPr>
-    <w:rPr>
-      <w:rFonts w:ascii="Calibri" w:cs="Calibri" w:hAnsi="Calibri"/>
-      <w:color w:val="5A5347"/>
-      <w:sz w:val="16"/>
+      <w:sz w:val="20"/>
     </w:rPr>
   </w:style>
   <w:style w:customStyle="1" w:styleId="CVNote" w:type="paragraph">
@@ -16501,12 +16750,12 @@
     <w:pPr>
       <w:keepLines/>
       <w:widowControl/>
-      <w:spacing w:after="0" w:before="40" w:line="240" w:lineRule="auto"/>
+      <w:spacing w:after="0" w:before="80" w:line="240" w:lineRule="auto"/>
     </w:pPr>
     <w:rPr>
       <w:rFonts w:ascii="Calibri" w:cs="Calibri" w:hAnsi="Calibri"/>
       <w:i/>
-      <w:color w:val="7A7263"/>
+      <w:color w:val="6E6757"/>
       <w:sz w:val="16"/>
     </w:rPr>
   </w:style>
@@ -16518,13 +16767,13 @@
       <w:keepNext/>
       <w:keepLines/>
       <w:widowControl/>
-      <w:spacing w:after="100" w:before="0" w:line="240" w:lineRule="auto"/>
+      <w:spacing w:after="80" w:before="0" w:line="240" w:lineRule="auto"/>
     </w:pPr>
     <w:rPr>
       <w:rFonts w:ascii="Calibri" w:cs="Calibri" w:hAnsi="Calibri"/>
       <w:i/>
-      <w:color w:val="7A7263"/>
-      <w:sz w:val="16"/>
+      <w:color w:val="6E6757"/>
+      <w:sz w:val="17"/>
     </w:rPr>
   </w:style>
   <w:style w:customStyle="1" w:styleId="CVLead" w:type="paragraph">
@@ -16534,13 +16783,13 @@
     <w:pPr>
       <w:keepLines/>
       <w:widowControl/>
-      <w:spacing w:after="60" w:before="0" w:line="240" w:lineRule="auto"/>
+      <w:spacing w:after="60" w:before="0" w:line="254" w:lineRule="auto"/>
     </w:pPr>
     <w:rPr>
       <w:rFonts w:ascii="Calibri" w:cs="Calibri" w:hAnsi="Calibri"/>
       <w:i/>
-      <w:color w:val="5A5347"/>
-      <w:sz w:val="17"/>
+      <w:color w:val="4F493E"/>
+      <w:sz w:val="18"/>
     </w:rPr>
   </w:style>
   <w:style w:customStyle="1" w:styleId="CVSubhead" w:type="paragraph">
@@ -16551,13 +16800,13 @@
       <w:keepNext/>
       <w:keepLines/>
       <w:widowControl/>
-      <w:spacing w:after="20" w:before="180" w:line="240" w:lineRule="auto"/>
+      <w:spacing w:after="40" w:before="200" w:line="240" w:lineRule="auto"/>
     </w:pPr>
     <w:rPr>
       <w:rFonts w:ascii="Calibri" w:cs="Calibri" w:hAnsi="Calibri"/>
       <w:b/>
       <w:color w:val="1A1712"/>
-      <w:sz w:val="18"/>
+      <w:sz w:val="20"/>
     </w:rPr>
   </w:style>
   <w:style w:customStyle="1" w:styleId="CVEntry" w:type="paragraph">
@@ -16569,32 +16818,70 @@
       <w:keepLines/>
       <w:widowControl/>
       <w:tabs>
-        <w:tab w:pos="1872" w:val="left"/>
+        <w:tab w:pos="1944" w:val="left"/>
       </w:tabs>
-      <w:spacing w:after="0" w:before="120" w:line="240" w:lineRule="auto"/>
-      <w:ind w:hanging="1872" w:left="1872"/>
+      <w:spacing w:after="0" w:before="140" w:line="240" w:lineRule="auto"/>
+      <w:ind w:hanging="1944" w:left="1944"/>
     </w:pPr>
     <w:rPr>
       <w:rFonts w:ascii="Calibri" w:cs="Calibri" w:hAnsi="Calibri"/>
       <w:b/>
       <w:color w:val="1A1712"/>
-      <w:sz w:val="19"/>
+      <w:sz w:val="20"/>
+    </w:rPr>
+  </w:style>
+  <w:style w:customStyle="1" w:styleId="CVEntryEnd" w:type="paragraph">
+    <w:name w:val="CVEntryEnd"/>
+    <w:basedOn w:val="Normal"/>
+    <w:qFormat/>
+    <w:pPr>
+      <w:keepLines/>
+      <w:widowControl/>
+      <w:tabs>
+        <w:tab w:pos="1944" w:val="left"/>
+      </w:tabs>
+      <w:spacing w:after="0" w:before="140" w:line="240" w:lineRule="auto"/>
+      <w:ind w:hanging="1944" w:left="1944"/>
+    </w:pPr>
+    <w:rPr>
+      <w:rFonts w:ascii="Calibri" w:cs="Calibri" w:hAnsi="Calibri"/>
+      <w:b/>
+      <w:color w:val="1A1712"/>
+      <w:sz w:val="20"/>
     </w:rPr>
   </w:style>
   <w:style w:customStyle="1" w:styleId="CVMeta" w:type="paragraph">
     <w:name w:val="CVMeta"/>
+    <w:basedOn w:val="Normal"/>
+    <w:qFormat/>
+    <w:pPr>
+      <w:keepNext/>
+      <w:keepLines/>
+      <w:widowControl/>
+      <w:spacing w:after="0" w:before="0" w:line="240" w:lineRule="auto"/>
+      <w:ind w:left="1944"/>
+    </w:pPr>
+    <w:rPr>
+      <w:rFonts w:ascii="Calibri" w:cs="Calibri" w:hAnsi="Calibri"/>
+      <w:i/>
+      <w:color w:val="4F493E"/>
+      <w:sz w:val="18"/>
+    </w:rPr>
+  </w:style>
+  <w:style w:customStyle="1" w:styleId="CVMetaEnd" w:type="paragraph">
+    <w:name w:val="CVMetaEnd"/>
     <w:basedOn w:val="Normal"/>
     <w:qFormat/>
     <w:pPr>
       <w:keepLines/>
       <w:widowControl/>
       <w:spacing w:after="0" w:before="0" w:line="240" w:lineRule="auto"/>
-      <w:ind w:left="1872"/>
+      <w:ind w:left="1944"/>
     </w:pPr>
     <w:rPr>
       <w:rFonts w:ascii="Calibri" w:cs="Calibri" w:hAnsi="Calibri"/>
       <w:i/>
-      <w:color w:val="5A5347"/>
+      <w:color w:val="4F493E"/>
       <w:sz w:val="18"/>
     </w:rPr>
   </w:style>
@@ -16605,13 +16892,13 @@
     <w:pPr>
       <w:keepLines/>
       <w:widowControl/>
-      <w:spacing w:after="0" w:before="20" w:line="240" w:lineRule="auto"/>
-      <w:ind w:left="1872"/>
+      <w:spacing w:after="0" w:before="30" w:line="254" w:lineRule="auto"/>
+      <w:ind w:left="1944"/>
     </w:pPr>
     <w:rPr>
       <w:rFonts w:ascii="Calibri" w:cs="Calibri" w:hAnsi="Calibri"/>
       <w:color w:val="1A1712"/>
-      <w:sz w:val="18"/>
+      <w:sz w:val="19"/>
     </w:rPr>
   </w:style>
   <w:style w:customStyle="1" w:styleId="CVBullet" w:type="paragraph">
@@ -16622,15 +16909,15 @@
       <w:keepLines/>
       <w:widowControl/>
       <w:tabs>
-        <w:tab w:pos="2102" w:val="left"/>
+        <w:tab w:pos="2174" w:val="left"/>
       </w:tabs>
-      <w:spacing w:after="0" w:before="30" w:line="240" w:lineRule="auto"/>
-      <w:ind w:hanging="230" w:left="2102"/>
+      <w:spacing w:after="0" w:before="40" w:line="254" w:lineRule="auto"/>
+      <w:ind w:hanging="230" w:left="2174"/>
     </w:pPr>
     <w:rPr>
       <w:rFonts w:ascii="Calibri" w:cs="Calibri" w:hAnsi="Calibri"/>
       <w:color w:val="1A1712"/>
-      <w:sz w:val="18"/>
+      <w:sz w:val="19"/>
     </w:rPr>
   </w:style>
   <w:style w:customStyle="1" w:styleId="CVPub" w:type="paragraph">
@@ -16641,15 +16928,15 @@
       <w:keepLines/>
       <w:widowControl/>
       <w:tabs>
-        <w:tab w:pos="490" w:val="left"/>
+        <w:tab w:pos="518" w:val="left"/>
       </w:tabs>
-      <w:spacing w:after="0" w:before="70" w:line="247" w:lineRule="auto"/>
-      <w:ind w:hanging="490" w:left="490"/>
+      <w:spacing w:after="0" w:before="80" w:line="250" w:lineRule="auto"/>
+      <w:ind w:hanging="518" w:left="518"/>
     </w:pPr>
     <w:rPr>
       <w:rFonts w:ascii="Calibri" w:cs="Calibri" w:hAnsi="Calibri"/>
       <w:color w:val="1A1712"/>
-      <w:sz w:val="18"/>
+      <w:sz w:val="19"/>
     </w:rPr>
   </w:style>
   <w:style w:customStyle="1" w:styleId="CVLabel" w:type="paragraph">
@@ -16660,15 +16947,15 @@
       <w:keepLines/>
       <w:widowControl/>
       <w:tabs>
-        <w:tab w:pos="2232" w:val="left"/>
+        <w:tab w:pos="2304" w:val="left"/>
       </w:tabs>
-      <w:spacing w:after="0" w:before="60" w:line="252" w:lineRule="auto"/>
-      <w:ind w:hanging="2232" w:left="2232"/>
+      <w:spacing w:after="0" w:before="80" w:line="254" w:lineRule="auto"/>
+      <w:ind w:hanging="2304" w:left="2304"/>
     </w:pPr>
     <w:rPr>
       <w:rFonts w:ascii="Calibri" w:cs="Calibri" w:hAnsi="Calibri"/>
       <w:color w:val="1A1712"/>
-      <w:sz w:val="18"/>
+      <w:sz w:val="19"/>
     </w:rPr>
   </w:style>
   <w:style w:customStyle="1" w:styleId="CVLabelNote" w:type="paragraph">
@@ -16679,12 +16966,12 @@
       <w:keepLines/>
       <w:widowControl/>
       <w:spacing w:after="0" w:before="40" w:line="252" w:lineRule="auto"/>
-      <w:ind w:left="2232"/>
+      <w:ind w:left="2304"/>
     </w:pPr>
     <w:rPr>
       <w:rFonts w:ascii="Calibri" w:cs="Calibri" w:hAnsi="Calibri"/>
-      <w:color w:val="5A5347"/>
-      <w:sz w:val="17"/>
+      <w:color w:val="4F493E"/>
+      <w:sz w:val="18"/>
     </w:rPr>
   </w:style>
   <w:style w:customStyle="1" w:styleId="CVRefName" w:type="paragraph">
@@ -16695,13 +16982,13 @@
       <w:keepNext/>
       <w:keepLines/>
       <w:widowControl/>
-      <w:spacing w:after="0" w:before="100" w:line="240" w:lineRule="auto"/>
+      <w:spacing w:after="0" w:before="120" w:line="240" w:lineRule="auto"/>
     </w:pPr>
     <w:rPr>
       <w:rFonts w:ascii="Calibri" w:cs="Calibri" w:hAnsi="Calibri"/>
       <w:b/>
       <w:color w:val="1A1712"/>
-      <w:sz w:val="19"/>
+      <w:sz w:val="20"/>
     </w:rPr>
   </w:style>
   <w:style w:customStyle="1" w:styleId="CVRefOrg" w:type="paragraph">
@@ -16717,7 +17004,7 @@
     <w:rPr>
       <w:rFonts w:ascii="Calibri" w:cs="Calibri" w:hAnsi="Calibri"/>
       <w:i/>
-      <w:color w:val="5A5347"/>
+      <w:color w:val="4F493E"/>
       <w:sz w:val="18"/>
     </w:rPr>
   </w:style>
@@ -16727,8 +17014,8 @@
     <w:rPr>
       <w:rFonts w:ascii="Calibri" w:cs="Calibri" w:hAnsi="Calibri"/>
       <w:b/>
-      <w:color w:val="7A7263"/>
-      <w:sz w:val="17"/>
+      <w:color w:val="6E6757"/>
+      <w:sz w:val="18"/>
     </w:rPr>
   </w:style>
   <w:style w:customStyle="1" w:styleId="CVMe" w:type="character">
@@ -16745,21 +17032,11 @@
       <w:i/>
     </w:rPr>
   </w:style>
-  <w:style w:customStyle="1" w:styleId="CVBig" w:type="character">
-    <w:name w:val="CVBig"/>
-    <w:qFormat/>
-    <w:rPr>
-      <w:rFonts w:ascii="Georgia" w:cs="Georgia" w:hAnsi="Georgia"/>
-      <w:b/>
-      <w:color w:val="8A6520"/>
-      <w:sz w:val="20"/>
-    </w:rPr>
-  </w:style>
   <w:style w:customStyle="1" w:styleId="CVSep" w:type="character">
     <w:name w:val="CVSep"/>
     <w:qFormat/>
     <w:rPr>
-      <w:color w:val="C0B6A0"/>
+      <w:color w:val="B9AE94"/>
     </w:rPr>
   </w:style>
   <w:style w:customStyle="1" w:styleId="CVMuted" w:type="character">
@@ -16767,14 +17044,14 @@
     <w:qFormat/>
     <w:rPr>
       <w:b w:val="0"/>
-      <w:color w:val="5A5347"/>
+      <w:color w:val="4F493E"/>
     </w:rPr>
   </w:style>
   <w:style w:customStyle="1" w:styleId="CVFaint" w:type="character">
     <w:name w:val="CVFaint"/>
     <w:qFormat/>
     <w:rPr>
-      <w:color w:val="7A7263"/>
+      <w:color w:val="6E6757"/>
     </w:rPr>
   </w:style>
   <w:style w:customStyle="1" w:styleId="CVNum" w:type="character">
@@ -16783,8 +17060,8 @@
     <w:rPr>
       <w:rFonts w:ascii="Calibri" w:cs="Calibri" w:hAnsi="Calibri"/>
       <w:b/>
-      <w:color w:val="7A7263"/>
-      <w:sz w:val="18"/>
+      <w:color w:val="6E6757"/>
+      <w:sz w:val="19"/>
     </w:rPr>
   </w:style>
   <w:style w:customStyle="1" w:styleId="CVLink" w:type="character">
@@ -16793,7 +17070,7 @@
     <w:rPr>
       <w:rFonts w:ascii="Calibri" w:cs="Calibri" w:hAnsi="Calibri"/>
       <w:color w:val="8A6520"/>
-      <w:sz w:val="17"/>
+      <w:sz w:val="18"/>
     </w:rPr>
   </w:style>
   <w:style w:customStyle="1" w:styleId="Hyperlink" w:type="character">
@@ -16801,7 +17078,7 @@
     <w:rPr>
       <w:rFonts w:ascii="Calibri" w:cs="Calibri" w:hAnsi="Calibri"/>
       <w:color w:val="8A6520"/>
-      <w:sz w:val="17"/>
+      <w:sz w:val="18"/>
       <w:u w:val="none"/>
     </w:rPr>
   </w:style>
@@ -16811,261 +17088,233 @@
     <w:link w:val="VerbatimChar"/>
     <w:pPr>
       <w:wordWrap w:val="off"/>
-      <w:shd w:val="clear" w:fill="f1f3f5"/>
     </w:pPr>
   </w:style>
   <w:style w:type="character" w:customStyle="1" w:styleId="KeywordTok">
     <w:name w:val="KeywordTok"/>
     <w:basedOn w:val="VerbatimChar"/>
     <w:rPr>
+      <w:color w:val="007020"/>
       <w:b/>
-      <w:color w:val="003b4f"/>
-      <w:shd w:val="clear" w:fill="f1f3f5"/>
     </w:rPr>
   </w:style>
   <w:style w:type="character" w:customStyle="1" w:styleId="DataTypeTok">
     <w:name w:val="DataTypeTok"/>
     <w:basedOn w:val="VerbatimChar"/>
     <w:rPr>
-      <w:color w:val="ad0000"/>
-      <w:shd w:val="clear" w:fill="f1f3f5"/>
+      <w:color w:val="902000"/>
     </w:rPr>
   </w:style>
   <w:style w:type="character" w:customStyle="1" w:styleId="DecValTok">
     <w:name w:val="DecValTok"/>
     <w:basedOn w:val="VerbatimChar"/>
     <w:rPr>
-      <w:color w:val="ad0000"/>
-      <w:shd w:val="clear" w:fill="f1f3f5"/>
+      <w:color w:val="40a070"/>
     </w:rPr>
   </w:style>
   <w:style w:type="character" w:customStyle="1" w:styleId="BaseNTok">
     <w:name w:val="BaseNTok"/>
     <w:basedOn w:val="VerbatimChar"/>
     <w:rPr>
-      <w:color w:val="ad0000"/>
-      <w:shd w:val="clear" w:fill="f1f3f5"/>
+      <w:color w:val="40a070"/>
     </w:rPr>
   </w:style>
   <w:style w:type="character" w:customStyle="1" w:styleId="FloatTok">
     <w:name w:val="FloatTok"/>
     <w:basedOn w:val="VerbatimChar"/>
     <w:rPr>
-      <w:color w:val="ad0000"/>
-      <w:shd w:val="clear" w:fill="f1f3f5"/>
+      <w:color w:val="40a070"/>
     </w:rPr>
   </w:style>
   <w:style w:type="character" w:customStyle="1" w:styleId="ConstantTok">
     <w:name w:val="ConstantTok"/>
     <w:basedOn w:val="VerbatimChar"/>
     <w:rPr>
-      <w:color w:val="8f5902"/>
-      <w:shd w:val="clear" w:fill="f1f3f5"/>
+      <w:color w:val="880000"/>
     </w:rPr>
   </w:style>
   <w:style w:type="character" w:customStyle="1" w:styleId="CharTok">
     <w:name w:val="CharTok"/>
     <w:basedOn w:val="VerbatimChar"/>
     <w:rPr>
-      <w:color w:val="20794d"/>
-      <w:shd w:val="clear" w:fill="f1f3f5"/>
+      <w:color w:val="4070a0"/>
     </w:rPr>
   </w:style>
   <w:style w:type="character" w:customStyle="1" w:styleId="SpecialCharTok">
     <w:name w:val="SpecialCharTok"/>
     <w:basedOn w:val="VerbatimChar"/>
     <w:rPr>
-      <w:color w:val="5e5e5e"/>
-      <w:shd w:val="clear" w:fill="f1f3f5"/>
+      <w:color w:val="4070a0"/>
     </w:rPr>
   </w:style>
   <w:style w:type="character" w:customStyle="1" w:styleId="StringTok">
     <w:name w:val="StringTok"/>
     <w:basedOn w:val="VerbatimChar"/>
     <w:rPr>
-      <w:color w:val="20794d"/>
-      <w:shd w:val="clear" w:fill="f1f3f5"/>
+      <w:color w:val="4070a0"/>
     </w:rPr>
   </w:style>
   <w:style w:type="character" w:customStyle="1" w:styleId="VerbatimStringTok">
     <w:name w:val="VerbatimStringTok"/>
     <w:basedOn w:val="VerbatimChar"/>
     <w:rPr>
-      <w:color w:val="20794d"/>
-      <w:shd w:val="clear" w:fill="f1f3f5"/>
+      <w:color w:val="4070a0"/>
     </w:rPr>
   </w:style>
   <w:style w:type="character" w:customStyle="1" w:styleId="SpecialStringTok">
     <w:name w:val="SpecialStringTok"/>
     <w:basedOn w:val="VerbatimChar"/>
     <w:rPr>
-      <w:color w:val="20794d"/>
-      <w:shd w:val="clear" w:fill="f1f3f5"/>
+      <w:color w:val="bb6688"/>
     </w:rPr>
   </w:style>
   <w:style w:type="character" w:customStyle="1" w:styleId="ImportTok">
     <w:name w:val="ImportTok"/>
     <w:basedOn w:val="VerbatimChar"/>
     <w:rPr>
-      <w:color w:val="00769e"/>
-      <w:shd w:val="clear" w:fill="f1f3f5"/>
+      <w:color w:val="008000"/>
+      <w:b/>
     </w:rPr>
   </w:style>
   <w:style w:type="character" w:customStyle="1" w:styleId="CommentTok">
     <w:name w:val="CommentTok"/>
     <w:basedOn w:val="VerbatimChar"/>
     <w:rPr>
-      <w:color w:val="5e5e5e"/>
-      <w:shd w:val="clear" w:fill="f1f3f5"/>
+      <w:color w:val="60a0b0"/>
+      <w:i/>
     </w:rPr>
   </w:style>
   <w:style w:type="character" w:customStyle="1" w:styleId="DocumentationTok">
     <w:name w:val="DocumentationTok"/>
     <w:basedOn w:val="VerbatimChar"/>
     <w:rPr>
+      <w:color w:val="ba2121"/>
       <w:i/>
-      <w:color w:val="5e5e5e"/>
-      <w:shd w:val="clear" w:fill="f1f3f5"/>
     </w:rPr>
   </w:style>
   <w:style w:type="character" w:customStyle="1" w:styleId="AnnotationTok">
     <w:name w:val="AnnotationTok"/>
     <w:basedOn w:val="VerbatimChar"/>
     <w:rPr>
-      <w:color w:val="5e5e5e"/>
-      <w:shd w:val="clear" w:fill="f1f3f5"/>
+      <w:color w:val="60a0b0"/>
+      <w:b/>
+      <w:i/>
     </w:rPr>
   </w:style>
   <w:style w:type="character" w:customStyle="1" w:styleId="CommentVarTok">
     <w:name w:val="CommentVarTok"/>
     <w:basedOn w:val="VerbatimChar"/>
     <w:rPr>
+      <w:color w:val="60a0b0"/>
+      <w:b/>
       <w:i/>
-      <w:color w:val="5e5e5e"/>
-      <w:shd w:val="clear" w:fill="f1f3f5"/>
     </w:rPr>
   </w:style>
   <w:style w:type="character" w:customStyle="1" w:styleId="OtherTok">
     <w:name w:val="OtherTok"/>
     <w:basedOn w:val="VerbatimChar"/>
     <w:rPr>
-      <w:color w:val="003b4f"/>
-      <w:shd w:val="clear" w:fill="f1f3f5"/>
+      <w:color w:val="007020"/>
     </w:rPr>
   </w:style>
   <w:style w:type="character" w:customStyle="1" w:styleId="FunctionTok">
     <w:name w:val="FunctionTok"/>
     <w:basedOn w:val="VerbatimChar"/>
     <w:rPr>
-      <w:color w:val="4758ab"/>
-      <w:shd w:val="clear" w:fill="f1f3f5"/>
+      <w:color w:val="06287e"/>
     </w:rPr>
   </w:style>
   <w:style w:type="character" w:customStyle="1" w:styleId="VariableTok">
     <w:name w:val="VariableTok"/>
     <w:basedOn w:val="VerbatimChar"/>
     <w:rPr>
-      <w:color w:val="111111"/>
-      <w:shd w:val="clear" w:fill="f1f3f5"/>
+      <w:color w:val="19177c"/>
     </w:rPr>
   </w:style>
   <w:style w:type="character" w:customStyle="1" w:styleId="ControlFlowTok">
     <w:name w:val="ControlFlowTok"/>
     <w:basedOn w:val="VerbatimChar"/>
     <w:rPr>
+      <w:color w:val="007020"/>
       <w:b/>
-      <w:color w:val="003b4f"/>
-      <w:shd w:val="clear" w:fill="f1f3f5"/>
     </w:rPr>
   </w:style>
   <w:style w:type="character" w:customStyle="1" w:styleId="OperatorTok">
     <w:name w:val="OperatorTok"/>
     <w:basedOn w:val="VerbatimChar"/>
     <w:rPr>
-      <w:color w:val="5e5e5e"/>
-      <w:shd w:val="clear" w:fill="f1f3f5"/>
+      <w:color w:val="666666"/>
     </w:rPr>
   </w:style>
   <w:style w:type="character" w:customStyle="1" w:styleId="BuiltInTok">
     <w:name w:val="BuiltInTok"/>
     <w:basedOn w:val="VerbatimChar"/>
     <w:rPr>
-      <w:color w:val="003b4f"/>
-      <w:shd w:val="clear" w:fill="f1f3f5"/>
+      <w:color w:val="008000"/>
     </w:rPr>
   </w:style>
   <w:style w:type="character" w:customStyle="1" w:styleId="ExtensionTok">
     <w:name w:val="ExtensionTok"/>
     <w:basedOn w:val="VerbatimChar"/>
-    <w:rPr>
-      <w:color w:val="003b4f"/>
-      <w:shd w:val="clear" w:fill="f1f3f5"/>
-    </w:rPr>
+    <w:rPr/>
   </w:style>
   <w:style w:type="character" w:customStyle="1" w:styleId="PreprocessorTok">
     <w:name w:val="PreprocessorTok"/>
     <w:basedOn w:val="VerbatimChar"/>
     <w:rPr>
-      <w:color w:val="ad0000"/>
-      <w:shd w:val="clear" w:fill="f1f3f5"/>
+      <w:color w:val="bc7a00"/>
     </w:rPr>
   </w:style>
   <w:style w:type="character" w:customStyle="1" w:styleId="AttributeTok">
     <w:name w:val="AttributeTok"/>
     <w:basedOn w:val="VerbatimChar"/>
     <w:rPr>
-      <w:color w:val="657422"/>
-      <w:shd w:val="clear" w:fill="f1f3f5"/>
+      <w:color w:val="7d9029"/>
     </w:rPr>
   </w:style>
   <w:style w:type="character" w:customStyle="1" w:styleId="RegionMarkerTok">
     <w:name w:val="RegionMarkerTok"/>
     <w:basedOn w:val="VerbatimChar"/>
-    <w:rPr>
-      <w:color w:val="003b4f"/>
-      <w:shd w:val="clear" w:fill="f1f3f5"/>
-    </w:rPr>
+    <w:rPr/>
   </w:style>
   <w:style w:type="character" w:customStyle="1" w:styleId="InformationTok">
     <w:name w:val="InformationTok"/>
     <w:basedOn w:val="VerbatimChar"/>
     <w:rPr>
-      <w:color w:val="5e5e5e"/>
-      <w:shd w:val="clear" w:fill="f1f3f5"/>
+      <w:color w:val="60a0b0"/>
+      <w:b/>
+      <w:i/>
     </w:rPr>
   </w:style>
   <w:style w:type="character" w:customStyle="1" w:styleId="WarningTok">
     <w:name w:val="WarningTok"/>
     <w:basedOn w:val="VerbatimChar"/>
     <w:rPr>
+      <w:color w:val="60a0b0"/>
+      <w:b/>
       <w:i/>
-      <w:color w:val="5e5e5e"/>
-      <w:shd w:val="clear" w:fill="f1f3f5"/>
     </w:rPr>
   </w:style>
   <w:style w:type="character" w:customStyle="1" w:styleId="AlertTok">
     <w:name w:val="AlertTok"/>
     <w:basedOn w:val="VerbatimChar"/>
     <w:rPr>
-      <w:color w:val="ad0000"/>
-      <w:shd w:val="clear" w:fill="f1f3f5"/>
+      <w:color w:val="ff0000"/>
+      <w:b/>
     </w:rPr>
   </w:style>
   <w:style w:type="character" w:customStyle="1" w:styleId="ErrorTok">
     <w:name w:val="ErrorTok"/>
     <w:basedOn w:val="VerbatimChar"/>
     <w:rPr>
-      <w:color w:val="ad0000"/>
-      <w:shd w:val="clear" w:fill="f1f3f5"/>
+      <w:color w:val="ff0000"/>
+      <w:b/>
     </w:rPr>
   </w:style>
   <w:style w:type="character" w:customStyle="1" w:styleId="NormalTok">
     <w:name w:val="NormalTok"/>
     <w:basedOn w:val="VerbatimChar"/>
-    <w:rPr>
-      <w:color w:val="003b4f"/>
-      <w:shd w:val="clear" w:fill="f1f3f5"/>
-    </w:rPr>
+    <w:rPr/>
   </w:style>
 </w:styles>
 </file>

--- a/cv/OKOnditi_CV_2026.docx
+++ b/cv/OKOnditi_CV_2026.docx
@@ -56,7 +56,7 @@
       <w:pPr>
         <w:pStyle w:val="CVLinks"/>
       </w:pPr>
-      <w:hyperlink r:id="rId20">
+      <w:hyperlink r:id="rId18">
         <w:r>
           <w:rPr>
             <w:rStyle w:val="Hyperlink"/>
@@ -70,7 +70,7 @@
         </w:rPr>
         <w:t xml:space="preserve">   ·   </w:t>
       </w:r>
-      <w:hyperlink r:id="rId21">
+      <w:hyperlink r:id="rId19">
         <w:r>
           <w:rPr>
             <w:rStyle w:val="Hyperlink"/>
@@ -84,7 +84,7 @@
         </w:rPr>
         <w:t xml:space="preserve">   ·   </w:t>
       </w:r>
-      <w:hyperlink r:id="rId22">
+      <w:hyperlink r:id="rId20">
         <w:r>
           <w:rPr>
             <w:rStyle w:val="Hyperlink"/>
@@ -190,7 +190,7 @@
                 <w:color w:val="8A6520"/>
                 <w:sz w:val="34"/>
               </w:rPr>
-              <w:t xml:space="preserve">39</w:t>
+              <w:t xml:space="preserve">40</w:t>
             </w:r>
           </w:p>
           <w:p>
@@ -838,8 +838,8 @@
       </w:r>
       <w:r>
         <w:rPr>
+          <w:i/>
           <w:iCs/>
-          <w:i/>
         </w:rPr>
         <w:t xml:space="preserve">Lophuromys flavopunctatus</w:t>
       </w:r>
@@ -1034,7 +1034,7 @@
         <w:pStyle w:val="CVSubhead"/>
       </w:pPr>
       <w:r>
-        <w:t xml:space="preserve">Peer-reviewed journal articles (39)</w:t>
+        <w:t xml:space="preserve">Peer-reviewed journal articles (40)</w:t>
       </w:r>
     </w:p>
     <w:p>
@@ -1045,7 +1045,7 @@
         <w:rPr>
           <w:rStyle w:val="CVNum"/>
         </w:rPr>
-        <w:t xml:space="preserve">39.</w:t>
+        <w:t xml:space="preserve">40.</w:t>
       </w:r>
       <w:r>
         <w:tab/>
@@ -1058,8 +1058,8 @@
       </w:r>
       <w:r>
         <w:rPr>
+          <w:b/>
           <w:bCs/>
-          <w:b/>
         </w:rPr>
         <w:t xml:space="preserve">Onditi, K. O.</w:t>
       </w:r>
@@ -1071,8 +1071,8 @@
       </w:r>
       <w:r>
         <w:rPr>
+          <w:i/>
           <w:iCs/>
-          <w:i/>
         </w:rPr>
         <w:t xml:space="preserve">Zoosystema</w:t>
       </w:r>
@@ -1088,7 +1088,7 @@
         <w:rPr>
           <w:rStyle w:val="CVNum"/>
         </w:rPr>
-        <w:t xml:space="preserve">38.</w:t>
+        <w:t xml:space="preserve">39.</w:t>
       </w:r>
       <w:r>
         <w:tab/>
@@ -1101,8 +1101,8 @@
       </w:r>
       <w:r>
         <w:rPr>
+          <w:b/>
           <w:bCs/>
-          <w:b/>
         </w:rPr>
         <w:t xml:space="preserve">Onditi, K. O.</w:t>
       </w:r>
@@ -1117,24 +1117,24 @@
       </w:r>
       <w:r>
         <w:rPr>
+          <w:i/>
           <w:iCs/>
+        </w:rPr>
+        <w:t xml:space="preserve">Episoriculus</w:t>
+      </w:r>
+      <w:r>
+        <w:t xml:space="preserve"> </w:t>
+      </w:r>
+      <w:r>
+        <w:t xml:space="preserve">(Mammalia: Eulipotyphla: Soricidae), with descriptions of two new species.</w:t>
+      </w:r>
+      <w:r>
+        <w:t xml:space="preserve"> </w:t>
+      </w:r>
+      <w:r>
+        <w:rPr>
           <w:i/>
-        </w:rPr>
-        <w:t xml:space="preserve">Episoriculus</w:t>
-      </w:r>
-      <w:r>
-        <w:t xml:space="preserve"> </w:t>
-      </w:r>
-      <w:r>
-        <w:t xml:space="preserve">(Mammalia: Eulipotyphla: Soricidae), with descriptions of two new species.</w:t>
-      </w:r>
-      <w:r>
-        <w:t xml:space="preserve"> </w:t>
-      </w:r>
-      <w:r>
-        <w:rPr>
           <w:iCs/>
-          <w:i/>
         </w:rPr>
         <w:t xml:space="preserve">Zoological Research</w:t>
       </w:r>
@@ -1144,20 +1144,7 @@
       <w:r>
         <w:t xml:space="preserve"> </w:t>
       </w:r>
-      <w:r>
-        <w:rPr>
-          <w:iCs/>
-          <w:i/>
-        </w:rPr>
-        <w:t xml:space="preserve">Advance online publication</w:t>
-      </w:r>
-      <w:r>
-        <w:t xml:space="preserve">.</w:t>
-      </w:r>
-      <w:r>
-        <w:t xml:space="preserve"> </w:t>
-      </w:r>
-      <w:hyperlink r:id="rId23">
+      <w:hyperlink r:id="rId21">
         <w:r>
           <w:rPr>
             <w:rStyle w:val="Hyperlink"/>
@@ -1174,7 +1161,7 @@
         <w:rPr>
           <w:rStyle w:val="CVNum"/>
         </w:rPr>
-        <w:t xml:space="preserve">37.</w:t>
+        <w:t xml:space="preserve">38.</w:t>
       </w:r>
       <w:r>
         <w:tab/>
@@ -1187,8 +1174,8 @@
       </w:r>
       <w:r>
         <w:rPr>
+          <w:b/>
           <w:bCs/>
-          <w:b/>
         </w:rPr>
         <w:t xml:space="preserve">Onditi, K. O.</w:t>
       </w:r>
@@ -1200,8 +1187,8 @@
       </w:r>
       <w:r>
         <w:rPr>
+          <w:i/>
           <w:iCs/>
-          <w:i/>
         </w:rPr>
         <w:t xml:space="preserve">Vertebrate Zoology</w:t>
       </w:r>
@@ -1211,7 +1198,7 @@
       <w:r>
         <w:t xml:space="preserve"> </w:t>
       </w:r>
-      <w:hyperlink r:id="rId24">
+      <w:hyperlink r:id="rId22">
         <w:r>
           <w:rPr>
             <w:rStyle w:val="Hyperlink"/>
@@ -1228,7 +1215,7 @@
         <w:rPr>
           <w:rStyle w:val="CVNum"/>
         </w:rPr>
-        <w:t xml:space="preserve">36.</w:t>
+        <w:t xml:space="preserve">37.</w:t>
       </w:r>
       <w:r>
         <w:tab/>
@@ -1241,8 +1228,8 @@
       </w:r>
       <w:r>
         <w:rPr>
+          <w:b/>
           <w:bCs/>
-          <w:b/>
         </w:rPr>
         <w:t xml:space="preserve">Onditi, K. O.</w:t>
       </w:r>
@@ -1254,8 +1241,8 @@
       </w:r>
       <w:r>
         <w:rPr>
+          <w:i/>
           <w:iCs/>
-          <w:i/>
         </w:rPr>
         <w:t xml:space="preserve">Biological Conservation</w:t>
       </w:r>
@@ -1265,7 +1252,7 @@
       <w:r>
         <w:t xml:space="preserve"> </w:t>
       </w:r>
-      <w:hyperlink r:id="rId25">
+      <w:hyperlink r:id="rId23">
         <w:r>
           <w:rPr>
             <w:rStyle w:val="Hyperlink"/>
@@ -1282,7 +1269,7 @@
         <w:rPr>
           <w:rStyle w:val="CVNum"/>
         </w:rPr>
-        <w:t xml:space="preserve">35.</w:t>
+        <w:t xml:space="preserve">36.</w:t>
       </w:r>
       <w:r>
         <w:tab/>
@@ -1295,8 +1282,8 @@
       </w:r>
       <w:r>
         <w:rPr>
+          <w:b/>
           <w:bCs/>
-          <w:b/>
         </w:rPr>
         <w:t xml:space="preserve">Onditi, K. O.</w:t>
       </w:r>
@@ -1308,8 +1295,8 @@
       </w:r>
       <w:r>
         <w:rPr>
+          <w:i/>
           <w:iCs/>
-          <w:i/>
         </w:rPr>
         <w:t xml:space="preserve">Conservation Biology</w:t>
       </w:r>
@@ -1319,7 +1306,7 @@
       <w:r>
         <w:t xml:space="preserve"> </w:t>
       </w:r>
-      <w:hyperlink r:id="rId26">
+      <w:hyperlink r:id="rId24">
         <w:r>
           <w:rPr>
             <w:rStyle w:val="Hyperlink"/>
@@ -1336,7 +1323,7 @@
         <w:rPr>
           <w:rStyle w:val="CVNum"/>
         </w:rPr>
-        <w:t xml:space="preserve">34.</w:t>
+        <w:t xml:space="preserve">35.</w:t>
       </w:r>
       <w:r>
         <w:tab/>
@@ -1349,8 +1336,8 @@
       </w:r>
       <w:r>
         <w:rPr>
+          <w:b/>
           <w:bCs/>
-          <w:b/>
         </w:rPr>
         <w:t xml:space="preserve">Onditi, K. O.</w:t>
       </w:r>
@@ -1362,8 +1349,8 @@
       </w:r>
       <w:r>
         <w:rPr>
+          <w:i/>
           <w:iCs/>
-          <w:i/>
         </w:rPr>
         <w:t xml:space="preserve">Biodiversity and Conservation</w:t>
       </w:r>
@@ -1373,7 +1360,7 @@
       <w:r>
         <w:t xml:space="preserve"> </w:t>
       </w:r>
-      <w:hyperlink r:id="rId27">
+      <w:hyperlink r:id="rId25">
         <w:r>
           <w:rPr>
             <w:rStyle w:val="Hyperlink"/>
@@ -1390,7 +1377,7 @@
         <w:rPr>
           <w:rStyle w:val="CVNum"/>
         </w:rPr>
-        <w:t xml:space="preserve">33.</w:t>
+        <w:t xml:space="preserve">34.</w:t>
       </w:r>
       <w:r>
         <w:tab/>
@@ -1403,8 +1390,8 @@
       </w:r>
       <w:r>
         <w:rPr>
+          <w:b/>
           <w:bCs/>
-          <w:b/>
         </w:rPr>
         <w:t xml:space="preserve">Onditi, K. O.</w:t>
       </w:r>
@@ -1416,24 +1403,24 @@
       </w:r>
       <w:r>
         <w:rPr>
+          <w:i/>
           <w:iCs/>
+        </w:rPr>
+        <w:t xml:space="preserve">Uropsilus</w:t>
+      </w:r>
+      <w:r>
+        <w:t xml:space="preserve"> </w:t>
+      </w:r>
+      <w:r>
+        <w:t xml:space="preserve">(Uropsilinae, Talpidae) combining genomic, morphological and geographic evidence.</w:t>
+      </w:r>
+      <w:r>
+        <w:t xml:space="preserve"> </w:t>
+      </w:r>
+      <w:r>
+        <w:rPr>
           <w:i/>
-        </w:rPr>
-        <w:t xml:space="preserve">Uropsilus</w:t>
-      </w:r>
-      <w:r>
-        <w:t xml:space="preserve"> </w:t>
-      </w:r>
-      <w:r>
-        <w:t xml:space="preserve">(Uropsilinae, Talpidae) combining genomic, morphological and geographic evidence.</w:t>
-      </w:r>
-      <w:r>
-        <w:t xml:space="preserve"> </w:t>
-      </w:r>
-      <w:r>
-        <w:rPr>
           <w:iCs/>
-          <w:i/>
         </w:rPr>
         <w:t xml:space="preserve">Molecular Phylogenetics and Evolution</w:t>
       </w:r>
@@ -1443,7 +1430,7 @@
       <w:r>
         <w:t xml:space="preserve"> </w:t>
       </w:r>
-      <w:hyperlink r:id="rId28">
+      <w:hyperlink r:id="rId26">
         <w:r>
           <w:rPr>
             <w:rStyle w:val="Hyperlink"/>
@@ -1460,7 +1447,7 @@
         <w:rPr>
           <w:rStyle w:val="CVNum"/>
         </w:rPr>
-        <w:t xml:space="preserve">32.</w:t>
+        <w:t xml:space="preserve">33.</w:t>
       </w:r>
       <w:r>
         <w:tab/>
@@ -1473,8 +1460,8 @@
       </w:r>
       <w:r>
         <w:rPr>
+          <w:b/>
           <w:bCs/>
-          <w:b/>
         </w:rPr>
         <w:t xml:space="preserve">Onditi, K. O.</w:t>
       </w:r>
@@ -1489,8 +1476,8 @@
       </w:r>
       <w:r>
         <w:rPr>
+          <w:i/>
           <w:iCs/>
-          <w:i/>
         </w:rPr>
         <w:t xml:space="preserve">Systematic Biology</w:t>
       </w:r>
@@ -1500,7 +1487,7 @@
       <w:r>
         <w:t xml:space="preserve"> </w:t>
       </w:r>
-      <w:hyperlink r:id="rId29">
+      <w:hyperlink r:id="rId27">
         <w:r>
           <w:rPr>
             <w:rStyle w:val="Hyperlink"/>
@@ -1517,7 +1504,7 @@
         <w:rPr>
           <w:rStyle w:val="CVNum"/>
         </w:rPr>
-        <w:t xml:space="preserve">31.</w:t>
+        <w:t xml:space="preserve">32.</w:t>
       </w:r>
       <w:r>
         <w:tab/>
@@ -1530,8 +1517,8 @@
       </w:r>
       <w:r>
         <w:rPr>
+          <w:b/>
           <w:bCs/>
-          <w:b/>
         </w:rPr>
         <w:t xml:space="preserve">Onditi, K. O.</w:t>
       </w:r>
@@ -1543,8 +1530,8 @@
       </w:r>
       <w:r>
         <w:rPr>
+          <w:i/>
           <w:iCs/>
-          <w:i/>
         </w:rPr>
         <w:t xml:space="preserve">Global Change Biology</w:t>
       </w:r>
@@ -1554,7 +1541,7 @@
       <w:r>
         <w:t xml:space="preserve"> </w:t>
       </w:r>
-      <w:hyperlink r:id="rId30">
+      <w:hyperlink r:id="rId28">
         <w:r>
           <w:rPr>
             <w:rStyle w:val="Hyperlink"/>
@@ -1571,15 +1558,15 @@
         <w:rPr>
           <w:rStyle w:val="CVNum"/>
         </w:rPr>
-        <w:t xml:space="preserve">30.</w:t>
+        <w:t xml:space="preserve">31.</w:t>
       </w:r>
       <w:r>
         <w:tab/>
       </w:r>
       <w:r>
         <w:rPr>
+          <w:b/>
           <w:bCs/>
-          <w:b/>
         </w:rPr>
         <w:t xml:space="preserve">Onditi, K. O.</w:t>
       </w:r>
@@ -1591,21 +1578,21 @@
       </w:r>
       <w:r>
         <w:rPr>
+          <w:i/>
           <w:iCs/>
+        </w:rPr>
+        <w:t xml:space="preserve">Graphiurus</w:t>
+      </w:r>
+      <w:r>
+        <w:t xml:space="preserve">) revealed by ultraconserved elements and mitochondrial data.</w:t>
+      </w:r>
+      <w:r>
+        <w:t xml:space="preserve"> </w:t>
+      </w:r>
+      <w:r>
+        <w:rPr>
           <w:i/>
-        </w:rPr>
-        <w:t xml:space="preserve">Graphiurus</w:t>
-      </w:r>
-      <w:r>
-        <w:t xml:space="preserve">) revealed by ultraconserved elements and mitochondrial data.</w:t>
-      </w:r>
-      <w:r>
-        <w:t xml:space="preserve"> </w:t>
-      </w:r>
-      <w:r>
-        <w:rPr>
           <w:iCs/>
-          <w:i/>
         </w:rPr>
         <w:t xml:space="preserve">Molecular Phylogenetics and Evolution</w:t>
       </w:r>
@@ -1615,7 +1602,7 @@
       <w:r>
         <w:t xml:space="preserve"> </w:t>
       </w:r>
-      <w:hyperlink r:id="rId31">
+      <w:hyperlink r:id="rId29">
         <w:r>
           <w:rPr>
             <w:rStyle w:val="Hyperlink"/>
@@ -1632,6 +1619,76 @@
         <w:rPr>
           <w:rStyle w:val="CVNum"/>
         </w:rPr>
+        <w:t xml:space="preserve">30.</w:t>
+      </w:r>
+      <w:r>
+        <w:tab/>
+      </w:r>
+      <w:r>
+        <w:t xml:space="preserve">Pei, X., Li, Y.,</w:t>
+      </w:r>
+      <w:r>
+        <w:t xml:space="preserve"> </w:t>
+      </w:r>
+      <w:r>
+        <w:rPr>
+          <w:b/>
+          <w:bCs/>
+        </w:rPr>
+        <w:t xml:space="preserve">Onditi, K. O.</w:t>
+      </w:r>
+      <w:r>
+        <w:t xml:space="preserve">, Wang, H., Qin, W., Zhu, R., Li, Q., Song, W., Li, X., Zhu, Z., Chen, Z. &amp; Jiang, X. (2026). Phylogeny and evolutionary history of the genus</w:t>
+      </w:r>
+      <w:r>
+        <w:t xml:space="preserve"> </w:t>
+      </w:r>
+      <w:r>
+        <w:rPr>
+          <w:i/>
+          <w:iCs/>
+        </w:rPr>
+        <w:t xml:space="preserve">Nectogale</w:t>
+      </w:r>
+      <w:r>
+        <w:t xml:space="preserve"> </w:t>
+      </w:r>
+      <w:r>
+        <w:t xml:space="preserve">(Soricidae) inferred from whole–genome analyses, with description of a new species endemic to the Himalayas.</w:t>
+      </w:r>
+      <w:r>
+        <w:t xml:space="preserve"> </w:t>
+      </w:r>
+      <w:r>
+        <w:rPr>
+          <w:i/>
+          <w:iCs/>
+        </w:rPr>
+        <w:t xml:space="preserve">Molecular Phylogenetics and Evolution</w:t>
+      </w:r>
+      <w:r>
+        <w:t xml:space="preserve">, 108749.</w:t>
+      </w:r>
+      <w:r>
+        <w:t xml:space="preserve"> </w:t>
+      </w:r>
+      <w:hyperlink r:id="rId30">
+        <w:r>
+          <w:rPr>
+            <w:rStyle w:val="Hyperlink"/>
+          </w:rPr>
+          <w:t xml:space="preserve">doi:10.1016/j.ympev.2026.108749</w:t>
+        </w:r>
+      </w:hyperlink>
+    </w:p>
+    <w:p>
+      <w:pPr>
+        <w:pStyle w:val="CVPub"/>
+      </w:pPr>
+      <w:r>
+        <w:rPr>
+          <w:rStyle w:val="CVNum"/>
+        </w:rPr>
         <w:t xml:space="preserve">29.</w:t>
       </w:r>
       <w:r>
@@ -1645,8 +1702,8 @@
       </w:r>
       <w:r>
         <w:rPr>
+          <w:b/>
           <w:bCs/>
-          <w:b/>
         </w:rPr>
         <w:t xml:space="preserve">Onditi, K. O.</w:t>
       </w:r>
@@ -1658,8 +1715,8 @@
       </w:r>
       <w:r>
         <w:rPr>
+          <w:i/>
           <w:iCs/>
-          <w:i/>
         </w:rPr>
         <w:t xml:space="preserve">Global Ecology and Conservation</w:t>
       </w:r>
@@ -1669,7 +1726,7 @@
       <w:r>
         <w:t xml:space="preserve"> </w:t>
       </w:r>
-      <w:hyperlink r:id="rId32">
+      <w:hyperlink r:id="rId31">
         <w:r>
           <w:rPr>
             <w:rStyle w:val="Hyperlink"/>
@@ -1699,8 +1756,8 @@
       </w:r>
       <w:r>
         <w:rPr>
+          <w:b/>
           <w:bCs/>
-          <w:b/>
         </w:rPr>
         <w:t xml:space="preserve">Onditi, K. O.</w:t>
       </w:r>
@@ -1712,8 +1769,8 @@
       </w:r>
       <w:r>
         <w:rPr>
+          <w:i/>
           <w:iCs/>
-          <w:i/>
         </w:rPr>
         <w:t xml:space="preserve">Biological Conservation</w:t>
       </w:r>
@@ -1723,7 +1780,7 @@
       <w:r>
         <w:t xml:space="preserve"> </w:t>
       </w:r>
-      <w:hyperlink r:id="rId33">
+      <w:hyperlink r:id="rId32">
         <w:r>
           <w:rPr>
             <w:rStyle w:val="Hyperlink"/>
@@ -1753,8 +1810,8 @@
       </w:r>
       <w:r>
         <w:rPr>
+          <w:b/>
           <w:bCs/>
-          <w:b/>
         </w:rPr>
         <w:t xml:space="preserve">Onditi, K. O.</w:t>
       </w:r>
@@ -1766,8 +1823,8 @@
       </w:r>
       <w:r>
         <w:rPr>
+          <w:i/>
           <w:iCs/>
-          <w:i/>
         </w:rPr>
         <w:t xml:space="preserve">Journal of Applied Ecology</w:t>
       </w:r>
@@ -1777,7 +1834,7 @@
       <w:r>
         <w:t xml:space="preserve"> </w:t>
       </w:r>
-      <w:hyperlink r:id="rId34">
+      <w:hyperlink r:id="rId33">
         <w:r>
           <w:rPr>
             <w:rStyle w:val="Hyperlink"/>
@@ -1807,8 +1864,8 @@
       </w:r>
       <w:r>
         <w:rPr>
+          <w:b/>
           <w:bCs/>
-          <w:b/>
         </w:rPr>
         <w:t xml:space="preserve">Onditi, K. O.</w:t>
       </w:r>
@@ -1820,8 +1877,8 @@
       </w:r>
       <w:r>
         <w:rPr>
+          <w:i/>
           <w:iCs/>
-          <w:i/>
         </w:rPr>
         <w:t xml:space="preserve">Scientific Reports</w:t>
       </w:r>
@@ -1831,7 +1888,7 @@
       <w:r>
         <w:t xml:space="preserve"> </w:t>
       </w:r>
-      <w:hyperlink r:id="rId35">
+      <w:hyperlink r:id="rId34">
         <w:r>
           <w:rPr>
             <w:rStyle w:val="Hyperlink"/>
@@ -1855,8 +1912,8 @@
       </w:r>
       <w:r>
         <w:rPr>
+          <w:b/>
           <w:bCs/>
-          <w:b/>
         </w:rPr>
         <w:t xml:space="preserve">Onditi, K. O.</w:t>
       </w:r>
@@ -1868,8 +1925,8 @@
       </w:r>
       <w:r>
         <w:rPr>
+          <w:i/>
           <w:iCs/>
-          <w:i/>
         </w:rPr>
         <w:t xml:space="preserve">Ecosphere</w:t>
       </w:r>
@@ -1879,7 +1936,7 @@
       <w:r>
         <w:t xml:space="preserve"> </w:t>
       </w:r>
-      <w:hyperlink r:id="rId36">
+      <w:hyperlink r:id="rId35">
         <w:r>
           <w:rPr>
             <w:rStyle w:val="Hyperlink"/>
@@ -1909,8 +1966,8 @@
       </w:r>
       <w:r>
         <w:rPr>
+          <w:b/>
           <w:bCs/>
-          <w:b/>
         </w:rPr>
         <w:t xml:space="preserve">Onditi, K. O.</w:t>
       </w:r>
@@ -1922,21 +1979,21 @@
       </w:r>
       <w:r>
         <w:rPr>
+          <w:i/>
           <w:iCs/>
+        </w:rPr>
+        <w:t xml:space="preserve">Lemniscomys</w:t>
+      </w:r>
+      <w:r>
+        <w:t xml:space="preserve">): Cryptic diversity and habitat resilience.</w:t>
+      </w:r>
+      <w:r>
+        <w:t xml:space="preserve"> </w:t>
+      </w:r>
+      <w:r>
+        <w:rPr>
           <w:i/>
-        </w:rPr>
-        <w:t xml:space="preserve">Lemniscomys</w:t>
-      </w:r>
-      <w:r>
-        <w:t xml:space="preserve">): Cryptic diversity and habitat resilience.</w:t>
-      </w:r>
-      <w:r>
-        <w:t xml:space="preserve"> </w:t>
-      </w:r>
-      <w:r>
-        <w:rPr>
           <w:iCs/>
-          <w:i/>
         </w:rPr>
         <w:t xml:space="preserve">Zoological Research: Diversity and Conservation</w:t>
       </w:r>
@@ -1946,7 +2003,7 @@
       <w:r>
         <w:t xml:space="preserve"> </w:t>
       </w:r>
-      <w:hyperlink r:id="rId37">
+      <w:hyperlink r:id="rId36">
         <w:r>
           <w:rPr>
             <w:rStyle w:val="Hyperlink"/>
@@ -1976,8 +2033,8 @@
       </w:r>
       <w:r>
         <w:rPr>
+          <w:b/>
           <w:bCs/>
-          <w:b/>
         </w:rPr>
         <w:t xml:space="preserve">Onditi, K. O.</w:t>
       </w:r>
@@ -1989,8 +2046,8 @@
       </w:r>
       <w:r>
         <w:rPr>
+          <w:i/>
           <w:iCs/>
-          <w:i/>
         </w:rPr>
         <w:t xml:space="preserve">Zoological Research: Diversity and Conservation</w:t>
       </w:r>
@@ -2000,7 +2057,7 @@
       <w:r>
         <w:t xml:space="preserve"> </w:t>
       </w:r>
-      <w:hyperlink r:id="rId38">
+      <w:hyperlink r:id="rId37">
         <w:r>
           <w:rPr>
             <w:rStyle w:val="Hyperlink"/>
@@ -2030,8 +2087,8 @@
       </w:r>
       <w:r>
         <w:rPr>
+          <w:b/>
           <w:bCs/>
-          <w:b/>
         </w:rPr>
         <w:t xml:space="preserve">Onditi, K. O.</w:t>
       </w:r>
@@ -2043,8 +2100,8 @@
       </w:r>
       <w:r>
         <w:rPr>
+          <w:i/>
           <w:iCs/>
-          <w:i/>
         </w:rPr>
         <w:t xml:space="preserve">Life</w:t>
       </w:r>
@@ -2054,7 +2111,7 @@
       <w:r>
         <w:t xml:space="preserve"> </w:t>
       </w:r>
-      <w:hyperlink r:id="rId39">
+      <w:hyperlink r:id="rId38">
         <w:r>
           <w:rPr>
             <w:rStyle w:val="Hyperlink"/>
@@ -2078,8 +2135,8 @@
       </w:r>
       <w:r>
         <w:rPr>
+          <w:b/>
           <w:bCs/>
-          <w:b/>
         </w:rPr>
         <w:t xml:space="preserve">Onditi, K. O.</w:t>
       </w:r>
@@ -2091,8 +2148,8 @@
       </w:r>
       <w:r>
         <w:rPr>
+          <w:i/>
           <w:iCs/>
-          <w:i/>
         </w:rPr>
         <w:t xml:space="preserve">BMC Ecology and Evolution</w:t>
       </w:r>
@@ -2102,7 +2159,7 @@
       <w:r>
         <w:t xml:space="preserve"> </w:t>
       </w:r>
-      <w:hyperlink r:id="rId40">
+      <w:hyperlink r:id="rId39">
         <w:r>
           <w:rPr>
             <w:rStyle w:val="Hyperlink"/>
@@ -2132,8 +2189,8 @@
       </w:r>
       <w:r>
         <w:rPr>
+          <w:b/>
           <w:bCs/>
-          <w:b/>
         </w:rPr>
         <w:t xml:space="preserve">Onditi, K. O.</w:t>
       </w:r>
@@ -2145,21 +2202,21 @@
       </w:r>
       <w:r>
         <w:rPr>
+          <w:i/>
           <w:iCs/>
+        </w:rPr>
+        <w:t xml:space="preserve">Neodon</w:t>
+      </w:r>
+      <w:r>
+        <w:t xml:space="preserve">) from south Xizang, China.</w:t>
+      </w:r>
+      <w:r>
+        <w:t xml:space="preserve"> </w:t>
+      </w:r>
+      <w:r>
+        <w:rPr>
           <w:i/>
-        </w:rPr>
-        <w:t xml:space="preserve">Neodon</w:t>
-      </w:r>
-      <w:r>
-        <w:t xml:space="preserve">) from south Xizang, China.</w:t>
-      </w:r>
-      <w:r>
-        <w:t xml:space="preserve"> </w:t>
-      </w:r>
-      <w:r>
-        <w:rPr>
           <w:iCs/>
-          <w:i/>
         </w:rPr>
         <w:t xml:space="preserve">Zoological Research: Diversity and Conservation</w:t>
       </w:r>
@@ -2169,7 +2226,7 @@
       <w:r>
         <w:t xml:space="preserve"> </w:t>
       </w:r>
-      <w:hyperlink r:id="rId41">
+      <w:hyperlink r:id="rId40">
         <w:r>
           <w:rPr>
             <w:rStyle w:val="Hyperlink"/>
@@ -2199,8 +2256,8 @@
       </w:r>
       <w:r>
         <w:rPr>
+          <w:b/>
           <w:bCs/>
-          <w:b/>
         </w:rPr>
         <w:t xml:space="preserve">Onditi, K. O.</w:t>
       </w:r>
@@ -2212,24 +2269,24 @@
       </w:r>
       <w:r>
         <w:rPr>
+          <w:i/>
           <w:iCs/>
+        </w:rPr>
+        <w:t xml:space="preserve">Micromys</w:t>
+      </w:r>
+      <w:r>
+        <w:t xml:space="preserve"> </w:t>
+      </w:r>
+      <w:r>
+        <w:t xml:space="preserve">(Mammalia: Rodentia: Muridae).</w:t>
+      </w:r>
+      <w:r>
+        <w:t xml:space="preserve"> </w:t>
+      </w:r>
+      <w:r>
+        <w:rPr>
           <w:i/>
-        </w:rPr>
-        <w:t xml:space="preserve">Micromys</w:t>
-      </w:r>
-      <w:r>
-        <w:t xml:space="preserve"> </w:t>
-      </w:r>
-      <w:r>
-        <w:t xml:space="preserve">(Mammalia: Rodentia: Muridae).</w:t>
-      </w:r>
-      <w:r>
-        <w:t xml:space="preserve"> </w:t>
-      </w:r>
-      <w:r>
-        <w:rPr>
           <w:iCs/>
-          <w:i/>
         </w:rPr>
         <w:t xml:space="preserve">Mammalian Biology</w:t>
       </w:r>
@@ -2239,7 +2296,7 @@
       <w:r>
         <w:t xml:space="preserve"> </w:t>
       </w:r>
-      <w:hyperlink r:id="rId42">
+      <w:hyperlink r:id="rId41">
         <w:r>
           <w:rPr>
             <w:rStyle w:val="Hyperlink"/>
@@ -2269,8 +2326,8 @@
       </w:r>
       <w:r>
         <w:rPr>
+          <w:b/>
           <w:bCs/>
-          <w:b/>
         </w:rPr>
         <w:t xml:space="preserve">Onditi, K. O.</w:t>
       </w:r>
@@ -2285,8 +2342,8 @@
       </w:r>
       <w:r>
         <w:rPr>
+          <w:i/>
           <w:iCs/>
-          <w:i/>
         </w:rPr>
         <w:t xml:space="preserve">Journal of Mammalogy</w:t>
       </w:r>
@@ -2296,7 +2353,7 @@
       <w:r>
         <w:t xml:space="preserve"> </w:t>
       </w:r>
-      <w:hyperlink r:id="rId43">
+      <w:hyperlink r:id="rId42">
         <w:r>
           <w:rPr>
             <w:rStyle w:val="Hyperlink"/>
@@ -2320,8 +2377,8 @@
       </w:r>
       <w:r>
         <w:rPr>
+          <w:b/>
           <w:bCs/>
-          <w:b/>
         </w:rPr>
         <w:t xml:space="preserve">Onditi, K. O.</w:t>
       </w:r>
@@ -2333,8 +2390,8 @@
       </w:r>
       <w:r>
         <w:rPr>
+          <w:i/>
           <w:iCs/>
-          <w:i/>
         </w:rPr>
         <w:t xml:space="preserve">Ecological Indicators</w:t>
       </w:r>
@@ -2344,7 +2401,7 @@
       <w:r>
         <w:t xml:space="preserve"> </w:t>
       </w:r>
-      <w:hyperlink r:id="rId44">
+      <w:hyperlink r:id="rId43">
         <w:r>
           <w:rPr>
             <w:rStyle w:val="Hyperlink"/>
@@ -2374,8 +2431,8 @@
       </w:r>
       <w:r>
         <w:rPr>
+          <w:b/>
           <w:bCs/>
-          <w:b/>
         </w:rPr>
         <w:t xml:space="preserve">Onditi, K. O.</w:t>
       </w:r>
@@ -2387,8 +2444,8 @@
       </w:r>
       <w:r>
         <w:rPr>
+          <w:i/>
           <w:iCs/>
-          <w:i/>
         </w:rPr>
         <w:t xml:space="preserve">Frontiers in Ecology and Evolution</w:t>
       </w:r>
@@ -2398,7 +2455,7 @@
       <w:r>
         <w:t xml:space="preserve"> </w:t>
       </w:r>
-      <w:hyperlink r:id="rId45">
+      <w:hyperlink r:id="rId44">
         <w:r>
           <w:rPr>
             <w:rStyle w:val="Hyperlink"/>
@@ -2428,8 +2485,8 @@
       </w:r>
       <w:r>
         <w:rPr>
+          <w:b/>
           <w:bCs/>
-          <w:b/>
         </w:rPr>
         <w:t xml:space="preserve">Onditi, K. O.</w:t>
       </w:r>
@@ -2438,21 +2495,21 @@
       </w:r>
       <w:r>
         <w:rPr>
+          <w:i/>
           <w:iCs/>
+        </w:rPr>
+        <w:t xml:space="preserve">Mesechinus</w:t>
+      </w:r>
+      <w:r>
+        <w:t xml:space="preserve">, Erinaceidae, Eulipotyphla, Mammalia) from eastern China.</w:t>
+      </w:r>
+      <w:r>
+        <w:t xml:space="preserve"> </w:t>
+      </w:r>
+      <w:r>
+        <w:rPr>
           <w:i/>
-        </w:rPr>
-        <w:t xml:space="preserve">Mesechinus</w:t>
-      </w:r>
-      <w:r>
-        <w:t xml:space="preserve">, Erinaceidae, Eulipotyphla, Mammalia) from eastern China.</w:t>
-      </w:r>
-      <w:r>
-        <w:t xml:space="preserve"> </w:t>
-      </w:r>
-      <w:r>
-        <w:rPr>
           <w:iCs/>
-          <w:i/>
         </w:rPr>
         <w:t xml:space="preserve">ZooKeys</w:t>
       </w:r>
@@ -2462,7 +2519,7 @@
       <w:r>
         <w:t xml:space="preserve"> </w:t>
       </w:r>
-      <w:hyperlink r:id="rId46">
+      <w:hyperlink r:id="rId45">
         <w:r>
           <w:rPr>
             <w:rStyle w:val="Hyperlink"/>
@@ -2492,8 +2549,8 @@
       </w:r>
       <w:r>
         <w:rPr>
+          <w:b/>
           <w:bCs/>
-          <w:b/>
         </w:rPr>
         <w:t xml:space="preserve">Onditi, K. O.</w:t>
       </w:r>
@@ -2505,8 +2562,8 @@
       </w:r>
       <w:r>
         <w:rPr>
+          <w:i/>
           <w:iCs/>
-          <w:i/>
         </w:rPr>
         <w:t xml:space="preserve">Frontiers in Ecology and Evolution</w:t>
       </w:r>
@@ -2516,7 +2573,7 @@
       <w:r>
         <w:t xml:space="preserve"> </w:t>
       </w:r>
-      <w:hyperlink r:id="rId47">
+      <w:hyperlink r:id="rId46">
         <w:r>
           <w:rPr>
             <w:rStyle w:val="Hyperlink"/>
@@ -2546,8 +2603,8 @@
       </w:r>
       <w:r>
         <w:rPr>
+          <w:b/>
           <w:bCs/>
-          <w:b/>
         </w:rPr>
         <w:t xml:space="preserve">Onditi, K. O.</w:t>
       </w:r>
@@ -2559,8 +2616,8 @@
       </w:r>
       <w:r>
         <w:rPr>
+          <w:i/>
           <w:iCs/>
-          <w:i/>
         </w:rPr>
         <w:t xml:space="preserve">Biodiversity and Conservation</w:t>
       </w:r>
@@ -2570,7 +2627,7 @@
       <w:r>
         <w:t xml:space="preserve"> </w:t>
       </w:r>
-      <w:hyperlink r:id="rId48">
+      <w:hyperlink r:id="rId47">
         <w:r>
           <w:rPr>
             <w:rStyle w:val="Hyperlink"/>
@@ -2600,8 +2657,8 @@
       </w:r>
       <w:r>
         <w:rPr>
+          <w:b/>
           <w:bCs/>
-          <w:b/>
         </w:rPr>
         <w:t xml:space="preserve">Onditi, K. O.</w:t>
       </w:r>
@@ -2616,24 +2673,24 @@
       </w:r>
       <w:r>
         <w:rPr>
+          <w:i/>
           <w:iCs/>
+        </w:rPr>
+        <w:t xml:space="preserve">Chodsigoa</w:t>
+      </w:r>
+      <w:r>
+        <w:t xml:space="preserve"> </w:t>
+      </w:r>
+      <w:r>
+        <w:t xml:space="preserve">(Soricidae, Eulipotyphla, Mammalia) from the Dabie Mountains, Anhui Province, eastern China.</w:t>
+      </w:r>
+      <w:r>
+        <w:t xml:space="preserve"> </w:t>
+      </w:r>
+      <w:r>
+        <w:rPr>
           <w:i/>
-        </w:rPr>
-        <w:t xml:space="preserve">Chodsigoa</w:t>
-      </w:r>
-      <w:r>
-        <w:t xml:space="preserve"> </w:t>
-      </w:r>
-      <w:r>
-        <w:t xml:space="preserve">(Soricidae, Eulipotyphla, Mammalia) from the Dabie Mountains, Anhui Province, eastern China.</w:t>
-      </w:r>
-      <w:r>
-        <w:t xml:space="preserve"> </w:t>
-      </w:r>
-      <w:r>
-        <w:rPr>
           <w:iCs/>
-          <w:i/>
         </w:rPr>
         <w:t xml:space="preserve">ZooKeys</w:t>
       </w:r>
@@ -2643,7 +2700,7 @@
       <w:r>
         <w:t xml:space="preserve"> </w:t>
       </w:r>
-      <w:hyperlink r:id="rId49">
+      <w:hyperlink r:id="rId48">
         <w:r>
           <w:rPr>
             <w:rStyle w:val="Hyperlink"/>
@@ -2673,8 +2730,8 @@
       </w:r>
       <w:r>
         <w:rPr>
+          <w:b/>
           <w:bCs/>
-          <w:b/>
         </w:rPr>
         <w:t xml:space="preserve">Onditi, K. O.</w:t>
       </w:r>
@@ -2683,37 +2740,37 @@
       </w:r>
       <w:r>
         <w:rPr>
+          <w:i/>
           <w:iCs/>
+        </w:rPr>
+        <w:t xml:space="preserve">Chodsigoa hypsibia</w:t>
+      </w:r>
+      <w:r>
+        <w:t xml:space="preserve"> </w:t>
+      </w:r>
+      <w:r>
+        <w:t xml:space="preserve">and</w:t>
+      </w:r>
+      <w:r>
+        <w:t xml:space="preserve"> </w:t>
+      </w:r>
+      <w:r>
+        <w:rPr>
           <w:i/>
-        </w:rPr>
-        <w:t xml:space="preserve">Chodsigoa hypsibia</w:t>
-      </w:r>
-      <w:r>
-        <w:t xml:space="preserve"> </w:t>
-      </w:r>
-      <w:r>
-        <w:t xml:space="preserve">and</w:t>
-      </w:r>
-      <w:r>
-        <w:t xml:space="preserve"> </w:t>
-      </w:r>
-      <w:r>
-        <w:rPr>
           <w:iCs/>
+        </w:rPr>
+        <w:t xml:space="preserve">Anourosorex squamipes</w:t>
+      </w:r>
+      <w:r>
+        <w:t xml:space="preserve">) under climate change in China.</w:t>
+      </w:r>
+      <w:r>
+        <w:t xml:space="preserve"> </w:t>
+      </w:r>
+      <w:r>
+        <w:rPr>
           <w:i/>
-        </w:rPr>
-        <w:t xml:space="preserve">Anourosorex squamipes</w:t>
-      </w:r>
-      <w:r>
-        <w:t xml:space="preserve">) under climate change in China.</w:t>
-      </w:r>
-      <w:r>
-        <w:t xml:space="preserve"> </w:t>
-      </w:r>
-      <w:r>
-        <w:rPr>
           <w:iCs/>
-          <w:i/>
         </w:rPr>
         <w:t xml:space="preserve">Diversity</w:t>
       </w:r>
@@ -2723,7 +2780,7 @@
       <w:r>
         <w:t xml:space="preserve"> </w:t>
       </w:r>
-      <w:hyperlink r:id="rId50">
+      <w:hyperlink r:id="rId49">
         <w:r>
           <w:rPr>
             <w:rStyle w:val="Hyperlink"/>
@@ -2747,8 +2804,8 @@
       </w:r>
       <w:r>
         <w:rPr>
+          <w:b/>
           <w:bCs/>
-          <w:b/>
         </w:rPr>
         <w:t xml:space="preserve">Onditi, K. O.</w:t>
       </w:r>
@@ -2760,8 +2817,8 @@
       </w:r>
       <w:r>
         <w:rPr>
+          <w:i/>
           <w:iCs/>
-          <w:i/>
         </w:rPr>
         <w:t xml:space="preserve">Frontiers in Ecology and Evolution</w:t>
       </w:r>
@@ -2771,7 +2828,7 @@
       <w:r>
         <w:t xml:space="preserve"> </w:t>
       </w:r>
-      <w:hyperlink r:id="rId51">
+      <w:hyperlink r:id="rId50">
         <w:r>
           <w:rPr>
             <w:rStyle w:val="Hyperlink"/>
@@ -2801,8 +2858,8 @@
       </w:r>
       <w:r>
         <w:rPr>
+          <w:b/>
           <w:bCs/>
-          <w:b/>
         </w:rPr>
         <w:t xml:space="preserve">Onditi, K. O.</w:t>
       </w:r>
@@ -2814,8 +2871,8 @@
       </w:r>
       <w:r>
         <w:rPr>
+          <w:i/>
           <w:iCs/>
-          <w:i/>
         </w:rPr>
         <w:t xml:space="preserve">Animals</w:t>
       </w:r>
@@ -2825,7 +2882,7 @@
       <w:r>
         <w:t xml:space="preserve"> </w:t>
       </w:r>
-      <w:hyperlink r:id="rId52">
+      <w:hyperlink r:id="rId51">
         <w:r>
           <w:rPr>
             <w:rStyle w:val="Hyperlink"/>
@@ -2855,8 +2912,8 @@
       </w:r>
       <w:r>
         <w:rPr>
+          <w:b/>
           <w:bCs/>
-          <w:b/>
         </w:rPr>
         <w:t xml:space="preserve">Onditi, K. O.</w:t>
       </w:r>
@@ -2871,8 +2928,8 @@
       </w:r>
       <w:r>
         <w:rPr>
+          <w:i/>
           <w:iCs/>
-          <w:i/>
         </w:rPr>
         <w:t xml:space="preserve">Acta Theriologica Sinica</w:t>
       </w:r>
@@ -2882,7 +2939,7 @@
       <w:r>
         <w:t xml:space="preserve"> </w:t>
       </w:r>
-      <w:hyperlink r:id="rId53">
+      <w:hyperlink r:id="rId52">
         <w:r>
           <w:rPr>
             <w:rStyle w:val="Hyperlink"/>
@@ -2912,8 +2969,8 @@
       </w:r>
       <w:r>
         <w:rPr>
+          <w:b/>
           <w:bCs/>
-          <w:b/>
         </w:rPr>
         <w:t xml:space="preserve">Onditi, K. O.</w:t>
       </w:r>
@@ -2925,8 +2982,8 @@
       </w:r>
       <w:r>
         <w:rPr>
+          <w:i/>
           <w:iCs/>
-          <w:i/>
         </w:rPr>
         <w:t xml:space="preserve">Zoological Journal of the Linnean Society</w:t>
       </w:r>
@@ -2936,7 +2993,7 @@
       <w:r>
         <w:t xml:space="preserve"> </w:t>
       </w:r>
-      <w:hyperlink r:id="rId54">
+      <w:hyperlink r:id="rId53">
         <w:r>
           <w:rPr>
             <w:rStyle w:val="Hyperlink"/>
@@ -2960,8 +3017,8 @@
       </w:r>
       <w:r>
         <w:rPr>
+          <w:b/>
           <w:bCs/>
-          <w:b/>
         </w:rPr>
         <w:t xml:space="preserve">Onditi, K. O.</w:t>
       </w:r>
@@ -2973,8 +3030,8 @@
       </w:r>
       <w:r>
         <w:rPr>
+          <w:i/>
           <w:iCs/>
-          <w:i/>
         </w:rPr>
         <w:t xml:space="preserve">Biodiversity and Conservation</w:t>
       </w:r>
@@ -2984,7 +3041,7 @@
       <w:r>
         <w:t xml:space="preserve"> </w:t>
       </w:r>
-      <w:hyperlink r:id="rId55">
+      <w:hyperlink r:id="rId54">
         <w:r>
           <w:rPr>
             <w:rStyle w:val="Hyperlink"/>
@@ -3008,8 +3065,8 @@
       </w:r>
       <w:r>
         <w:rPr>
+          <w:b/>
           <w:bCs/>
-          <w:b/>
         </w:rPr>
         <w:t xml:space="preserve">Onditi, K. O.</w:t>
       </w:r>
@@ -3018,24 +3075,24 @@
       </w:r>
       <w:r>
         <w:rPr>
+          <w:i/>
           <w:iCs/>
+        </w:rPr>
+        <w:t xml:space="preserve">Lophuromys flavopunctatus</w:t>
+      </w:r>
+      <w:r>
+        <w:t xml:space="preserve"> </w:t>
+      </w:r>
+      <w:r>
+        <w:t xml:space="preserve">group).</w:t>
+      </w:r>
+      <w:r>
+        <w:t xml:space="preserve"> </w:t>
+      </w:r>
+      <w:r>
+        <w:rPr>
           <w:i/>
-        </w:rPr>
-        <w:t xml:space="preserve">Lophuromys flavopunctatus</w:t>
-      </w:r>
-      <w:r>
-        <w:t xml:space="preserve"> </w:t>
-      </w:r>
-      <w:r>
-        <w:t xml:space="preserve">group).</w:t>
-      </w:r>
-      <w:r>
-        <w:t xml:space="preserve"> </w:t>
-      </w:r>
-      <w:r>
-        <w:rPr>
           <w:iCs/>
-          <w:i/>
         </w:rPr>
         <w:t xml:space="preserve">BMC Ecology and Evolution</w:t>
       </w:r>
@@ -3045,7 +3102,7 @@
       <w:r>
         <w:t xml:space="preserve"> </w:t>
       </w:r>
-      <w:hyperlink r:id="rId56">
+      <w:hyperlink r:id="rId55">
         <w:r>
           <w:rPr>
             <w:rStyle w:val="Hyperlink"/>
@@ -3075,8 +3132,8 @@
       </w:r>
       <w:r>
         <w:rPr>
+          <w:b/>
           <w:bCs/>
-          <w:b/>
         </w:rPr>
         <w:t xml:space="preserve">Onditi, K. O.</w:t>
       </w:r>
@@ -3088,8 +3145,8 @@
       </w:r>
       <w:r>
         <w:rPr>
+          <w:i/>
           <w:iCs/>
-          <w:i/>
         </w:rPr>
         <w:t xml:space="preserve">Ecology and Evolution</w:t>
       </w:r>
@@ -3099,7 +3156,7 @@
       <w:r>
         <w:t xml:space="preserve"> </w:t>
       </w:r>
-      <w:hyperlink r:id="rId57">
+      <w:hyperlink r:id="rId56">
         <w:r>
           <w:rPr>
             <w:rStyle w:val="Hyperlink"/>
@@ -3123,8 +3180,8 @@
       </w:r>
       <w:r>
         <w:rPr>
+          <w:b/>
           <w:bCs/>
-          <w:b/>
         </w:rPr>
         <w:t xml:space="preserve">Onditi, K. O.</w:t>
       </w:r>
@@ -3133,24 +3190,24 @@
       </w:r>
       <w:r>
         <w:rPr>
+          <w:i/>
           <w:iCs/>
+        </w:rPr>
+        <w:t xml:space="preserve">Lophuromys</w:t>
+      </w:r>
+      <w:r>
+        <w:t xml:space="preserve"> </w:t>
+      </w:r>
+      <w:r>
+        <w:t xml:space="preserve">Peters 1874); relevance to taxonomy and ecology.</w:t>
+      </w:r>
+      <w:r>
+        <w:t xml:space="preserve"> </w:t>
+      </w:r>
+      <w:r>
+        <w:rPr>
           <w:i/>
-        </w:rPr>
-        <w:t xml:space="preserve">Lophuromys</w:t>
-      </w:r>
-      <w:r>
-        <w:t xml:space="preserve"> </w:t>
-      </w:r>
-      <w:r>
-        <w:t xml:space="preserve">Peters 1874); relevance to taxonomy and ecology.</w:t>
-      </w:r>
-      <w:r>
-        <w:t xml:space="preserve"> </w:t>
-      </w:r>
-      <w:r>
-        <w:rPr>
           <w:iCs/>
-          <w:i/>
         </w:rPr>
         <w:t xml:space="preserve">Mammal Research</w:t>
       </w:r>
@@ -3160,7 +3217,7 @@
       <w:r>
         <w:t xml:space="preserve"> </w:t>
       </w:r>
-      <w:hyperlink r:id="rId58">
+      <w:hyperlink r:id="rId57">
         <w:r>
           <w:rPr>
             <w:rStyle w:val="Hyperlink"/>
@@ -3190,8 +3247,8 @@
       </w:r>
       <w:r>
         <w:rPr>
+          <w:b/>
           <w:bCs/>
-          <w:b/>
         </w:rPr>
         <w:t xml:space="preserve">Onditi, K. O.</w:t>
       </w:r>
@@ -3203,8 +3260,8 @@
       </w:r>
       <w:r>
         <w:rPr>
+          <w:i/>
           <w:iCs/>
-          <w:i/>
         </w:rPr>
         <w:t xml:space="preserve">Zoological Research</w:t>
       </w:r>
@@ -3214,7 +3271,7 @@
       <w:r>
         <w:t xml:space="preserve"> </w:t>
       </w:r>
-      <w:hyperlink r:id="rId59">
+      <w:hyperlink r:id="rId58">
         <w:r>
           <w:rPr>
             <w:rStyle w:val="Hyperlink"/>
@@ -3244,8 +3301,8 @@
       </w:r>
       <w:r>
         <w:rPr>
+          <w:b/>
           <w:bCs/>
-          <w:b/>
         </w:rPr>
         <w:t xml:space="preserve">Onditi, K. O.</w:t>
       </w:r>
@@ -3257,8 +3314,8 @@
       </w:r>
       <w:r>
         <w:rPr>
+          <w:i/>
           <w:iCs/>
-          <w:i/>
         </w:rPr>
         <w:t xml:space="preserve">Zoological Research</w:t>
       </w:r>
@@ -3268,7 +3325,7 @@
       <w:r>
         <w:t xml:space="preserve"> </w:t>
       </w:r>
-      <w:hyperlink r:id="rId60">
+      <w:hyperlink r:id="rId59">
         <w:r>
           <w:rPr>
             <w:rStyle w:val="Hyperlink"/>
@@ -3306,8 +3363,8 @@
       </w:r>
       <w:r>
         <w:rPr>
+          <w:b/>
           <w:bCs/>
-          <w:b/>
         </w:rPr>
         <w:t xml:space="preserve">Onditi, K. O.</w:t>
       </w:r>
@@ -3319,8 +3376,8 @@
       </w:r>
       <w:r>
         <w:rPr>
+          <w:i/>
           <w:iCs/>
-          <w:i/>
         </w:rPr>
         <w:t xml:space="preserve">SSRN</w:t>
       </w:r>
@@ -3333,7 +3390,7 @@
       <w:r>
         <w:t xml:space="preserve"> </w:t>
       </w:r>
-      <w:hyperlink r:id="rId61">
+      <w:hyperlink r:id="rId60">
         <w:r>
           <w:rPr>
             <w:rStyle w:val="Hyperlink"/>
@@ -3363,8 +3420,8 @@
       </w:r>
       <w:r>
         <w:rPr>
+          <w:b/>
           <w:bCs/>
-          <w:b/>
         </w:rPr>
         <w:t xml:space="preserve">Onditi, K. O.</w:t>
       </w:r>
@@ -3376,8 +3433,8 @@
       </w:r>
       <w:r>
         <w:rPr>
+          <w:i/>
           <w:iCs/>
-          <w:i/>
         </w:rPr>
         <w:t xml:space="preserve">Research Square</w:t>
       </w:r>
@@ -3390,7 +3447,7 @@
       <w:r>
         <w:t xml:space="preserve"> </w:t>
       </w:r>
-      <w:hyperlink r:id="rId62">
+      <w:hyperlink r:id="rId61">
         <w:r>
           <w:rPr>
             <w:rStyle w:val="Hyperlink"/>
@@ -3562,8 +3619,8 @@
       </w:r>
       <w:r>
         <w:rPr>
+          <w:i/>
           <w:iCs/>
-          <w:i/>
         </w:rPr>
         <w:t xml:space="preserve">Lophuromys aquilus</w:t>
       </w:r>
@@ -3609,8 +3666,8 @@
       </w:r>
       <w:r>
         <w:rPr>
+          <w:i/>
           <w:iCs/>
-          <w:i/>
         </w:rPr>
         <w:t xml:space="preserve">Lophuromys aquilus</w:t>
       </w:r>
@@ -3925,27 +3982,27 @@
       </w:r>
       <w:r>
         <w:rPr>
+          <w:i/>
           <w:iCs/>
+        </w:rPr>
+        <w:t xml:space="preserve">Lemniscomys</w:t>
+      </w:r>
+      <w:r>
+        <w:t xml:space="preserve">). First-author</w:t>
+      </w:r>
+      <w:r>
+        <w:t xml:space="preserve"> </w:t>
+      </w:r>
+      <w:r>
+        <w:t xml:space="preserve">article: Sambaya et al. (2025),</w:t>
+      </w:r>
+      <w:r>
+        <w:t xml:space="preserve"> </w:t>
+      </w:r>
+      <w:r>
+        <w:rPr>
           <w:i/>
-        </w:rPr>
-        <w:t xml:space="preserve">Lemniscomys</w:t>
-      </w:r>
-      <w:r>
-        <w:t xml:space="preserve">). First-author</w:t>
-      </w:r>
-      <w:r>
-        <w:t xml:space="preserve"> </w:t>
-      </w:r>
-      <w:r>
-        <w:t xml:space="preserve">article: Sambaya et al. (2025),</w:t>
-      </w:r>
-      <w:r>
-        <w:t xml:space="preserve"> </w:t>
-      </w:r>
-      <w:r>
-        <w:rPr>
           <w:iCs/>
-          <w:i/>
         </w:rPr>
         <w:t xml:space="preserve">Zoological Research: Diversity and Conservation</w:t>
       </w:r>
@@ -3994,8 +4051,8 @@
       </w:r>
       <w:r>
         <w:rPr>
+          <w:i/>
           <w:iCs/>
-          <w:i/>
         </w:rPr>
         <w:t xml:space="preserve">Life</w:t>
       </w:r>
@@ -4642,14 +4699,14 @@
     </w:lvl>
   </w:abstractNum>
   <w:abstractNum w:abstractNumId="990">
-    <w:nsid w:val="A990"/>
+    <w:nsid w:val="0000A990"/>
     <w:multiLevelType w:val="multilevel"/>
     <w:lvl w:ilvl="0">
       <w:numFmt w:val="bullet"/>
       <w:lvlText w:val=" "/>
       <w:lvlJc w:val="left"/>
       <w:pPr>
-        <w:ind w:left="720" w:hanging="480"/>
+        <w:ind w:left="720" w:hanging="360"/>
       </w:pPr>
     </w:lvl>
     <w:lvl w:ilvl="1">
@@ -4657,7 +4714,7 @@
       <w:lvlText w:val=" "/>
       <w:lvlJc w:val="left"/>
       <w:pPr>
-        <w:ind w:left="1440" w:hanging="480"/>
+        <w:ind w:left="1440" w:hanging="360"/>
       </w:pPr>
     </w:lvl>
     <w:lvl w:ilvl="2">
@@ -4665,7 +4722,7 @@
       <w:lvlText w:val=" "/>
       <w:lvlJc w:val="left"/>
       <w:pPr>
-        <w:ind w:left="2160" w:hanging="480"/>
+        <w:ind w:left="2160" w:hanging="360"/>
       </w:pPr>
     </w:lvl>
     <w:lvl w:ilvl="3">
@@ -4673,7 +4730,7 @@
       <w:lvlText w:val=" "/>
       <w:lvlJc w:val="left"/>
       <w:pPr>
-        <w:ind w:left="2880" w:hanging="480"/>
+        <w:ind w:left="2880" w:hanging="360"/>
       </w:pPr>
     </w:lvl>
     <w:lvl w:ilvl="4">
@@ -4681,7 +4738,7 @@
       <w:lvlText w:val=" "/>
       <w:lvlJc w:val="left"/>
       <w:pPr>
-        <w:ind w:left="3600" w:hanging="480"/>
+        <w:ind w:left="3600" w:hanging="360"/>
       </w:pPr>
     </w:lvl>
     <w:lvl w:ilvl="5">
@@ -4689,7 +4746,7 @@
       <w:lvlText w:val=" "/>
       <w:lvlJc w:val="left"/>
       <w:pPr>
-        <w:ind w:left="4320" w:hanging="480"/>
+        <w:ind w:left="4320" w:hanging="360"/>
       </w:pPr>
     </w:lvl>
     <w:lvl w:ilvl="6">
@@ -4697,7 +4754,7 @@
       <w:lvlText w:val=" "/>
       <w:lvlJc w:val="left"/>
       <w:pPr>
-        <w:ind w:left="5040" w:hanging="480"/>
+        <w:ind w:left="5040" w:hanging="360"/>
       </w:pPr>
     </w:lvl>
     <w:lvl w:ilvl="7">
@@ -4705,7 +4762,7 @@
       <w:lvlText w:val=" "/>
       <w:lvlJc w:val="left"/>
       <w:pPr>
-        <w:ind w:left="5760" w:hanging="480"/>
+        <w:ind w:left="5760" w:hanging="360"/>
       </w:pPr>
     </w:lvl>
     <w:lvl w:ilvl="8">
@@ -4713,7 +4770,7 @@
       <w:lvlText w:val=" "/>
       <w:lvlJc w:val="left"/>
       <w:pPr>
-        <w:ind w:left="6480" w:hanging="480"/>
+        <w:ind w:left="6480" w:hanging="360"/>
       </w:pPr>
     </w:lvl>
   </w:abstractNum>
@@ -17088,233 +17145,261 @@
     <w:link w:val="VerbatimChar"/>
     <w:pPr>
       <w:wordWrap w:val="off"/>
+      <w:shd w:val="clear" w:fill="f1f3f5"/>
     </w:pPr>
   </w:style>
   <w:style w:type="character" w:customStyle="1" w:styleId="KeywordTok">
     <w:name w:val="KeywordTok"/>
     <w:basedOn w:val="VerbatimChar"/>
     <w:rPr>
-      <w:color w:val="007020"/>
       <w:b/>
+      <w:color w:val="003b4f"/>
+      <w:shd w:val="clear" w:fill="f1f3f5"/>
     </w:rPr>
   </w:style>
   <w:style w:type="character" w:customStyle="1" w:styleId="DataTypeTok">
     <w:name w:val="DataTypeTok"/>
     <w:basedOn w:val="VerbatimChar"/>
     <w:rPr>
-      <w:color w:val="902000"/>
+      <w:color w:val="ad0000"/>
+      <w:shd w:val="clear" w:fill="f1f3f5"/>
     </w:rPr>
   </w:style>
   <w:style w:type="character" w:customStyle="1" w:styleId="DecValTok">
     <w:name w:val="DecValTok"/>
     <w:basedOn w:val="VerbatimChar"/>
     <w:rPr>
-      <w:color w:val="40a070"/>
+      <w:color w:val="ad0000"/>
+      <w:shd w:val="clear" w:fill="f1f3f5"/>
     </w:rPr>
   </w:style>
   <w:style w:type="character" w:customStyle="1" w:styleId="BaseNTok">
     <w:name w:val="BaseNTok"/>
     <w:basedOn w:val="VerbatimChar"/>
     <w:rPr>
-      <w:color w:val="40a070"/>
+      <w:color w:val="ad0000"/>
+      <w:shd w:val="clear" w:fill="f1f3f5"/>
     </w:rPr>
   </w:style>
   <w:style w:type="character" w:customStyle="1" w:styleId="FloatTok">
     <w:name w:val="FloatTok"/>
     <w:basedOn w:val="VerbatimChar"/>
     <w:rPr>
-      <w:color w:val="40a070"/>
+      <w:color w:val="ad0000"/>
+      <w:shd w:val="clear" w:fill="f1f3f5"/>
     </w:rPr>
   </w:style>
   <w:style w:type="character" w:customStyle="1" w:styleId="ConstantTok">
     <w:name w:val="ConstantTok"/>
     <w:basedOn w:val="VerbatimChar"/>
     <w:rPr>
-      <w:color w:val="880000"/>
+      <w:color w:val="8f5902"/>
+      <w:shd w:val="clear" w:fill="f1f3f5"/>
     </w:rPr>
   </w:style>
   <w:style w:type="character" w:customStyle="1" w:styleId="CharTok">
     <w:name w:val="CharTok"/>
     <w:basedOn w:val="VerbatimChar"/>
     <w:rPr>
-      <w:color w:val="4070a0"/>
+      <w:color w:val="20794d"/>
+      <w:shd w:val="clear" w:fill="f1f3f5"/>
     </w:rPr>
   </w:style>
   <w:style w:type="character" w:customStyle="1" w:styleId="SpecialCharTok">
     <w:name w:val="SpecialCharTok"/>
     <w:basedOn w:val="VerbatimChar"/>
     <w:rPr>
-      <w:color w:val="4070a0"/>
+      <w:color w:val="5e5e5e"/>
+      <w:shd w:val="clear" w:fill="f1f3f5"/>
     </w:rPr>
   </w:style>
   <w:style w:type="character" w:customStyle="1" w:styleId="StringTok">
     <w:name w:val="StringTok"/>
     <w:basedOn w:val="VerbatimChar"/>
     <w:rPr>
-      <w:color w:val="4070a0"/>
+      <w:color w:val="20794d"/>
+      <w:shd w:val="clear" w:fill="f1f3f5"/>
     </w:rPr>
   </w:style>
   <w:style w:type="character" w:customStyle="1" w:styleId="VerbatimStringTok">
     <w:name w:val="VerbatimStringTok"/>
     <w:basedOn w:val="VerbatimChar"/>
     <w:rPr>
-      <w:color w:val="4070a0"/>
+      <w:color w:val="20794d"/>
+      <w:shd w:val="clear" w:fill="f1f3f5"/>
     </w:rPr>
   </w:style>
   <w:style w:type="character" w:customStyle="1" w:styleId="SpecialStringTok">
     <w:name w:val="SpecialStringTok"/>
     <w:basedOn w:val="VerbatimChar"/>
     <w:rPr>
-      <w:color w:val="bb6688"/>
+      <w:color w:val="20794d"/>
+      <w:shd w:val="clear" w:fill="f1f3f5"/>
     </w:rPr>
   </w:style>
   <w:style w:type="character" w:customStyle="1" w:styleId="ImportTok">
     <w:name w:val="ImportTok"/>
     <w:basedOn w:val="VerbatimChar"/>
     <w:rPr>
-      <w:color w:val="008000"/>
-      <w:b/>
+      <w:color w:val="00769e"/>
+      <w:shd w:val="clear" w:fill="f1f3f5"/>
     </w:rPr>
   </w:style>
   <w:style w:type="character" w:customStyle="1" w:styleId="CommentTok">
     <w:name w:val="CommentTok"/>
     <w:basedOn w:val="VerbatimChar"/>
     <w:rPr>
-      <w:color w:val="60a0b0"/>
-      <w:i/>
+      <w:color w:val="5e5e5e"/>
+      <w:shd w:val="clear" w:fill="f1f3f5"/>
     </w:rPr>
   </w:style>
   <w:style w:type="character" w:customStyle="1" w:styleId="DocumentationTok">
     <w:name w:val="DocumentationTok"/>
     <w:basedOn w:val="VerbatimChar"/>
     <w:rPr>
-      <w:color w:val="ba2121"/>
       <w:i/>
+      <w:color w:val="5e5e5e"/>
+      <w:shd w:val="clear" w:fill="f1f3f5"/>
     </w:rPr>
   </w:style>
   <w:style w:type="character" w:customStyle="1" w:styleId="AnnotationTok">
     <w:name w:val="AnnotationTok"/>
     <w:basedOn w:val="VerbatimChar"/>
     <w:rPr>
-      <w:color w:val="60a0b0"/>
-      <w:b/>
-      <w:i/>
+      <w:color w:val="5e5e5e"/>
+      <w:shd w:val="clear" w:fill="f1f3f5"/>
     </w:rPr>
   </w:style>
   <w:style w:type="character" w:customStyle="1" w:styleId="CommentVarTok">
     <w:name w:val="CommentVarTok"/>
     <w:basedOn w:val="VerbatimChar"/>
     <w:rPr>
-      <w:color w:val="60a0b0"/>
-      <w:b/>
       <w:i/>
+      <w:color w:val="5e5e5e"/>
+      <w:shd w:val="clear" w:fill="f1f3f5"/>
     </w:rPr>
   </w:style>
   <w:style w:type="character" w:customStyle="1" w:styleId="OtherTok">
     <w:name w:val="OtherTok"/>
     <w:basedOn w:val="VerbatimChar"/>
     <w:rPr>
-      <w:color w:val="007020"/>
+      <w:color w:val="003b4f"/>
+      <w:shd w:val="clear" w:fill="f1f3f5"/>
     </w:rPr>
   </w:style>
   <w:style w:type="character" w:customStyle="1" w:styleId="FunctionTok">
     <w:name w:val="FunctionTok"/>
     <w:basedOn w:val="VerbatimChar"/>
     <w:rPr>
-      <w:color w:val="06287e"/>
+      <w:color w:val="4758ab"/>
+      <w:shd w:val="clear" w:fill="f1f3f5"/>
     </w:rPr>
   </w:style>
   <w:style w:type="character" w:customStyle="1" w:styleId="VariableTok">
     <w:name w:val="VariableTok"/>
     <w:basedOn w:val="VerbatimChar"/>
     <w:rPr>
-      <w:color w:val="19177c"/>
+      <w:color w:val="111111"/>
+      <w:shd w:val="clear" w:fill="f1f3f5"/>
     </w:rPr>
   </w:style>
   <w:style w:type="character" w:customStyle="1" w:styleId="ControlFlowTok">
     <w:name w:val="ControlFlowTok"/>
     <w:basedOn w:val="VerbatimChar"/>
     <w:rPr>
-      <w:color w:val="007020"/>
       <w:b/>
+      <w:color w:val="003b4f"/>
+      <w:shd w:val="clear" w:fill="f1f3f5"/>
     </w:rPr>
   </w:style>
   <w:style w:type="character" w:customStyle="1" w:styleId="OperatorTok">
     <w:name w:val="OperatorTok"/>
     <w:basedOn w:val="VerbatimChar"/>
     <w:rPr>
-      <w:color w:val="666666"/>
+      <w:color w:val="5e5e5e"/>
+      <w:shd w:val="clear" w:fill="f1f3f5"/>
     </w:rPr>
   </w:style>
   <w:style w:type="character" w:customStyle="1" w:styleId="BuiltInTok">
     <w:name w:val="BuiltInTok"/>
     <w:basedOn w:val="VerbatimChar"/>
     <w:rPr>
-      <w:color w:val="008000"/>
+      <w:color w:val="003b4f"/>
+      <w:shd w:val="clear" w:fill="f1f3f5"/>
     </w:rPr>
   </w:style>
   <w:style w:type="character" w:customStyle="1" w:styleId="ExtensionTok">
     <w:name w:val="ExtensionTok"/>
     <w:basedOn w:val="VerbatimChar"/>
-    <w:rPr/>
+    <w:rPr>
+      <w:color w:val="003b4f"/>
+      <w:shd w:val="clear" w:fill="f1f3f5"/>
+    </w:rPr>
   </w:style>
   <w:style w:type="character" w:customStyle="1" w:styleId="PreprocessorTok">
     <w:name w:val="PreprocessorTok"/>
     <w:basedOn w:val="VerbatimChar"/>
     <w:rPr>
-      <w:color w:val="bc7a00"/>
+      <w:color w:val="ad0000"/>
+      <w:shd w:val="clear" w:fill="f1f3f5"/>
     </w:rPr>
   </w:style>
   <w:style w:type="character" w:customStyle="1" w:styleId="AttributeTok">
     <w:name w:val="AttributeTok"/>
     <w:basedOn w:val="VerbatimChar"/>
     <w:rPr>
-      <w:color w:val="7d9029"/>
+      <w:color w:val="657422"/>
+      <w:shd w:val="clear" w:fill="f1f3f5"/>
     </w:rPr>
   </w:style>
   <w:style w:type="character" w:customStyle="1" w:styleId="RegionMarkerTok">
     <w:name w:val="RegionMarkerTok"/>
     <w:basedOn w:val="VerbatimChar"/>
-    <w:rPr/>
+    <w:rPr>
+      <w:color w:val="003b4f"/>
+      <w:shd w:val="clear" w:fill="f1f3f5"/>
+    </w:rPr>
   </w:style>
   <w:style w:type="character" w:customStyle="1" w:styleId="InformationTok">
     <w:name w:val="InformationTok"/>
     <w:basedOn w:val="VerbatimChar"/>
     <w:rPr>
-      <w:color w:val="60a0b0"/>
-      <w:b/>
-      <w:i/>
+      <w:color w:val="5e5e5e"/>
+      <w:shd w:val="clear" w:fill="f1f3f5"/>
     </w:rPr>
   </w:style>
   <w:style w:type="character" w:customStyle="1" w:styleId="WarningTok">
     <w:name w:val="WarningTok"/>
     <w:basedOn w:val="VerbatimChar"/>
     <w:rPr>
-      <w:color w:val="60a0b0"/>
-      <w:b/>
       <w:i/>
+      <w:color w:val="5e5e5e"/>
+      <w:shd w:val="clear" w:fill="f1f3f5"/>
     </w:rPr>
   </w:style>
   <w:style w:type="character" w:customStyle="1" w:styleId="AlertTok">
     <w:name w:val="AlertTok"/>
     <w:basedOn w:val="VerbatimChar"/>
     <w:rPr>
-      <w:color w:val="ff0000"/>
-      <w:b/>
+      <w:color w:val="ad0000"/>
+      <w:shd w:val="clear" w:fill="f1f3f5"/>
     </w:rPr>
   </w:style>
   <w:style w:type="character" w:customStyle="1" w:styleId="ErrorTok">
     <w:name w:val="ErrorTok"/>
     <w:basedOn w:val="VerbatimChar"/>
     <w:rPr>
-      <w:color w:val="ff0000"/>
-      <w:b/>
+      <w:color w:val="ad0000"/>
+      <w:shd w:val="clear" w:fill="f1f3f5"/>
     </w:rPr>
   </w:style>
   <w:style w:type="character" w:customStyle="1" w:styleId="NormalTok">
     <w:name w:val="NormalTok"/>
     <w:basedOn w:val="VerbatimChar"/>
-    <w:rPr/>
+    <w:rPr>
+      <w:color w:val="003b4f"/>
+      <w:shd w:val="clear" w:fill="f1f3f5"/>
+    </w:rPr>
   </w:style>
 </w:styles>
 </file>

--- a/cv/OKOnditi_CV_2026.docx
+++ b/cv/OKOnditi_CV_2026.docx
@@ -274,7 +274,7 @@
                 <w:color w:val="8A6520"/>
                 <w:sz w:val="34"/>
               </w:rPr>
-              <w:t xml:space="preserve">403</w:t>
+              <w:t xml:space="preserve">414</w:t>
             </w:r>
           </w:p>
           <w:p>
@@ -428,7 +428,7 @@
         <w:pStyle w:val="CVNote"/>
       </w:pPr>
       <w:r>
-        <w:t xml:space="preserve">Citation figures: Google Scholar, 4 October 2026. Review records: ORCID, 4 October 2026. Articles: publication list below (1 in press).</w:t>
+        <w:t xml:space="preserve">Citation figures: Google Scholar, 16 October 2026. Review records: ORCID, 16 October 2026. Articles: publication list below (1 in press).</w:t>
       </w:r>
     </w:p>
     <w:p>
@@ -1094,7 +1094,7 @@
         <w:tab/>
       </w:r>
       <w:r>
-        <w:t xml:space="preserve">Chen, Z. Z., Shen, Y. C., Zhang, M., Pei, X. X., Xu, Y. F., Song, W. Y., Zhu, Z. X.,</w:t>
+        <w:t xml:space="preserve">Pei, X., Li, Y.,</w:t>
       </w:r>
       <w:r>
         <w:t xml:space="preserve"> </w:t>
@@ -1107,10 +1107,7 @@
         <w:t xml:space="preserve">Onditi, K. O.</w:t>
       </w:r>
       <w:r>
-        <w:t xml:space="preserve"> </w:t>
-      </w:r>
-      <w:r>
-        <w:t xml:space="preserve">&amp; Jiang, X. L. (2026). Systematic revision and species diversification of the genus</w:t>
+        <w:t xml:space="preserve">, Wang, H., Qin, W., Zhu, R., Li, Q., Song, W., Li, X., Zhu, Z., Chen, Z. &amp; Jiang, X. (2027). Phylogeny and evolutionary history of the genus</w:t>
       </w:r>
       <w:r>
         <w:t xml:space="preserve"> </w:t>
@@ -1120,13 +1117,13 @@
           <w:i/>
           <w:iCs/>
         </w:rPr>
-        <w:t xml:space="preserve">Episoriculus</w:t>
-      </w:r>
-      <w:r>
-        <w:t xml:space="preserve"> </w:t>
-      </w:r>
-      <w:r>
-        <w:t xml:space="preserve">(Mammalia: Eulipotyphla: Soricidae), with descriptions of two new species.</w:t>
+        <w:t xml:space="preserve">Nectogale</w:t>
+      </w:r>
+      <w:r>
+        <w:t xml:space="preserve"> </w:t>
+      </w:r>
+      <w:r>
+        <w:t xml:space="preserve">(Soricidae) inferred from whole–genome analyses, with description of a new species endemic to the Himalayas.</w:t>
       </w:r>
       <w:r>
         <w:t xml:space="preserve"> </w:t>
@@ -1136,6 +1133,79 @@
           <w:i/>
           <w:iCs/>
         </w:rPr>
+        <w:t xml:space="preserve">Molecular Phylogenetics and Evolution</w:t>
+      </w:r>
+      <w:r>
+        <w:t xml:space="preserve">, 226, 108749.</w:t>
+      </w:r>
+      <w:r>
+        <w:t xml:space="preserve"> </w:t>
+      </w:r>
+      <w:hyperlink r:id="rId21">
+        <w:r>
+          <w:rPr>
+            <w:rStyle w:val="Hyperlink"/>
+          </w:rPr>
+          <w:t xml:space="preserve">doi:10.1016/j.ympev.2026.108749</w:t>
+        </w:r>
+      </w:hyperlink>
+    </w:p>
+    <w:p>
+      <w:pPr>
+        <w:pStyle w:val="CVPub"/>
+      </w:pPr>
+      <w:r>
+        <w:rPr>
+          <w:rStyle w:val="CVNum"/>
+        </w:rPr>
+        <w:t xml:space="preserve">38.</w:t>
+      </w:r>
+      <w:r>
+        <w:tab/>
+      </w:r>
+      <w:r>
+        <w:t xml:space="preserve">Chen, Z. Z., Shen, Y. C., Zhang, M., Pei, X. X., Xu, Y. F., Song, W. Y., Zhu, Z. X.,</w:t>
+      </w:r>
+      <w:r>
+        <w:t xml:space="preserve"> </w:t>
+      </w:r>
+      <w:r>
+        <w:rPr>
+          <w:b/>
+          <w:bCs/>
+        </w:rPr>
+        <w:t xml:space="preserve">Onditi, K. O.</w:t>
+      </w:r>
+      <w:r>
+        <w:t xml:space="preserve"> </w:t>
+      </w:r>
+      <w:r>
+        <w:t xml:space="preserve">&amp; Jiang, X. L. (2026). Systematic revision and species diversification of the genus</w:t>
+      </w:r>
+      <w:r>
+        <w:t xml:space="preserve"> </w:t>
+      </w:r>
+      <w:r>
+        <w:rPr>
+          <w:i/>
+          <w:iCs/>
+        </w:rPr>
+        <w:t xml:space="preserve">Episoriculus</w:t>
+      </w:r>
+      <w:r>
+        <w:t xml:space="preserve"> </w:t>
+      </w:r>
+      <w:r>
+        <w:t xml:space="preserve">(Mammalia: Eulipotyphla: Soricidae), with descriptions of two new species.</w:t>
+      </w:r>
+      <w:r>
+        <w:t xml:space="preserve"> </w:t>
+      </w:r>
+      <w:r>
+        <w:rPr>
+          <w:i/>
+          <w:iCs/>
+        </w:rPr>
         <w:t xml:space="preserve">Zoological Research</w:t>
       </w:r>
       <w:r>
@@ -1144,7 +1214,7 @@
       <w:r>
         <w:t xml:space="preserve"> </w:t>
       </w:r>
-      <w:hyperlink r:id="rId21">
+      <w:hyperlink r:id="rId22">
         <w:r>
           <w:rPr>
             <w:rStyle w:val="Hyperlink"/>
@@ -1161,7 +1231,7 @@
         <w:rPr>
           <w:rStyle w:val="CVNum"/>
         </w:rPr>
-        <w:t xml:space="preserve">38.</w:t>
+        <w:t xml:space="preserve">37.</w:t>
       </w:r>
       <w:r>
         <w:tab/>
@@ -1198,7 +1268,7 @@
       <w:r>
         <w:t xml:space="preserve"> </w:t>
       </w:r>
-      <w:hyperlink r:id="rId22">
+      <w:hyperlink r:id="rId23">
         <w:r>
           <w:rPr>
             <w:rStyle w:val="Hyperlink"/>
@@ -1215,7 +1285,7 @@
         <w:rPr>
           <w:rStyle w:val="CVNum"/>
         </w:rPr>
-        <w:t xml:space="preserve">37.</w:t>
+        <w:t xml:space="preserve">36.</w:t>
       </w:r>
       <w:r>
         <w:tab/>
@@ -1252,7 +1322,7 @@
       <w:r>
         <w:t xml:space="preserve"> </w:t>
       </w:r>
-      <w:hyperlink r:id="rId23">
+      <w:hyperlink r:id="rId24">
         <w:r>
           <w:rPr>
             <w:rStyle w:val="Hyperlink"/>
@@ -1269,7 +1339,7 @@
         <w:rPr>
           <w:rStyle w:val="CVNum"/>
         </w:rPr>
-        <w:t xml:space="preserve">36.</w:t>
+        <w:t xml:space="preserve">35.</w:t>
       </w:r>
       <w:r>
         <w:tab/>
@@ -1306,7 +1376,7 @@
       <w:r>
         <w:t xml:space="preserve"> </w:t>
       </w:r>
-      <w:hyperlink r:id="rId24">
+      <w:hyperlink r:id="rId25">
         <w:r>
           <w:rPr>
             <w:rStyle w:val="Hyperlink"/>
@@ -1323,7 +1393,7 @@
         <w:rPr>
           <w:rStyle w:val="CVNum"/>
         </w:rPr>
-        <w:t xml:space="preserve">35.</w:t>
+        <w:t xml:space="preserve">34.</w:t>
       </w:r>
       <w:r>
         <w:tab/>
@@ -1360,7 +1430,7 @@
       <w:r>
         <w:t xml:space="preserve"> </w:t>
       </w:r>
-      <w:hyperlink r:id="rId25">
+      <w:hyperlink r:id="rId26">
         <w:r>
           <w:rPr>
             <w:rStyle w:val="Hyperlink"/>
@@ -1377,7 +1447,7 @@
         <w:rPr>
           <w:rStyle w:val="CVNum"/>
         </w:rPr>
-        <w:t xml:space="preserve">34.</w:t>
+        <w:t xml:space="preserve">33.</w:t>
       </w:r>
       <w:r>
         <w:tab/>
@@ -1430,7 +1500,7 @@
       <w:r>
         <w:t xml:space="preserve"> </w:t>
       </w:r>
-      <w:hyperlink r:id="rId26">
+      <w:hyperlink r:id="rId27">
         <w:r>
           <w:rPr>
             <w:rStyle w:val="Hyperlink"/>
@@ -1447,7 +1517,7 @@
         <w:rPr>
           <w:rStyle w:val="CVNum"/>
         </w:rPr>
-        <w:t xml:space="preserve">33.</w:t>
+        <w:t xml:space="preserve">32.</w:t>
       </w:r>
       <w:r>
         <w:tab/>
@@ -1487,7 +1557,7 @@
       <w:r>
         <w:t xml:space="preserve"> </w:t>
       </w:r>
-      <w:hyperlink r:id="rId27">
+      <w:hyperlink r:id="rId28">
         <w:r>
           <w:rPr>
             <w:rStyle w:val="Hyperlink"/>
@@ -1504,7 +1574,7 @@
         <w:rPr>
           <w:rStyle w:val="CVNum"/>
         </w:rPr>
-        <w:t xml:space="preserve">32.</w:t>
+        <w:t xml:space="preserve">31.</w:t>
       </w:r>
       <w:r>
         <w:tab/>
@@ -1541,7 +1611,7 @@
       <w:r>
         <w:t xml:space="preserve"> </w:t>
       </w:r>
-      <w:hyperlink r:id="rId28">
+      <w:hyperlink r:id="rId29">
         <w:r>
           <w:rPr>
             <w:rStyle w:val="Hyperlink"/>
@@ -1558,7 +1628,7 @@
         <w:rPr>
           <w:rStyle w:val="CVNum"/>
         </w:rPr>
-        <w:t xml:space="preserve">31.</w:t>
+        <w:t xml:space="preserve">30.</w:t>
       </w:r>
       <w:r>
         <w:tab/>
@@ -1602,82 +1672,12 @@
       <w:r>
         <w:t xml:space="preserve"> </w:t>
       </w:r>
-      <w:hyperlink r:id="rId29">
+      <w:hyperlink r:id="rId30">
         <w:r>
           <w:rPr>
             <w:rStyle w:val="Hyperlink"/>
           </w:rPr>
           <w:t xml:space="preserve">doi:10.1016/j.ympev.2026.108549</w:t>
-        </w:r>
-      </w:hyperlink>
-    </w:p>
-    <w:p>
-      <w:pPr>
-        <w:pStyle w:val="CVPub"/>
-      </w:pPr>
-      <w:r>
-        <w:rPr>
-          <w:rStyle w:val="CVNum"/>
-        </w:rPr>
-        <w:t xml:space="preserve">30.</w:t>
-      </w:r>
-      <w:r>
-        <w:tab/>
-      </w:r>
-      <w:r>
-        <w:t xml:space="preserve">Pei, X., Li, Y.,</w:t>
-      </w:r>
-      <w:r>
-        <w:t xml:space="preserve"> </w:t>
-      </w:r>
-      <w:r>
-        <w:rPr>
-          <w:b/>
-          <w:bCs/>
-        </w:rPr>
-        <w:t xml:space="preserve">Onditi, K. O.</w:t>
-      </w:r>
-      <w:r>
-        <w:t xml:space="preserve">, Wang, H., Qin, W., Zhu, R., Li, Q., Song, W., Li, X., Zhu, Z., Chen, Z. &amp; Jiang, X. (2026). Phylogeny and evolutionary history of the genus</w:t>
-      </w:r>
-      <w:r>
-        <w:t xml:space="preserve"> </w:t>
-      </w:r>
-      <w:r>
-        <w:rPr>
-          <w:i/>
-          <w:iCs/>
-        </w:rPr>
-        <w:t xml:space="preserve">Nectogale</w:t>
-      </w:r>
-      <w:r>
-        <w:t xml:space="preserve"> </w:t>
-      </w:r>
-      <w:r>
-        <w:t xml:space="preserve">(Soricidae) inferred from whole–genome analyses, with description of a new species endemic to the Himalayas.</w:t>
-      </w:r>
-      <w:r>
-        <w:t xml:space="preserve"> </w:t>
-      </w:r>
-      <w:r>
-        <w:rPr>
-          <w:i/>
-          <w:iCs/>
-        </w:rPr>
-        <w:t xml:space="preserve">Molecular Phylogenetics and Evolution</w:t>
-      </w:r>
-      <w:r>
-        <w:t xml:space="preserve">, 108749.</w:t>
-      </w:r>
-      <w:r>
-        <w:t xml:space="preserve"> </w:t>
-      </w:r>
-      <w:hyperlink r:id="rId30">
-        <w:r>
-          <w:rPr>
-            <w:rStyle w:val="Hyperlink"/>
-          </w:rPr>
-          <w:t xml:space="preserve">doi:10.1016/j.ympev.2026.108749</w:t>
         </w:r>
       </w:hyperlink>
     </w:p>
@@ -4099,7 +4099,7 @@
         <w:tab/>
       </w:r>
       <w:r>
-        <w:t xml:space="preserve">76 review records for 24 journals, 2020–2026 (ORCID, 4 October 2026).</w:t>
+        <w:t xml:space="preserve">76 review records for 24 journals, 2020–2026 (ORCID, 16 October 2026).</w:t>
       </w:r>
     </w:p>
     <w:p>

--- a/cv/OKOnditi_CV_2026.docx
+++ b/cv/OKOnditi_CV_2026.docx
@@ -274,7 +274,7 @@
                 <w:color w:val="8A6520"/>
                 <w:sz w:val="34"/>
               </w:rPr>
-              <w:t xml:space="preserve">414</w:t>
+              <w:t xml:space="preserve">418</w:t>
             </w:r>
           </w:p>
           <w:p>
@@ -428,7 +428,7 @@
         <w:pStyle w:val="CVNote"/>
       </w:pPr>
       <w:r>
-        <w:t xml:space="preserve">Citation figures: Google Scholar, 16 October 2026. Review records: ORCID, 16 October 2026. Articles: publication list below (1 in press).</w:t>
+        <w:t xml:space="preserve">Citation figures: Google Scholar, 29 October 2026. Review records: ORCID, 30 October 2026. Articles: publication list below.</w:t>
       </w:r>
     </w:p>
     <w:p>
@@ -1046,49 +1046,6 @@
           <w:rStyle w:val="CVNum"/>
         </w:rPr>
         <w:t xml:space="preserve">40.</w:t>
-      </w:r>
-      <w:r>
-        <w:tab/>
-      </w:r>
-      <w:r>
-        <w:t xml:space="preserve">Hounmavo, A., Segniagbeto, G. H.,</w:t>
-      </w:r>
-      <w:r>
-        <w:t xml:space="preserve"> </w:t>
-      </w:r>
-      <w:r>
-        <w:rPr>
-          <w:b/>
-          <w:bCs/>
-        </w:rPr>
-        <w:t xml:space="preserve">Onditi, K. O.</w:t>
-      </w:r>
-      <w:r>
-        <w:t xml:space="preserve">, Lutz, H. L., Delapré, A., Demos, T. C., Kerbis Peterhans, J. C. &amp; Nicolas, V. (in press). Small terrestrial mammal inventory of Assoukoko forest (Togo), with new country records and potential new species for science.</w:t>
-      </w:r>
-      <w:r>
-        <w:t xml:space="preserve"> </w:t>
-      </w:r>
-      <w:r>
-        <w:rPr>
-          <w:i/>
-          <w:iCs/>
-        </w:rPr>
-        <w:t xml:space="preserve">Zoosystema</w:t>
-      </w:r>
-      <w:r>
-        <w:t xml:space="preserve">. Accepted for publication 1 June 2026.</w:t>
-      </w:r>
-    </w:p>
-    <w:p>
-      <w:pPr>
-        <w:pStyle w:val="CVPub"/>
-      </w:pPr>
-      <w:r>
-        <w:rPr>
-          <w:rStyle w:val="CVNum"/>
-        </w:rPr>
-        <w:t xml:space="preserve">39.</w:t>
       </w:r>
       <w:r>
         <w:tab/>
@@ -1158,7 +1115,7 @@
         <w:rPr>
           <w:rStyle w:val="CVNum"/>
         </w:rPr>
-        <w:t xml:space="preserve">38.</w:t>
+        <w:t xml:space="preserve">39.</w:t>
       </w:r>
       <w:r>
         <w:tab/>
@@ -1231,7 +1188,7 @@
         <w:rPr>
           <w:rStyle w:val="CVNum"/>
         </w:rPr>
-        <w:t xml:space="preserve">37.</w:t>
+        <w:t xml:space="preserve">38.</w:t>
       </w:r>
       <w:r>
         <w:tab/>
@@ -1285,13 +1242,13 @@
         <w:rPr>
           <w:rStyle w:val="CVNum"/>
         </w:rPr>
-        <w:t xml:space="preserve">36.</w:t>
+        <w:t xml:space="preserve">37.</w:t>
       </w:r>
       <w:r>
         <w:tab/>
       </w:r>
       <w:r>
-        <w:t xml:space="preserve">Li, X., Hu, W.,</w:t>
+        <w:t xml:space="preserve">Hounmavo, A., Segniagbeto, G. H.,</w:t>
       </w:r>
       <w:r>
         <w:t xml:space="preserve"> </w:t>
@@ -1304,7 +1261,7 @@
         <w:t xml:space="preserve">Onditi, K. O.</w:t>
       </w:r>
       <w:r>
-        <w:t xml:space="preserve">, Hu, Z., Liu, Y., Wang, H. &amp; Jiang, X. (2026). Beyond species richness: Habitat fragmentation reduces community occupancy and functional richness of mountain forest mammals.</w:t>
+        <w:t xml:space="preserve">, Lutz, H. L., Delapré, A., Demos, T. C., Kerbis Peterhans, J. C. &amp; Nicolas, V. (2026). Small terrestrial mammal inventory of Assoukoko forest (Togo), with new country records and potential new species for science.</w:t>
       </w:r>
       <w:r>
         <w:t xml:space="preserve"> </w:t>
@@ -1314,6 +1271,60 @@
           <w:i/>
           <w:iCs/>
         </w:rPr>
+        <w:t xml:space="preserve">Zoosystema</w:t>
+      </w:r>
+      <w:r>
+        <w:t xml:space="preserve">, 48(25), 741–789.</w:t>
+      </w:r>
+      <w:r>
+        <w:t xml:space="preserve"> </w:t>
+      </w:r>
+      <w:hyperlink r:id="rId24">
+        <w:r>
+          <w:rPr>
+            <w:rStyle w:val="Hyperlink"/>
+          </w:rPr>
+          <w:t xml:space="preserve">doi:10.5252/zoosystema2026v48a25</w:t>
+        </w:r>
+      </w:hyperlink>
+    </w:p>
+    <w:p>
+      <w:pPr>
+        <w:pStyle w:val="CVPub"/>
+      </w:pPr>
+      <w:r>
+        <w:rPr>
+          <w:rStyle w:val="CVNum"/>
+        </w:rPr>
+        <w:t xml:space="preserve">36.</w:t>
+      </w:r>
+      <w:r>
+        <w:tab/>
+      </w:r>
+      <w:r>
+        <w:t xml:space="preserve">Li, X., Hu, W.,</w:t>
+      </w:r>
+      <w:r>
+        <w:t xml:space="preserve"> </w:t>
+      </w:r>
+      <w:r>
+        <w:rPr>
+          <w:b/>
+          <w:bCs/>
+        </w:rPr>
+        <w:t xml:space="preserve">Onditi, K. O.</w:t>
+      </w:r>
+      <w:r>
+        <w:t xml:space="preserve">, Hu, Z., Liu, Y., Wang, H. &amp; Jiang, X. (2026). Beyond species richness: Habitat fragmentation reduces community occupancy and functional richness of mountain forest mammals.</w:t>
+      </w:r>
+      <w:r>
+        <w:t xml:space="preserve"> </w:t>
+      </w:r>
+      <w:r>
+        <w:rPr>
+          <w:i/>
+          <w:iCs/>
+        </w:rPr>
         <w:t xml:space="preserve">Biological Conservation</w:t>
       </w:r>
       <w:r>
@@ -1322,7 +1333,7 @@
       <w:r>
         <w:t xml:space="preserve"> </w:t>
       </w:r>
-      <w:hyperlink r:id="rId24">
+      <w:hyperlink r:id="rId25">
         <w:r>
           <w:rPr>
             <w:rStyle w:val="Hyperlink"/>
@@ -1376,7 +1387,7 @@
       <w:r>
         <w:t xml:space="preserve"> </w:t>
       </w:r>
-      <w:hyperlink r:id="rId25">
+      <w:hyperlink r:id="rId26">
         <w:r>
           <w:rPr>
             <w:rStyle w:val="Hyperlink"/>
@@ -1430,7 +1441,7 @@
       <w:r>
         <w:t xml:space="preserve"> </w:t>
       </w:r>
-      <w:hyperlink r:id="rId26">
+      <w:hyperlink r:id="rId27">
         <w:r>
           <w:rPr>
             <w:rStyle w:val="Hyperlink"/>
@@ -1500,7 +1511,7 @@
       <w:r>
         <w:t xml:space="preserve"> </w:t>
       </w:r>
-      <w:hyperlink r:id="rId27">
+      <w:hyperlink r:id="rId28">
         <w:r>
           <w:rPr>
             <w:rStyle w:val="Hyperlink"/>
@@ -1557,7 +1568,7 @@
       <w:r>
         <w:t xml:space="preserve"> </w:t>
       </w:r>
-      <w:hyperlink r:id="rId28">
+      <w:hyperlink r:id="rId29">
         <w:r>
           <w:rPr>
             <w:rStyle w:val="Hyperlink"/>
@@ -1611,7 +1622,7 @@
       <w:r>
         <w:t xml:space="preserve"> </w:t>
       </w:r>
-      <w:hyperlink r:id="rId29">
+      <w:hyperlink r:id="rId30">
         <w:r>
           <w:rPr>
             <w:rStyle w:val="Hyperlink"/>
@@ -1672,7 +1683,7 @@
       <w:r>
         <w:t xml:space="preserve"> </w:t>
       </w:r>
-      <w:hyperlink r:id="rId30">
+      <w:hyperlink r:id="rId31">
         <w:r>
           <w:rPr>
             <w:rStyle w:val="Hyperlink"/>
@@ -1726,7 +1737,7 @@
       <w:r>
         <w:t xml:space="preserve"> </w:t>
       </w:r>
-      <w:hyperlink r:id="rId31">
+      <w:hyperlink r:id="rId32">
         <w:r>
           <w:rPr>
             <w:rStyle w:val="Hyperlink"/>
@@ -1780,7 +1791,7 @@
       <w:r>
         <w:t xml:space="preserve"> </w:t>
       </w:r>
-      <w:hyperlink r:id="rId32">
+      <w:hyperlink r:id="rId33">
         <w:r>
           <w:rPr>
             <w:rStyle w:val="Hyperlink"/>
@@ -1834,7 +1845,7 @@
       <w:r>
         <w:t xml:space="preserve"> </w:t>
       </w:r>
-      <w:hyperlink r:id="rId33">
+      <w:hyperlink r:id="rId34">
         <w:r>
           <w:rPr>
             <w:rStyle w:val="Hyperlink"/>
@@ -1888,7 +1899,7 @@
       <w:r>
         <w:t xml:space="preserve"> </w:t>
       </w:r>
-      <w:hyperlink r:id="rId34">
+      <w:hyperlink r:id="rId35">
         <w:r>
           <w:rPr>
             <w:rStyle w:val="Hyperlink"/>
@@ -1936,7 +1947,7 @@
       <w:r>
         <w:t xml:space="preserve"> </w:t>
       </w:r>
-      <w:hyperlink r:id="rId35">
+      <w:hyperlink r:id="rId36">
         <w:r>
           <w:rPr>
             <w:rStyle w:val="Hyperlink"/>
@@ -2003,7 +2014,7 @@
       <w:r>
         <w:t xml:space="preserve"> </w:t>
       </w:r>
-      <w:hyperlink r:id="rId36">
+      <w:hyperlink r:id="rId37">
         <w:r>
           <w:rPr>
             <w:rStyle w:val="Hyperlink"/>
@@ -2057,7 +2068,7 @@
       <w:r>
         <w:t xml:space="preserve"> </w:t>
       </w:r>
-      <w:hyperlink r:id="rId37">
+      <w:hyperlink r:id="rId38">
         <w:r>
           <w:rPr>
             <w:rStyle w:val="Hyperlink"/>
@@ -2111,7 +2122,7 @@
       <w:r>
         <w:t xml:space="preserve"> </w:t>
       </w:r>
-      <w:hyperlink r:id="rId38">
+      <w:hyperlink r:id="rId39">
         <w:r>
           <w:rPr>
             <w:rStyle w:val="Hyperlink"/>
@@ -2159,7 +2170,7 @@
       <w:r>
         <w:t xml:space="preserve"> </w:t>
       </w:r>
-      <w:hyperlink r:id="rId39">
+      <w:hyperlink r:id="rId40">
         <w:r>
           <w:rPr>
             <w:rStyle w:val="Hyperlink"/>
@@ -2226,7 +2237,7 @@
       <w:r>
         <w:t xml:space="preserve"> </w:t>
       </w:r>
-      <w:hyperlink r:id="rId40">
+      <w:hyperlink r:id="rId41">
         <w:r>
           <w:rPr>
             <w:rStyle w:val="Hyperlink"/>
@@ -2296,7 +2307,7 @@
       <w:r>
         <w:t xml:space="preserve"> </w:t>
       </w:r>
-      <w:hyperlink r:id="rId41">
+      <w:hyperlink r:id="rId42">
         <w:r>
           <w:rPr>
             <w:rStyle w:val="Hyperlink"/>
@@ -2353,7 +2364,7 @@
       <w:r>
         <w:t xml:space="preserve"> </w:t>
       </w:r>
-      <w:hyperlink r:id="rId42">
+      <w:hyperlink r:id="rId43">
         <w:r>
           <w:rPr>
             <w:rStyle w:val="Hyperlink"/>
@@ -2401,7 +2412,7 @@
       <w:r>
         <w:t xml:space="preserve"> </w:t>
       </w:r>
-      <w:hyperlink r:id="rId43">
+      <w:hyperlink r:id="rId44">
         <w:r>
           <w:rPr>
             <w:rStyle w:val="Hyperlink"/>
@@ -2455,7 +2466,7 @@
       <w:r>
         <w:t xml:space="preserve"> </w:t>
       </w:r>
-      <w:hyperlink r:id="rId44">
+      <w:hyperlink r:id="rId45">
         <w:r>
           <w:rPr>
             <w:rStyle w:val="Hyperlink"/>
@@ -2519,7 +2530,7 @@
       <w:r>
         <w:t xml:space="preserve"> </w:t>
       </w:r>
-      <w:hyperlink r:id="rId45">
+      <w:hyperlink r:id="rId46">
         <w:r>
           <w:rPr>
             <w:rStyle w:val="Hyperlink"/>
@@ -2573,7 +2584,7 @@
       <w:r>
         <w:t xml:space="preserve"> </w:t>
       </w:r>
-      <w:hyperlink r:id="rId46">
+      <w:hyperlink r:id="rId47">
         <w:r>
           <w:rPr>
             <w:rStyle w:val="Hyperlink"/>
@@ -2627,7 +2638,7 @@
       <w:r>
         <w:t xml:space="preserve"> </w:t>
       </w:r>
-      <w:hyperlink r:id="rId47">
+      <w:hyperlink r:id="rId48">
         <w:r>
           <w:rPr>
             <w:rStyle w:val="Hyperlink"/>
@@ -2700,7 +2711,7 @@
       <w:r>
         <w:t xml:space="preserve"> </w:t>
       </w:r>
-      <w:hyperlink r:id="rId48">
+      <w:hyperlink r:id="rId49">
         <w:r>
           <w:rPr>
             <w:rStyle w:val="Hyperlink"/>
@@ -2780,7 +2791,7 @@
       <w:r>
         <w:t xml:space="preserve"> </w:t>
       </w:r>
-      <w:hyperlink r:id="rId49">
+      <w:hyperlink r:id="rId50">
         <w:r>
           <w:rPr>
             <w:rStyle w:val="Hyperlink"/>
@@ -2828,7 +2839,7 @@
       <w:r>
         <w:t xml:space="preserve"> </w:t>
       </w:r>
-      <w:hyperlink r:id="rId50">
+      <w:hyperlink r:id="rId51">
         <w:r>
           <w:rPr>
             <w:rStyle w:val="Hyperlink"/>
@@ -2882,7 +2893,7 @@
       <w:r>
         <w:t xml:space="preserve"> </w:t>
       </w:r>
-      <w:hyperlink r:id="rId51">
+      <w:hyperlink r:id="rId52">
         <w:r>
           <w:rPr>
             <w:rStyle w:val="Hyperlink"/>
@@ -2939,7 +2950,7 @@
       <w:r>
         <w:t xml:space="preserve"> </w:t>
       </w:r>
-      <w:hyperlink r:id="rId52">
+      <w:hyperlink r:id="rId53">
         <w:r>
           <w:rPr>
             <w:rStyle w:val="Hyperlink"/>
@@ -2993,7 +3004,7 @@
       <w:r>
         <w:t xml:space="preserve"> </w:t>
       </w:r>
-      <w:hyperlink r:id="rId53">
+      <w:hyperlink r:id="rId54">
         <w:r>
           <w:rPr>
             <w:rStyle w:val="Hyperlink"/>
@@ -3041,7 +3052,7 @@
       <w:r>
         <w:t xml:space="preserve"> </w:t>
       </w:r>
-      <w:hyperlink r:id="rId54">
+      <w:hyperlink r:id="rId55">
         <w:r>
           <w:rPr>
             <w:rStyle w:val="Hyperlink"/>
@@ -3102,7 +3113,7 @@
       <w:r>
         <w:t xml:space="preserve"> </w:t>
       </w:r>
-      <w:hyperlink r:id="rId55">
+      <w:hyperlink r:id="rId56">
         <w:r>
           <w:rPr>
             <w:rStyle w:val="Hyperlink"/>
@@ -3156,7 +3167,7 @@
       <w:r>
         <w:t xml:space="preserve"> </w:t>
       </w:r>
-      <w:hyperlink r:id="rId56">
+      <w:hyperlink r:id="rId57">
         <w:r>
           <w:rPr>
             <w:rStyle w:val="Hyperlink"/>
@@ -3217,7 +3228,7 @@
       <w:r>
         <w:t xml:space="preserve"> </w:t>
       </w:r>
-      <w:hyperlink r:id="rId57">
+      <w:hyperlink r:id="rId58">
         <w:r>
           <w:rPr>
             <w:rStyle w:val="Hyperlink"/>
@@ -3271,7 +3282,7 @@
       <w:r>
         <w:t xml:space="preserve"> </w:t>
       </w:r>
-      <w:hyperlink r:id="rId58">
+      <w:hyperlink r:id="rId59">
         <w:r>
           <w:rPr>
             <w:rStyle w:val="Hyperlink"/>
@@ -3325,7 +3336,7 @@
       <w:r>
         <w:t xml:space="preserve"> </w:t>
       </w:r>
-      <w:hyperlink r:id="rId59">
+      <w:hyperlink r:id="rId60">
         <w:r>
           <w:rPr>
             <w:rStyle w:val="Hyperlink"/>
@@ -3390,7 +3401,7 @@
       <w:r>
         <w:t xml:space="preserve"> </w:t>
       </w:r>
-      <w:hyperlink r:id="rId60">
+      <w:hyperlink r:id="rId61">
         <w:r>
           <w:rPr>
             <w:rStyle w:val="Hyperlink"/>
@@ -3447,7 +3458,7 @@
       <w:r>
         <w:t xml:space="preserve"> </w:t>
       </w:r>
-      <w:hyperlink r:id="rId61">
+      <w:hyperlink r:id="rId62">
         <w:r>
           <w:rPr>
             <w:rStyle w:val="Hyperlink"/>
@@ -4099,7 +4110,7 @@
         <w:tab/>
       </w:r>
       <w:r>
-        <w:t xml:space="preserve">76 review records for 24 journals, 2020–2026 (ORCID, 16 October 2026).</w:t>
+        <w:t xml:space="preserve">76 review records for 24 journals, 2020–2026 (ORCID, 30 October 2026).</w:t>
       </w:r>
     </w:p>
     <w:p>

--- a/cv/OKOnditi_CV_2026.docx
+++ b/cv/OKOnditi_CV_2026.docx
@@ -190,7 +190,7 @@
                 <w:color w:val="8A6520"/>
                 <w:sz w:val="34"/>
               </w:rPr>
-              <w:t xml:space="preserve">40</w:t>
+              <w:t xml:space="preserve">41</w:t>
             </w:r>
           </w:p>
           <w:p>
@@ -1034,7 +1034,7 @@
         <w:pStyle w:val="CVSubhead"/>
       </w:pPr>
       <w:r>
-        <w:t xml:space="preserve">Peer-reviewed journal articles (40)</w:t>
+        <w:t xml:space="preserve">Peer-reviewed journal articles (41)</w:t>
       </w:r>
     </w:p>
     <w:p>
@@ -1045,7 +1045,7 @@
         <w:rPr>
           <w:rStyle w:val="CVNum"/>
         </w:rPr>
-        <w:t xml:space="preserve">40.</w:t>
+        <w:t xml:space="preserve">41.</w:t>
       </w:r>
       <w:r>
         <w:tab/>
@@ -1115,7 +1115,7 @@
         <w:rPr>
           <w:rStyle w:val="CVNum"/>
         </w:rPr>
-        <w:t xml:space="preserve">39.</w:t>
+        <w:t xml:space="preserve">40.</w:t>
       </w:r>
       <w:r>
         <w:tab/>
@@ -1188,7 +1188,7 @@
         <w:rPr>
           <w:rStyle w:val="CVNum"/>
         </w:rPr>
-        <w:t xml:space="preserve">38.</w:t>
+        <w:t xml:space="preserve">39.</w:t>
       </w:r>
       <w:r>
         <w:tab/>
@@ -1242,7 +1242,7 @@
         <w:rPr>
           <w:rStyle w:val="CVNum"/>
         </w:rPr>
-        <w:t xml:space="preserve">37.</w:t>
+        <w:t xml:space="preserve">38.</w:t>
       </w:r>
       <w:r>
         <w:tab/>
@@ -1296,7 +1296,7 @@
         <w:rPr>
           <w:rStyle w:val="CVNum"/>
         </w:rPr>
-        <w:t xml:space="preserve">36.</w:t>
+        <w:t xml:space="preserve">37.</w:t>
       </w:r>
       <w:r>
         <w:tab/>
@@ -1350,7 +1350,7 @@
         <w:rPr>
           <w:rStyle w:val="CVNum"/>
         </w:rPr>
-        <w:t xml:space="preserve">35.</w:t>
+        <w:t xml:space="preserve">36.</w:t>
       </w:r>
       <w:r>
         <w:tab/>
@@ -1404,7 +1404,7 @@
         <w:rPr>
           <w:rStyle w:val="CVNum"/>
         </w:rPr>
-        <w:t xml:space="preserve">34.</w:t>
+        <w:t xml:space="preserve">35.</w:t>
       </w:r>
       <w:r>
         <w:tab/>
@@ -1458,7 +1458,7 @@
         <w:rPr>
           <w:rStyle w:val="CVNum"/>
         </w:rPr>
-        <w:t xml:space="preserve">33.</w:t>
+        <w:t xml:space="preserve">34.</w:t>
       </w:r>
       <w:r>
         <w:tab/>
@@ -1528,7 +1528,7 @@
         <w:rPr>
           <w:rStyle w:val="CVNum"/>
         </w:rPr>
-        <w:t xml:space="preserve">32.</w:t>
+        <w:t xml:space="preserve">33.</w:t>
       </w:r>
       <w:r>
         <w:tab/>
@@ -1585,7 +1585,7 @@
         <w:rPr>
           <w:rStyle w:val="CVNum"/>
         </w:rPr>
-        <w:t xml:space="preserve">31.</w:t>
+        <w:t xml:space="preserve">32.</w:t>
       </w:r>
       <w:r>
         <w:tab/>
@@ -1639,7 +1639,7 @@
         <w:rPr>
           <w:rStyle w:val="CVNum"/>
         </w:rPr>
-        <w:t xml:space="preserve">30.</w:t>
+        <w:t xml:space="preserve">31.</w:t>
       </w:r>
       <w:r>
         <w:tab/>
@@ -1700,13 +1700,13 @@
         <w:rPr>
           <w:rStyle w:val="CVNum"/>
         </w:rPr>
-        <w:t xml:space="preserve">29.</w:t>
+        <w:t xml:space="preserve">30.</w:t>
       </w:r>
       <w:r>
         <w:tab/>
       </w:r>
       <w:r>
-        <w:t xml:space="preserve">Bai, R., Ji, Y., Hu, W., Hu, Z., He, S.,</w:t>
+        <w:t xml:space="preserve">Wang, X., Song, W., Xing, Y., Wang, Y., Pei, X.,</w:t>
       </w:r>
       <w:r>
         <w:t xml:space="preserve"> </w:t>
@@ -1719,7 +1719,7 @@
         <w:t xml:space="preserve">Onditi, K. O.</w:t>
       </w:r>
       <w:r>
-        <w:t xml:space="preserve">, Wang, H., Xiong, Y., Zhang, J., Jiang, X. &amp; Li, X. (2025). Seasonal differences and downstream transport of terrestrial vertebrate eDNA: Insights from integrated camera-trap survey and water eDNA metabarcoding.</w:t>
+        <w:t xml:space="preserve">, Wang, H., Li, Q., Li, X., Chen, Z. &amp; Jiang, X. (2026). The Synergy Between Deterministic and Neutral Processes Drives Turnover-Dominated Beta Diversity of Non-Volant Small Mammals in the Western Tianshan Mountains, China.</w:t>
       </w:r>
       <w:r>
         <w:t xml:space="preserve"> </w:t>
@@ -1729,6 +1729,60 @@
           <w:i/>
           <w:iCs/>
         </w:rPr>
+        <w:t xml:space="preserve">Ecology and Evolution</w:t>
+      </w:r>
+      <w:r>
+        <w:t xml:space="preserve">, 16(11), e74538.</w:t>
+      </w:r>
+      <w:r>
+        <w:t xml:space="preserve"> </w:t>
+      </w:r>
+      <w:hyperlink r:id="rId32">
+        <w:r>
+          <w:rPr>
+            <w:rStyle w:val="Hyperlink"/>
+          </w:rPr>
+          <w:t xml:space="preserve">doi:10.1002/ece3.74538</w:t>
+        </w:r>
+      </w:hyperlink>
+    </w:p>
+    <w:p>
+      <w:pPr>
+        <w:pStyle w:val="CVPub"/>
+      </w:pPr>
+      <w:r>
+        <w:rPr>
+          <w:rStyle w:val="CVNum"/>
+        </w:rPr>
+        <w:t xml:space="preserve">29.</w:t>
+      </w:r>
+      <w:r>
+        <w:tab/>
+      </w:r>
+      <w:r>
+        <w:t xml:space="preserve">Bai, R., Ji, Y., Hu, W., Hu, Z., He, S.,</w:t>
+      </w:r>
+      <w:r>
+        <w:t xml:space="preserve"> </w:t>
+      </w:r>
+      <w:r>
+        <w:rPr>
+          <w:b/>
+          <w:bCs/>
+        </w:rPr>
+        <w:t xml:space="preserve">Onditi, K. O.</w:t>
+      </w:r>
+      <w:r>
+        <w:t xml:space="preserve">, Wang, H., Xiong, Y., Zhang, J., Jiang, X. &amp; Li, X. (2025). Seasonal differences and downstream transport of terrestrial vertebrate eDNA: Insights from integrated camera-trap survey and water eDNA metabarcoding.</w:t>
+      </w:r>
+      <w:r>
+        <w:t xml:space="preserve"> </w:t>
+      </w:r>
+      <w:r>
+        <w:rPr>
+          <w:i/>
+          <w:iCs/>
+        </w:rPr>
         <w:t xml:space="preserve">Global Ecology and Conservation</w:t>
       </w:r>
       <w:r>
@@ -1737,7 +1791,7 @@
       <w:r>
         <w:t xml:space="preserve"> </w:t>
       </w:r>
-      <w:hyperlink r:id="rId32">
+      <w:hyperlink r:id="rId33">
         <w:r>
           <w:rPr>
             <w:rStyle w:val="Hyperlink"/>
@@ -1791,7 +1845,7 @@
       <w:r>
         <w:t xml:space="preserve"> </w:t>
       </w:r>
-      <w:hyperlink r:id="rId33">
+      <w:hyperlink r:id="rId34">
         <w:r>
           <w:rPr>
             <w:rStyle w:val="Hyperlink"/>
@@ -1845,7 +1899,7 @@
       <w:r>
         <w:t xml:space="preserve"> </w:t>
       </w:r>
-      <w:hyperlink r:id="rId34">
+      <w:hyperlink r:id="rId35">
         <w:r>
           <w:rPr>
             <w:rStyle w:val="Hyperlink"/>
@@ -1899,7 +1953,7 @@
       <w:r>
         <w:t xml:space="preserve"> </w:t>
       </w:r>
-      <w:hyperlink r:id="rId35">
+      <w:hyperlink r:id="rId36">
         <w:r>
           <w:rPr>
             <w:rStyle w:val="Hyperlink"/>
@@ -1947,7 +2001,7 @@
       <w:r>
         <w:t xml:space="preserve"> </w:t>
       </w:r>
-      <w:hyperlink r:id="rId36">
+      <w:hyperlink r:id="rId37">
         <w:r>
           <w:rPr>
             <w:rStyle w:val="Hyperlink"/>
@@ -2014,7 +2068,7 @@
       <w:r>
         <w:t xml:space="preserve"> </w:t>
       </w:r>
-      <w:hyperlink r:id="rId37">
+      <w:hyperlink r:id="rId38">
         <w:r>
           <w:rPr>
             <w:rStyle w:val="Hyperlink"/>
@@ -2068,7 +2122,7 @@
       <w:r>
         <w:t xml:space="preserve"> </w:t>
       </w:r>
-      <w:hyperlink r:id="rId38">
+      <w:hyperlink r:id="rId39">
         <w:r>
           <w:rPr>
             <w:rStyle w:val="Hyperlink"/>
@@ -2122,7 +2176,7 @@
       <w:r>
         <w:t xml:space="preserve"> </w:t>
       </w:r>
-      <w:hyperlink r:id="rId39">
+      <w:hyperlink r:id="rId40">
         <w:r>
           <w:rPr>
             <w:rStyle w:val="Hyperlink"/>
@@ -2170,7 +2224,7 @@
       <w:r>
         <w:t xml:space="preserve"> </w:t>
       </w:r>
-      <w:hyperlink r:id="rId40">
+      <w:hyperlink r:id="rId41">
         <w:r>
           <w:rPr>
             <w:rStyle w:val="Hyperlink"/>
@@ -2237,7 +2291,7 @@
       <w:r>
         <w:t xml:space="preserve"> </w:t>
       </w:r>
-      <w:hyperlink r:id="rId41">
+      <w:hyperlink r:id="rId42">
         <w:r>
           <w:rPr>
             <w:rStyle w:val="Hyperlink"/>
@@ -2307,7 +2361,7 @@
       <w:r>
         <w:t xml:space="preserve"> </w:t>
       </w:r>
-      <w:hyperlink r:id="rId42">
+      <w:hyperlink r:id="rId43">
         <w:r>
           <w:rPr>
             <w:rStyle w:val="Hyperlink"/>
@@ -2364,7 +2418,7 @@
       <w:r>
         <w:t xml:space="preserve"> </w:t>
       </w:r>
-      <w:hyperlink r:id="rId43">
+      <w:hyperlink r:id="rId44">
         <w:r>
           <w:rPr>
             <w:rStyle w:val="Hyperlink"/>
@@ -2412,7 +2466,7 @@
       <w:r>
         <w:t xml:space="preserve"> </w:t>
       </w:r>
-      <w:hyperlink r:id="rId44">
+      <w:hyperlink r:id="rId45">
         <w:r>
           <w:rPr>
             <w:rStyle w:val="Hyperlink"/>
@@ -2466,7 +2520,7 @@
       <w:r>
         <w:t xml:space="preserve"> </w:t>
       </w:r>
-      <w:hyperlink r:id="rId45">
+      <w:hyperlink r:id="rId46">
         <w:r>
           <w:rPr>
             <w:rStyle w:val="Hyperlink"/>
@@ -2530,7 +2584,7 @@
       <w:r>
         <w:t xml:space="preserve"> </w:t>
       </w:r>
-      <w:hyperlink r:id="rId46">
+      <w:hyperlink r:id="rId47">
         <w:r>
           <w:rPr>
             <w:rStyle w:val="Hyperlink"/>
@@ -2584,7 +2638,7 @@
       <w:r>
         <w:t xml:space="preserve"> </w:t>
       </w:r>
-      <w:hyperlink r:id="rId47">
+      <w:hyperlink r:id="rId48">
         <w:r>
           <w:rPr>
             <w:rStyle w:val="Hyperlink"/>
@@ -2638,7 +2692,7 @@
       <w:r>
         <w:t xml:space="preserve"> </w:t>
       </w:r>
-      <w:hyperlink r:id="rId48">
+      <w:hyperlink r:id="rId49">
         <w:r>
           <w:rPr>
             <w:rStyle w:val="Hyperlink"/>
@@ -2711,7 +2765,7 @@
       <w:r>
         <w:t xml:space="preserve"> </w:t>
       </w:r>
-      <w:hyperlink r:id="rId49">
+      <w:hyperlink r:id="rId50">
         <w:r>
           <w:rPr>
             <w:rStyle w:val="Hyperlink"/>
@@ -2791,7 +2845,7 @@
       <w:r>
         <w:t xml:space="preserve"> </w:t>
       </w:r>
-      <w:hyperlink r:id="rId50">
+      <w:hyperlink r:id="rId51">
         <w:r>
           <w:rPr>
             <w:rStyle w:val="Hyperlink"/>
@@ -2839,7 +2893,7 @@
       <w:r>
         <w:t xml:space="preserve"> </w:t>
       </w:r>
-      <w:hyperlink r:id="rId51">
+      <w:hyperlink r:id="rId52">
         <w:r>
           <w:rPr>
             <w:rStyle w:val="Hyperlink"/>
@@ -2893,7 +2947,7 @@
       <w:r>
         <w:t xml:space="preserve"> </w:t>
       </w:r>
-      <w:hyperlink r:id="rId52">
+      <w:hyperlink r:id="rId53">
         <w:r>
           <w:rPr>
             <w:rStyle w:val="Hyperlink"/>
@@ -2950,7 +3004,7 @@
       <w:r>
         <w:t xml:space="preserve"> </w:t>
       </w:r>
-      <w:hyperlink r:id="rId53">
+      <w:hyperlink r:id="rId54">
         <w:r>
           <w:rPr>
             <w:rStyle w:val="Hyperlink"/>
@@ -3004,7 +3058,7 @@
       <w:r>
         <w:t xml:space="preserve"> </w:t>
       </w:r>
-      <w:hyperlink r:id="rId54">
+      <w:hyperlink r:id="rId55">
         <w:r>
           <w:rPr>
             <w:rStyle w:val="Hyperlink"/>
@@ -3052,7 +3106,7 @@
       <w:r>
         <w:t xml:space="preserve"> </w:t>
       </w:r>
-      <w:hyperlink r:id="rId55">
+      <w:hyperlink r:id="rId56">
         <w:r>
           <w:rPr>
             <w:rStyle w:val="Hyperlink"/>
@@ -3113,7 +3167,7 @@
       <w:r>
         <w:t xml:space="preserve"> </w:t>
       </w:r>
-      <w:hyperlink r:id="rId56">
+      <w:hyperlink r:id="rId57">
         <w:r>
           <w:rPr>
             <w:rStyle w:val="Hyperlink"/>
@@ -3167,7 +3221,7 @@
       <w:r>
         <w:t xml:space="preserve"> </w:t>
       </w:r>
-      <w:hyperlink r:id="rId57">
+      <w:hyperlink r:id="rId58">
         <w:r>
           <w:rPr>
             <w:rStyle w:val="Hyperlink"/>
@@ -3228,7 +3282,7 @@
       <w:r>
         <w:t xml:space="preserve"> </w:t>
       </w:r>
-      <w:hyperlink r:id="rId58">
+      <w:hyperlink r:id="rId59">
         <w:r>
           <w:rPr>
             <w:rStyle w:val="Hyperlink"/>
@@ -3282,7 +3336,7 @@
       <w:r>
         <w:t xml:space="preserve"> </w:t>
       </w:r>
-      <w:hyperlink r:id="rId59">
+      <w:hyperlink r:id="rId60">
         <w:r>
           <w:rPr>
             <w:rStyle w:val="Hyperlink"/>
@@ -3336,7 +3390,7 @@
       <w:r>
         <w:t xml:space="preserve"> </w:t>
       </w:r>
-      <w:hyperlink r:id="rId60">
+      <w:hyperlink r:id="rId61">
         <w:r>
           <w:rPr>
             <w:rStyle w:val="Hyperlink"/>
@@ -3401,7 +3455,7 @@
       <w:r>
         <w:t xml:space="preserve"> </w:t>
       </w:r>
-      <w:hyperlink r:id="rId61">
+      <w:hyperlink r:id="rId62">
         <w:r>
           <w:rPr>
             <w:rStyle w:val="Hyperlink"/>
@@ -3458,7 +3512,7 @@
       <w:r>
         <w:t xml:space="preserve"> </w:t>
       </w:r>
-      <w:hyperlink r:id="rId62">
+      <w:hyperlink r:id="rId63">
         <w:r>
           <w:rPr>
             <w:rStyle w:val="Hyperlink"/>

--- a/cv/OKOnditi_CV_2026.docx
+++ b/cv/OKOnditi_CV_2026.docx
@@ -232,7 +232,7 @@
                 <w:color w:val="8A6520"/>
                 <w:sz w:val="34"/>
               </w:rPr>
-              <w:t xml:space="preserve">8</w:t>
+              <w:t xml:space="preserve">11</w:t>
             </w:r>
           </w:p>
           <w:p>
@@ -249,7 +249,7 @@
                 <w:spacing w:val="6"/>
                 <w:sz w:val="15"/>
               </w:rPr>
-              <w:t xml:space="preserve">First-author articles</w:t>
+              <w:t xml:space="preserve">First/Corresponding-author articles</w:t>
             </w:r>
           </w:p>
         </w:tc>

--- a/cv/OKOnditi_CV_2026.docx
+++ b/cv/OKOnditi_CV_2026.docx
@@ -232,7 +232,7 @@
                 <w:color w:val="8A6520"/>
                 <w:sz w:val="34"/>
               </w:rPr>
-              <w:t xml:space="preserve">11</w:t>
+              <w:t xml:space="preserve">10</w:t>
             </w:r>
           </w:p>
           <w:p>
